--- a/templates/single_trust.docx
+++ b/templates/single_trust.docx
@@ -4,7 +4,7 @@
   <w:body>
     <w:p>
       <w:pPr>
-        <w:spacing w:before="480" w:after="240"/>
+        <w:spacing w:before="480" w:after="120"/>
         <w:jc w:val="center"/>
         <w:rPr>
           <w:rFonts w:ascii="Times New Roman" w:hAnsi="Times New Roman" w:cs="Times New Roman"/>
@@ -20,7 +20,26 @@
           <w:sz w:val="52"/>
           <w:szCs w:val="52"/>
         </w:rPr>
-        <w:t>2026 ESTATE PLANNING DOCUMENTS</w:t>
+        <w:t>«Current_Year» ESTATE PLANNING DOCUMENTS</w:t>
+      </w:r>
+    </w:p>
+    <w:p>
+      <w:pPr>
+        <w:spacing w:after="240"/>
+        <w:jc w:val="center"/>
+        <w:rPr>
+          <w:rFonts w:ascii="Times New Roman" w:hAnsi="Times New Roman" w:cs="Times New Roman"/>
+          <w:sz w:val="28"/>
+          <w:szCs w:val="28"/>
+        </w:rPr>
+      </w:pPr>
+      <w:r>
+        <w:rPr>
+          <w:rFonts w:ascii="Times New Roman" w:hAnsi="Times New Roman" w:cs="Times New Roman"/>
+          <w:sz w:val="28"/>
+          <w:szCs w:val="28"/>
+        </w:rPr>
+        <w:t>«Current_Date»</w:t>
       </w:r>
     </w:p>
     <w:p>
@@ -41,51 +60,7 @@
           <w:sz w:val="52"/>
           <w:szCs w:val="52"/>
         </w:rPr>
-        <w:t>«</w:t>
-      </w:r>
-      <w:proofErr w:type="spellStart"/>
-      <w:r>
-        <w:rPr>
-          <w:rFonts w:ascii="Times New Roman" w:hAnsi="Times New Roman" w:cs="Times New Roman"/>
-          <w:b/>
-          <w:bCs/>
-          <w:sz w:val="52"/>
-          <w:szCs w:val="52"/>
-        </w:rPr>
-        <w:t>Your_First_Name</w:t>
-      </w:r>
-      <w:proofErr w:type="spellEnd"/>
-      <w:r>
-        <w:rPr>
-          <w:rFonts w:ascii="Times New Roman" w:hAnsi="Times New Roman" w:cs="Times New Roman"/>
-          <w:b/>
-          <w:bCs/>
-          <w:sz w:val="52"/>
-          <w:szCs w:val="52"/>
-        </w:rPr>
-        <w:t>» «</w:t>
-      </w:r>
-      <w:proofErr w:type="spellStart"/>
-      <w:r>
-        <w:rPr>
-          <w:rFonts w:ascii="Times New Roman" w:hAnsi="Times New Roman" w:cs="Times New Roman"/>
-          <w:b/>
-          <w:bCs/>
-          <w:sz w:val="52"/>
-          <w:szCs w:val="52"/>
-        </w:rPr>
-        <w:t>Your_Last_Name</w:t>
-      </w:r>
-      <w:proofErr w:type="spellEnd"/>
-      <w:r>
-        <w:rPr>
-          <w:rFonts w:ascii="Times New Roman" w:hAnsi="Times New Roman" w:cs="Times New Roman"/>
-          <w:b/>
-          <w:bCs/>
-          <w:sz w:val="52"/>
-          <w:szCs w:val="52"/>
-        </w:rPr>
-        <w:t>»</w:t>
+        <w:t>«Your_First_Name» «Your_Last_Name»</w:t>
       </w:r>
     </w:p>
     <w:p>
@@ -960,21 +935,7 @@
           <w:szCs w:val="24"/>
         </w:rPr>
         <w:fldChar w:fldCharType="begin"/>
-      </w:r>
-      <w:r>
-        <w:rPr>
-          <w:rFonts w:ascii="Times New Roman" w:hAnsi="Times New Roman" w:cs="Times New Roman"/>
-          <w:sz w:val="24"/>
-          <w:szCs w:val="24"/>
-        </w:rPr>
         <w:instrText>DATE \@ "MMMM d, yyyy"</w:instrText>
-      </w:r>
-      <w:r>
-        <w:rPr>
-          <w:rFonts w:ascii="Times New Roman" w:hAnsi="Times New Roman" w:cs="Times New Roman"/>
-          <w:sz w:val="24"/>
-          <w:szCs w:val="24"/>
-        </w:rPr>
         <w:fldChar w:fldCharType="separate"/>
       </w:r>
       <w:r>
@@ -1058,37 +1019,9 @@
           <w:szCs w:val="24"/>
         </w:rPr>
         <w:tab/>
-      </w:r>
-      <w:r>
-        <w:rPr>
-          <w:rFonts w:ascii="Times New Roman" w:hAnsi="Times New Roman" w:cs="Times New Roman"/>
-          <w:sz w:val="24"/>
-          <w:szCs w:val="24"/>
-        </w:rPr>
-        <w:tab/>
-      </w:r>
-      <w:r>
-        <w:rPr>
-          <w:rFonts w:ascii="Times New Roman" w:hAnsi="Times New Roman" w:cs="Times New Roman"/>
-          <w:sz w:val="24"/>
-          <w:szCs w:val="24"/>
-        </w:rPr>
+        <w:tab/>
         <w:fldChar w:fldCharType="begin"/>
-      </w:r>
-      <w:r>
-        <w:rPr>
-          <w:rFonts w:ascii="Times New Roman" w:hAnsi="Times New Roman" w:cs="Times New Roman"/>
-          <w:sz w:val="24"/>
-          <w:szCs w:val="24"/>
-        </w:rPr>
         <w:instrText xml:space="preserve"> MERGEFIELD Your_First_Name </w:instrText>
-      </w:r>
-      <w:r>
-        <w:rPr>
-          <w:rFonts w:ascii="Times New Roman" w:hAnsi="Times New Roman" w:cs="Times New Roman"/>
-          <w:sz w:val="24"/>
-          <w:szCs w:val="24"/>
-        </w:rPr>
         <w:fldChar w:fldCharType="separate"/>
       </w:r>
       <w:r>
@@ -1107,37 +1040,9 @@
           <w:szCs w:val="24"/>
         </w:rPr>
         <w:fldChar w:fldCharType="end"/>
-      </w:r>
-      <w:r>
-        <w:rPr>
-          <w:rFonts w:ascii="Times New Roman" w:hAnsi="Times New Roman" w:cs="Times New Roman"/>
-          <w:sz w:val="24"/>
-          <w:szCs w:val="24"/>
-        </w:rPr>
         <w:t xml:space="preserve"> </w:t>
-      </w:r>
-      <w:r>
-        <w:rPr>
-          <w:rFonts w:ascii="Times New Roman" w:hAnsi="Times New Roman" w:cs="Times New Roman"/>
-          <w:sz w:val="24"/>
-          <w:szCs w:val="24"/>
-        </w:rPr>
         <w:fldChar w:fldCharType="begin"/>
-      </w:r>
-      <w:r>
-        <w:rPr>
-          <w:rFonts w:ascii="Times New Roman" w:hAnsi="Times New Roman" w:cs="Times New Roman"/>
-          <w:sz w:val="24"/>
-          <w:szCs w:val="24"/>
-        </w:rPr>
         <w:instrText xml:space="preserve"> MERGEFIELD Your_Last_Name </w:instrText>
-      </w:r>
-      <w:r>
-        <w:rPr>
-          <w:rFonts w:ascii="Times New Roman" w:hAnsi="Times New Roman" w:cs="Times New Roman"/>
-          <w:sz w:val="24"/>
-          <w:szCs w:val="24"/>
-        </w:rPr>
         <w:fldChar w:fldCharType="separate"/>
       </w:r>
       <w:r>
@@ -1245,13 +1150,6 @@
           <w:szCs w:val="24"/>
         </w:rPr>
         <w:tab/>
-      </w:r>
-      <w:r>
-        <w:rPr>
-          <w:rFonts w:ascii="Times New Roman" w:hAnsi="Times New Roman" w:cs="Times New Roman"/>
-          <w:sz w:val="24"/>
-          <w:szCs w:val="24"/>
-        </w:rPr>
         <w:tab/>
         <w:t>ESTATE PLANNING DOCUMENTS</w:t>
       </w:r>
@@ -1338,25 +1236,7 @@
           <w:sz w:val="24"/>
           <w:szCs w:val="24"/>
         </w:rPr>
-        <w:t>. You are the Trustor, the Trustee and the Beneficiary. You control all aspects of the Trust, including investments and distributions for your benefit. After you pass away, your named Successor Trustee will have full control of all Trust properties -- without probate. They will distribute your assets according to your specific instructions. Your Trust is legally known as a revocable, inter-</w:t>
-      </w:r>
-      <w:proofErr w:type="spellStart"/>
-      <w:r>
-        <w:rPr>
-          <w:rFonts w:ascii="Times New Roman" w:hAnsi="Times New Roman" w:cs="Times New Roman"/>
-          <w:sz w:val="24"/>
-          <w:szCs w:val="24"/>
-        </w:rPr>
-        <w:t>vivos</w:t>
-      </w:r>
-      <w:proofErr w:type="spellEnd"/>
-      <w:r>
-        <w:rPr>
-          <w:rFonts w:ascii="Times New Roman" w:hAnsi="Times New Roman" w:cs="Times New Roman"/>
-          <w:sz w:val="24"/>
-          <w:szCs w:val="24"/>
-        </w:rPr>
-        <w:t>, grantor-type Trust. It protects you and your family in at least four ways:</w:t>
+        <w:t>. You are the Trustor, the Trustee and the Beneficiary. You control all aspects of the Trust, including investments and distributions for your benefit. After you pass away, your named Successor Trustee will have full control of all Trust properties -- without probate. They will distribute your assets according to your specific instructions. Your Trust is legally known as a revocable, inter-vivos, grantor-type Trust. It protects you and your family in at least four ways:</w:t>
       </w:r>
     </w:p>
     <w:p>
@@ -1681,83 +1561,7 @@
           <w:sz w:val="24"/>
           <w:szCs w:val="24"/>
         </w:rPr>
-        <w:t>«</w:t>
-      </w:r>
-      <w:proofErr w:type="spellStart"/>
-      <w:r>
-        <w:rPr>
-          <w:rFonts w:ascii="Times New Roman" w:hAnsi="Times New Roman" w:cs="Times New Roman"/>
-          <w:i/>
-          <w:iCs/>
-          <w:sz w:val="24"/>
-          <w:szCs w:val="24"/>
-        </w:rPr>
-        <w:t>Your_Preferred_Signature_Name</w:t>
-      </w:r>
-      <w:proofErr w:type="spellEnd"/>
-      <w:r>
-        <w:rPr>
-          <w:rFonts w:ascii="Times New Roman" w:hAnsi="Times New Roman" w:cs="Times New Roman"/>
-          <w:i/>
-          <w:iCs/>
-          <w:sz w:val="24"/>
-          <w:szCs w:val="24"/>
-        </w:rPr>
-        <w:t>», Trustee (and successors in trust), «</w:t>
-      </w:r>
-      <w:proofErr w:type="spellStart"/>
-      <w:r>
-        <w:rPr>
-          <w:rFonts w:ascii="Times New Roman" w:hAnsi="Times New Roman" w:cs="Times New Roman"/>
-          <w:i/>
-          <w:iCs/>
-          <w:sz w:val="24"/>
-          <w:szCs w:val="24"/>
-        </w:rPr>
-        <w:t>Name_of_Trust</w:t>
-      </w:r>
-      <w:proofErr w:type="spellEnd"/>
-      <w:r>
-        <w:rPr>
-          <w:rFonts w:ascii="Times New Roman" w:hAnsi="Times New Roman" w:cs="Times New Roman"/>
-          <w:i/>
-          <w:iCs/>
-          <w:sz w:val="24"/>
-          <w:szCs w:val="24"/>
-        </w:rPr>
-        <w:t>» u/</w:t>
-      </w:r>
-      <w:proofErr w:type="spellStart"/>
-      <w:r>
-        <w:rPr>
-          <w:rFonts w:ascii="Times New Roman" w:hAnsi="Times New Roman" w:cs="Times New Roman"/>
-          <w:i/>
-          <w:iCs/>
-          <w:sz w:val="24"/>
-          <w:szCs w:val="24"/>
-        </w:rPr>
-        <w:t>a/d</w:t>
-      </w:r>
-      <w:proofErr w:type="spellEnd"/>
-      <w:r>
-        <w:rPr>
-          <w:rFonts w:ascii="Times New Roman" w:hAnsi="Times New Roman" w:cs="Times New Roman"/>
-          <w:i/>
-          <w:iCs/>
-          <w:sz w:val="24"/>
-          <w:szCs w:val="24"/>
-        </w:rPr>
-        <w:t xml:space="preserve"> ______________________, </w:t>
-      </w:r>
-      <w:r>
-        <w:rPr>
-          <w:rFonts w:ascii="Times New Roman" w:hAnsi="Times New Roman" w:cs="Times New Roman"/>
-          <w:i/>
-          <w:iCs/>
-          <w:sz w:val="24"/>
-          <w:szCs w:val="24"/>
-        </w:rPr>
-        <w:t>2026</w:t>
+        <w:t>«Your_Preferred_Signature_Name», Trustee (and successors in trust), «Name_of_Trust» u/a/d ______________________, 2026</w:t>
       </w:r>
     </w:p>
     <w:p>
@@ -1903,93 +1707,7 @@
           <w:sz w:val="24"/>
           <w:szCs w:val="24"/>
         </w:rPr>
-        <w:t>The Trustee then acting under the «</w:t>
-      </w:r>
-      <w:proofErr w:type="spellStart"/>
-      <w:r>
-        <w:rPr>
-          <w:rFonts w:ascii="Times New Roman" w:hAnsi="Times New Roman" w:cs="Times New Roman"/>
-          <w:i/>
-          <w:iCs/>
-          <w:sz w:val="24"/>
-          <w:szCs w:val="24"/>
-        </w:rPr>
-        <w:t>Name_of_Trust</w:t>
-      </w:r>
-      <w:proofErr w:type="spellEnd"/>
-      <w:r>
-        <w:rPr>
-          <w:rFonts w:ascii="Times New Roman" w:hAnsi="Times New Roman" w:cs="Times New Roman"/>
-          <w:i/>
-          <w:iCs/>
-          <w:sz w:val="24"/>
-          <w:szCs w:val="24"/>
-        </w:rPr>
-        <w:t>» u/</w:t>
-      </w:r>
-      <w:proofErr w:type="spellStart"/>
-      <w:r>
-        <w:rPr>
-          <w:rFonts w:ascii="Times New Roman" w:hAnsi="Times New Roman" w:cs="Times New Roman"/>
-          <w:i/>
-          <w:iCs/>
-          <w:sz w:val="24"/>
-          <w:szCs w:val="24"/>
-        </w:rPr>
-        <w:t>a/d</w:t>
-      </w:r>
-      <w:proofErr w:type="spellEnd"/>
-      <w:r>
-        <w:rPr>
-          <w:rFonts w:ascii="Times New Roman" w:hAnsi="Times New Roman" w:cs="Times New Roman"/>
-          <w:i/>
-          <w:iCs/>
-          <w:sz w:val="24"/>
-          <w:szCs w:val="24"/>
-        </w:rPr>
-        <w:t xml:space="preserve"> _________________________, </w:t>
-      </w:r>
-      <w:r>
-        <w:rPr>
-          <w:rFonts w:ascii="Times New Roman" w:hAnsi="Times New Roman" w:cs="Times New Roman"/>
-          <w:i/>
-          <w:iCs/>
-          <w:sz w:val="24"/>
-          <w:szCs w:val="24"/>
-        </w:rPr>
-        <w:t>2026</w:t>
-      </w:r>
-      <w:r>
-        <w:rPr>
-          <w:rFonts w:ascii="Times New Roman" w:hAnsi="Times New Roman" w:cs="Times New Roman"/>
-          <w:i/>
-          <w:iCs/>
-          <w:sz w:val="24"/>
-          <w:szCs w:val="24"/>
-        </w:rPr>
-        <w:t xml:space="preserve"> (with «</w:t>
-      </w:r>
-      <w:proofErr w:type="spellStart"/>
-      <w:r>
-        <w:rPr>
-          <w:rFonts w:ascii="Times New Roman" w:hAnsi="Times New Roman" w:cs="Times New Roman"/>
-          <w:i/>
-          <w:iCs/>
-          <w:sz w:val="24"/>
-          <w:szCs w:val="24"/>
-        </w:rPr>
-        <w:t>Your_Preferred_Signature_Name</w:t>
-      </w:r>
-      <w:proofErr w:type="spellEnd"/>
-      <w:r>
-        <w:rPr>
-          <w:rFonts w:ascii="Times New Roman" w:hAnsi="Times New Roman" w:cs="Times New Roman"/>
-          <w:i/>
-          <w:iCs/>
-          <w:sz w:val="24"/>
-          <w:szCs w:val="24"/>
-        </w:rPr>
-        <w:t>» as the current Trustee)</w:t>
+        <w:t>The Trustee then acting under the «Name_of_Trust» u/a/d _________________________, 2026 (with «Your_Preferred_Signature_Name» as the current Trustee)</w:t>
       </w:r>
     </w:p>
     <w:p>
@@ -2025,13 +1743,6 @@
           <w:szCs w:val="24"/>
         </w:rPr>
         <w:t xml:space="preserve">. Contact the custodian or administrator of your Individual Retirement Account, pension plan, or any other arrangement providing retirement or death benefits. Ask for the proper forms to designate </w:t>
-      </w:r>
-      <w:r>
-        <w:rPr>
-          <w:rFonts w:ascii="Times New Roman" w:hAnsi="Times New Roman" w:cs="Times New Roman"/>
-          <w:sz w:val="24"/>
-          <w:szCs w:val="24"/>
-        </w:rPr>
         <w:lastRenderedPageBreak/>
         <w:t>your Beneficiaries. We suggest you name your successor Beneficiaries as your children equally, or according to your specific wishes.</w:t>
       </w:r>
@@ -2374,46 +2085,7 @@
           <w:sz w:val="24"/>
           <w:szCs w:val="24"/>
         </w:rPr>
-        <w:t>. The current 202</w:t>
-      </w:r>
-      <w:r>
-        <w:rPr>
-          <w:rFonts w:ascii="Times New Roman" w:hAnsi="Times New Roman" w:cs="Times New Roman"/>
-          <w:sz w:val="24"/>
-          <w:szCs w:val="24"/>
-        </w:rPr>
-        <w:t>6</w:t>
-      </w:r>
-      <w:r>
-        <w:rPr>
-          <w:rFonts w:ascii="Times New Roman" w:hAnsi="Times New Roman" w:cs="Times New Roman"/>
-          <w:sz w:val="24"/>
-          <w:szCs w:val="24"/>
-        </w:rPr>
-        <w:t xml:space="preserve"> estate tax exemption amount of $</w:t>
-      </w:r>
-      <w:r>
-        <w:rPr>
-          <w:rFonts w:ascii="Times New Roman" w:hAnsi="Times New Roman" w:cs="Times New Roman"/>
-          <w:sz w:val="24"/>
-          <w:szCs w:val="24"/>
-        </w:rPr>
-        <w:t>15,000,000</w:t>
-      </w:r>
-      <w:r>
-        <w:rPr>
-          <w:rFonts w:ascii="Times New Roman" w:hAnsi="Times New Roman" w:cs="Times New Roman"/>
-          <w:sz w:val="24"/>
-          <w:szCs w:val="24"/>
-        </w:rPr>
-        <w:t xml:space="preserve"> leaves most Americans with zero exposure for estate taxes. For future years, Congress might drop that huge number down to $3.5 million or even $1 million. Upon review of your finances (your </w:t>
-      </w:r>
-      <w:r>
-        <w:rPr>
-          <w:rFonts w:ascii="Times New Roman" w:hAnsi="Times New Roman" w:cs="Times New Roman"/>
-          <w:sz w:val="24"/>
-          <w:szCs w:val="24"/>
-        </w:rPr>
+        <w:t xml:space="preserve">. The current 2026 estate tax exemption amount of $15,000,000 leaves most Americans with zero exposure for estate taxes. For future years, Congress might drop that huge number down to $3.5 million or even $1 million. Upon review of your finances (your </w:t>
         <w:lastRenderedPageBreak/>
         <w:t>net worth, life insurance benefits, prior gifts, and expected inheritances) together we determined that, for the present, the size of your taxable estate is less than the safe harbor exemption amount. Thus, we have not included any provisions to reduce, mitigate, or defer estate taxes. You will need to amend this trust to adopt such provisions if (a) your taxable estate increases significantly, or (b) the exemption amount is drastically reduced. Note that Congress has frequently changed the exemption amount; for example, it was only $600,000 in 1997. Should you have any questions, we are happy to discuss estate tax planning matters.</w:t>
       </w:r>
@@ -2541,25 +2213,7 @@
                 <w:sz w:val="24"/>
                 <w:szCs w:val="24"/>
               </w:rPr>
-              <w:t>A person who creates or establishes a trust. The trustor controls the content of the trust agreement; the trustor decides what provisions, plans, instructions, etc., go into the trust agreement. In the legal language of trusts, a trustor is also sometimes called the grantor, creator, or settlor. In this trust agreement, «</w:t>
-            </w:r>
-            <w:proofErr w:type="spellStart"/>
-            <w:r>
-              <w:rPr>
-                <w:rFonts w:ascii="Times New Roman" w:hAnsi="Times New Roman" w:cs="Times New Roman"/>
-                <w:sz w:val="24"/>
-                <w:szCs w:val="24"/>
-              </w:rPr>
-              <w:t>Your_Preferred_Signature_Name</w:t>
-            </w:r>
-            <w:proofErr w:type="spellEnd"/>
-            <w:r>
-              <w:rPr>
-                <w:rFonts w:ascii="Times New Roman" w:hAnsi="Times New Roman" w:cs="Times New Roman"/>
-                <w:sz w:val="24"/>
-                <w:szCs w:val="24"/>
-              </w:rPr>
-              <w:t>» is the "Trustor."</w:t>
+              <w:t>A person who creates or establishes a trust. The trustor controls the content of the trust agreement; the trustor decides what provisions, plans, instructions, etc., go into the trust agreement. In the legal language of trusts, a trustor is also sometimes called the grantor, creator, or settlor. In this trust agreement, «Your_Preferred_Signature_Name» is the "Trustor."</w:t>
             </w:r>
           </w:p>
         </w:tc>
@@ -2623,43 +2277,7 @@
                 <w:sz w:val="24"/>
                 <w:szCs w:val="24"/>
               </w:rPr>
-              <w:t>A person or bank who accepts the responsibility to carry out all the instructions, plans and provisions detailed in the trust agreement. In this trust agreement, at least until death, resignation, or incapacity, «</w:t>
-            </w:r>
-            <w:proofErr w:type="spellStart"/>
-            <w:r>
-              <w:rPr>
-                <w:rFonts w:ascii="Times New Roman" w:hAnsi="Times New Roman" w:cs="Times New Roman"/>
-                <w:sz w:val="24"/>
-                <w:szCs w:val="24"/>
-              </w:rPr>
-              <w:t>Your_Preferred_Signature_Name</w:t>
-            </w:r>
-            <w:proofErr w:type="spellEnd"/>
-            <w:r>
-              <w:rPr>
-                <w:rFonts w:ascii="Times New Roman" w:hAnsi="Times New Roman" w:cs="Times New Roman"/>
-                <w:sz w:val="24"/>
-                <w:szCs w:val="24"/>
-              </w:rPr>
-              <w:t>» serves as the Trustee and Trustor. Following death, resignation, or incapacity, «</w:t>
-            </w:r>
-            <w:proofErr w:type="spellStart"/>
-            <w:r>
-              <w:rPr>
-                <w:rFonts w:ascii="Times New Roman" w:hAnsi="Times New Roman" w:cs="Times New Roman"/>
-                <w:sz w:val="24"/>
-                <w:szCs w:val="24"/>
-              </w:rPr>
-              <w:t>First_Choice_Successor_Trustee</w:t>
-            </w:r>
-            <w:proofErr w:type="spellEnd"/>
-            <w:r>
-              <w:rPr>
-                <w:rFonts w:ascii="Times New Roman" w:hAnsi="Times New Roman" w:cs="Times New Roman"/>
-                <w:sz w:val="24"/>
-                <w:szCs w:val="24"/>
-              </w:rPr>
-              <w:t>» will become the Successor Trustee. In that case, he/she will act exclusively on behalf of the Trustor and carry out the Trustor's instructions.</w:t>
+              <w:t>A person or bank who accepts the responsibility to carry out all the instructions, plans and provisions detailed in the trust agreement. In this trust agreement, at least until death, resignation, or incapacity, «Your_Preferred_Signature_Name» serves as the Trustee and Trustor. Following death, resignation, or incapacity, «First_Choice_Successor_Trustee» will become the Successor Trustee. In that case, he/she will act exclusively on behalf of the Trustor and carry out the Trustor's instructions.</w:t>
             </w:r>
           </w:p>
         </w:tc>
@@ -2723,25 +2341,7 @@
                 <w:sz w:val="24"/>
                 <w:szCs w:val="24"/>
               </w:rPr>
-              <w:t>Any person who, according to the terms of the trust agreement shall or might receive any benefit, distribution, etc. Initially, «</w:t>
-            </w:r>
-            <w:proofErr w:type="spellStart"/>
-            <w:r>
-              <w:rPr>
-                <w:rFonts w:ascii="Times New Roman" w:hAnsi="Times New Roman" w:cs="Times New Roman"/>
-                <w:sz w:val="24"/>
-                <w:szCs w:val="24"/>
-              </w:rPr>
-              <w:t>Your_Preferred_Signature_Name</w:t>
-            </w:r>
-            <w:proofErr w:type="spellEnd"/>
-            <w:r>
-              <w:rPr>
-                <w:rFonts w:ascii="Times New Roman" w:hAnsi="Times New Roman" w:cs="Times New Roman"/>
-                <w:sz w:val="24"/>
-                <w:szCs w:val="24"/>
-              </w:rPr>
-              <w:t>» appears in these estate planning documents as the Trustor, Trustee, and Beneficiary.</w:t>
+              <w:t>Any person who, according to the terms of the trust agreement shall or might receive any benefit, distribution, etc. Initially, «Your_Preferred_Signature_Name» appears in these estate planning documents as the Trustor, Trustee, and Beneficiary.</w:t>
             </w:r>
           </w:p>
         </w:tc>
@@ -3041,48 +2641,17 @@
         </w:rPr>
         <w:lastRenderedPageBreak/>
         <w:t>AGREEMENT ESTABLISHING THE</w:t>
-      </w:r>
-      <w:r>
-        <w:rPr>
-          <w:rFonts w:ascii="Times New Roman" w:hAnsi="Times New Roman" w:cs="Times New Roman"/>
-          <w:b/>
-          <w:caps/>
+        <w:br/>
+      </w:r>
+      <w:r>
+        <w:rPr>
+          <w:rFonts w:ascii="Times New Roman" w:hAnsi="Times New Roman" w:cs="Times New Roman"/>
+          <w:b/>
+          <w:bCs/>
           <w:sz w:val="32"/>
           <w:szCs w:val="32"/>
         </w:rPr>
-        <w:br/>
-      </w:r>
-      <w:r>
-        <w:rPr>
-          <w:rFonts w:ascii="Times New Roman" w:hAnsi="Times New Roman" w:cs="Times New Roman"/>
-          <w:b/>
-          <w:bCs/>
-          <w:sz w:val="32"/>
-          <w:szCs w:val="32"/>
-        </w:rPr>
-        <w:t>«</w:t>
-      </w:r>
-      <w:proofErr w:type="spellStart"/>
-      <w:r>
-        <w:rPr>
-          <w:rFonts w:ascii="Times New Roman" w:hAnsi="Times New Roman" w:cs="Times New Roman"/>
-          <w:b/>
-          <w:bCs/>
-          <w:sz w:val="32"/>
-          <w:szCs w:val="32"/>
-        </w:rPr>
-        <w:t>Name_of_Trust</w:t>
-      </w:r>
-      <w:proofErr w:type="spellEnd"/>
-      <w:r>
-        <w:rPr>
-          <w:rFonts w:ascii="Times New Roman" w:hAnsi="Times New Roman" w:cs="Times New Roman"/>
-          <w:b/>
-          <w:bCs/>
-          <w:sz w:val="32"/>
-          <w:szCs w:val="32"/>
-        </w:rPr>
-        <w:t>»</w:t>
+        <w:t>«Name_of_Trust»</w:t>
       </w:r>
     </w:p>
     <w:p>
@@ -3102,59 +2671,7 @@
           <w:sz w:val="24"/>
           <w:szCs w:val="24"/>
         </w:rPr>
-        <w:t xml:space="preserve">THIS AGREEMENT is made this _____ day of ____________________, </w:t>
-      </w:r>
-      <w:r>
-        <w:rPr>
-          <w:rFonts w:ascii="Times New Roman" w:hAnsi="Times New Roman" w:cs="Times New Roman"/>
-          <w:sz w:val="24"/>
-          <w:szCs w:val="24"/>
-        </w:rPr>
-        <w:t>2026</w:t>
-      </w:r>
-      <w:r>
-        <w:rPr>
-          <w:rFonts w:ascii="Times New Roman" w:hAnsi="Times New Roman" w:cs="Times New Roman"/>
-          <w:sz w:val="24"/>
-          <w:szCs w:val="24"/>
-        </w:rPr>
-        <w:t>, by and between «</w:t>
-      </w:r>
-      <w:proofErr w:type="spellStart"/>
-      <w:r>
-        <w:rPr>
-          <w:rFonts w:ascii="Times New Roman" w:hAnsi="Times New Roman" w:cs="Times New Roman"/>
-          <w:sz w:val="24"/>
-          <w:szCs w:val="24"/>
-        </w:rPr>
-        <w:t>Your_Preferred_Signature_Name</w:t>
-      </w:r>
-      <w:proofErr w:type="spellEnd"/>
-      <w:r>
-        <w:rPr>
-          <w:rFonts w:ascii="Times New Roman" w:hAnsi="Times New Roman" w:cs="Times New Roman"/>
-          <w:sz w:val="24"/>
-          <w:szCs w:val="24"/>
-        </w:rPr>
-        <w:t>» as Trustor (the "Trustor" herein) and «</w:t>
-      </w:r>
-      <w:proofErr w:type="spellStart"/>
-      <w:r>
-        <w:rPr>
-          <w:rFonts w:ascii="Times New Roman" w:hAnsi="Times New Roman" w:cs="Times New Roman"/>
-          <w:sz w:val="24"/>
-          <w:szCs w:val="24"/>
-        </w:rPr>
-        <w:t>Your_Preferred_Signature_Name</w:t>
-      </w:r>
-      <w:proofErr w:type="spellEnd"/>
-      <w:r>
-        <w:rPr>
-          <w:rFonts w:ascii="Times New Roman" w:hAnsi="Times New Roman" w:cs="Times New Roman"/>
-          <w:sz w:val="24"/>
-          <w:szCs w:val="24"/>
-        </w:rPr>
-        <w:t>» as Trustee (hereinafter sometimes referred to as the "Trustee").</w:t>
+        <w:t>THIS AGREEMENT is made this _____ day of ____________________, 2026, by and between «Your_Preferred_Signature_Name» as Trustor (the "Trustor" herein) and «Your_Preferred_Signature_Name» as Trustee (hereinafter sometimes referred to as the "Trustee").</w:t>
       </w:r>
     </w:p>
     <w:p>
@@ -3231,25 +2748,7 @@
           <w:sz w:val="24"/>
           <w:szCs w:val="24"/>
         </w:rPr>
-        <w:t>The Trustor has the following children: «</w:t>
-      </w:r>
-      <w:proofErr w:type="spellStart"/>
-      <w:r>
-        <w:rPr>
-          <w:rFonts w:ascii="Times New Roman" w:hAnsi="Times New Roman" w:cs="Times New Roman"/>
-          <w:sz w:val="24"/>
-          <w:szCs w:val="24"/>
-        </w:rPr>
-        <w:t>Full_Legal_Names_of_Children</w:t>
-      </w:r>
-      <w:proofErr w:type="spellEnd"/>
-      <w:r>
-        <w:rPr>
-          <w:rFonts w:ascii="Times New Roman" w:hAnsi="Times New Roman" w:cs="Times New Roman"/>
-          <w:sz w:val="24"/>
-          <w:szCs w:val="24"/>
-        </w:rPr>
-        <w:t>». All references to the Trustor's children are to them and to any others born or adopted hereafter. All references to the Trustor's descendants are to the Trustor's children and the descendants of the Trustor's children.</w:t>
+        <w:t>The Trustor has the following children: «Full_Legal_Names_of_Children». All references to the Trustor's children are to them and to any others born or adopted hereafter. All references to the Trustor's descendants are to the Trustor's children and the descendants of the Trustor's children.</w:t>
       </w:r>
     </w:p>
     <w:p>
@@ -3325,38 +2824,9 @@
           <w:sz w:val="24"/>
           <w:szCs w:val="24"/>
         </w:rPr>
-        <w:t xml:space="preserve">Upon the consideration of the mutual covenants and benefits of this Trust Agreement, the Trustor has transferred (or will transfer) to the Trustee the property described in Schedule "A," which is or will be annexed hereto, together with any other property as to which title has been or is hereafter transferred to the Trustee. </w:t>
-      </w:r>
-      <w:r>
-        <w:rPr>
-          <w:rFonts w:ascii="Times New Roman" w:hAnsi="Times New Roman" w:cs="Times New Roman"/>
-          <w:sz w:val="24"/>
-          <w:szCs w:val="24"/>
-        </w:rPr>
-        <w:t xml:space="preserve">All properties transferred, unless otherwise designated, shall be owned by </w:t>
-      </w:r>
-      <w:r>
-        <w:rPr>
-          <w:rFonts w:ascii="Times New Roman" w:hAnsi="Times New Roman" w:cs="Times New Roman"/>
-          <w:sz w:val="24"/>
-          <w:szCs w:val="24"/>
-        </w:rPr>
+        <w:t xml:space="preserve">Upon the consideration of the mutual covenants and benefits of this Trust Agreement, the Trustor has transferred (or will transfer) to the Trustee the property described in Schedule "A," which is or will be annexed hereto, together with any other property as to which title has been or is hereafter transferred to the Trustee. All properties transferred, unless otherwise designated, shall be owned by </w:t>
         <w:fldChar w:fldCharType="begin"/>
-      </w:r>
-      <w:r>
-        <w:rPr>
-          <w:rFonts w:ascii="Times New Roman" w:hAnsi="Times New Roman" w:cs="Times New Roman"/>
-          <w:sz w:val="24"/>
-          <w:szCs w:val="24"/>
-        </w:rPr>
         <w:instrText xml:space="preserve"> MERGEFIELD Your_Preferred_Signature_Name </w:instrText>
-      </w:r>
-      <w:r>
-        <w:rPr>
-          <w:rFonts w:ascii="Times New Roman" w:hAnsi="Times New Roman" w:cs="Times New Roman"/>
-          <w:sz w:val="24"/>
-          <w:szCs w:val="24"/>
-        </w:rPr>
         <w:fldChar w:fldCharType="separate"/>
       </w:r>
       <w:r>
@@ -3375,30 +2845,7 @@
           <w:szCs w:val="24"/>
         </w:rPr>
         <w:fldChar w:fldCharType="end"/>
-      </w:r>
-      <w:r>
-        <w:rPr>
-          <w:rFonts w:ascii="Times New Roman" w:hAnsi="Times New Roman" w:cs="Times New Roman"/>
-          <w:sz w:val="24"/>
-          <w:szCs w:val="24"/>
-        </w:rPr>
-        <w:t>.</w:t>
-      </w:r>
-      <w:r>
-        <w:rPr>
-          <w:rFonts w:ascii="Times New Roman" w:hAnsi="Times New Roman" w:cs="Times New Roman"/>
-          <w:sz w:val="24"/>
-          <w:szCs w:val="24"/>
-        </w:rPr>
-        <w:t xml:space="preserve"> </w:t>
-      </w:r>
-      <w:r>
-        <w:rPr>
-          <w:rFonts w:ascii="Times New Roman" w:hAnsi="Times New Roman" w:cs="Times New Roman"/>
-          <w:sz w:val="24"/>
-          <w:szCs w:val="24"/>
-        </w:rPr>
-        <w:t>The Trustee hereby agrees to hold, administer, and distribute, in accordance with the provisions hereof, all of such property and any other property acceptable to the Trustee which anyone may desire to add to the Trust. All property transferred to or held by the Trustee, including property passing under the Trustor's Will or pursuant to any beneficiary designation, is the "Trust Estate" herein.</w:t>
+        <w:t>. The Trustee hereby agrees to hold, administer, and distribute, in accordance with the provisions hereof, all of such property and any other property acceptable to the Trustee which anyone may desire to add to the Trust. All property transferred to or held by the Trustee, including property passing under the Trustor's Will or pursuant to any beneficiary designation, is the "Trust Estate" herein.</w:t>
       </w:r>
     </w:p>
     <w:p>
@@ -4148,13 +3595,6 @@
           <w:szCs w:val="24"/>
         </w:rPr>
         <w:t xml:space="preserve">In addition, the Trustee may, from the principal of each Separate Trust Account, pay to or apply for the benefit of the Beneficiary thereof, such sums (even to the extent of the whole thereof) as the Trustee alone determines to be necessary or desirable from time to time to provide for a Beneficiary's medical care, education, support and maintenance in reasonable comfort, taking into consideration, to the extent the Trustee deems advisable, any other income or resources of such Beneficiary known to the Trustee. In exercising this </w:t>
-      </w:r>
-      <w:r>
-        <w:rPr>
-          <w:rFonts w:ascii="Times New Roman" w:hAnsi="Times New Roman" w:cs="Times New Roman"/>
-          <w:sz w:val="24"/>
-          <w:szCs w:val="24"/>
-        </w:rPr>
         <w:lastRenderedPageBreak/>
         <w:t>discretionary authority to distribute income and principal under this Article 7, the Trustee shall give primary consideration to the needs and wishes of the Beneficiary.</w:t>
       </w:r>
@@ -4207,25 +3647,7 @@
           <w:sz w:val="24"/>
           <w:szCs w:val="24"/>
         </w:rPr>
-        <w:t>Except as provided in Article 10 below, (</w:t>
-      </w:r>
-      <w:proofErr w:type="spellStart"/>
-      <w:r>
-        <w:rPr>
-          <w:rFonts w:ascii="Times New Roman" w:hAnsi="Times New Roman" w:cs="Times New Roman"/>
-          <w:sz w:val="24"/>
-          <w:szCs w:val="24"/>
-        </w:rPr>
-        <w:t>i</w:t>
-      </w:r>
-      <w:proofErr w:type="spellEnd"/>
-      <w:r>
-        <w:rPr>
-          <w:rFonts w:ascii="Times New Roman" w:hAnsi="Times New Roman" w:cs="Times New Roman"/>
-          <w:sz w:val="24"/>
-          <w:szCs w:val="24"/>
-        </w:rPr>
-        <w:t>) when the Beneficiary attains the age of 25 years, the Trustee shall distribute to him or her the undistributed balance of his or her Separate Trust Account, or (ii) if the Beneficiary has already attained the age of 25 at the time the Distribution Fund is divided into Separate Trust Accounts, the Trustee shall, as soon as may be practicable following the division, distribute to the Beneficiary all of his or her Separate Trust Account, free of this Trust. Notwithstanding the foregoing, the Trustee shall not make any such distribution until he or she receives an acknowledged instrument of instructions from the Beneficiary.</w:t>
+        <w:t>Except as provided in Article 10 below, (i) when the Beneficiary attains the age of 25 years, the Trustee shall distribute to him or her the undistributed balance of his or her Separate Trust Account, or (ii) if the Beneficiary has already attained the age of 25 at the time the Distribution Fund is divided into Separate Trust Accounts, the Trustee shall, as soon as may be practicable following the division, distribute to the Beneficiary all of his or her Separate Trust Account, free of this Trust. Notwithstanding the foregoing, the Trustee shall not make any such distribution until he or she receives an acknowledged instrument of instructions from the Beneficiary.</w:t>
       </w:r>
     </w:p>
     <w:p>
@@ -4248,29 +3670,7 @@
           <w:szCs w:val="24"/>
           <w:u w:val="single"/>
         </w:rPr>
-        <w:t>7.</w:t>
-      </w:r>
-      <w:r>
-        <w:rPr>
-          <w:rFonts w:ascii="Times New Roman" w:hAnsi="Times New Roman" w:cs="Times New Roman"/>
-          <w:b/>
-          <w:bCs/>
-          <w:sz w:val="24"/>
-          <w:szCs w:val="24"/>
-          <w:u w:val="single"/>
-        </w:rPr>
-        <w:t>2</w:t>
-      </w:r>
-      <w:r>
-        <w:rPr>
-          <w:rFonts w:ascii="Times New Roman" w:hAnsi="Times New Roman" w:cs="Times New Roman"/>
-          <w:b/>
-          <w:bCs/>
-          <w:sz w:val="24"/>
-          <w:szCs w:val="24"/>
-          <w:u w:val="single"/>
-        </w:rPr>
-        <w:t xml:space="preserve">  Guidelines for Successor Trustees</w:t>
+        <w:t>7.2  Guidelines for Successor Trustees</w:t>
       </w:r>
       <w:r>
         <w:rPr>
@@ -4490,27 +3890,7 @@
           <w:sz w:val="24"/>
           <w:szCs w:val="24"/>
         </w:rPr>
-        <w:t>7.</w:t>
-      </w:r>
-      <w:r>
-        <w:rPr>
-          <w:rFonts w:ascii="Times New Roman" w:hAnsi="Times New Roman" w:cs="Times New Roman"/>
-          <w:b/>
-          <w:bCs/>
-          <w:sz w:val="24"/>
-          <w:szCs w:val="24"/>
-        </w:rPr>
-        <w:t>3</w:t>
-      </w:r>
-      <w:r>
-        <w:rPr>
-          <w:rFonts w:ascii="Times New Roman" w:hAnsi="Times New Roman" w:cs="Times New Roman"/>
-          <w:b/>
-          <w:bCs/>
-          <w:sz w:val="24"/>
-          <w:szCs w:val="24"/>
-        </w:rPr>
-        <w:t xml:space="preserve">  </w:t>
+        <w:t xml:space="preserve">7.3  </w:t>
       </w:r>
       <w:r>
         <w:rPr>
@@ -4540,13 +3920,6 @@
           <w:szCs w:val="24"/>
         </w:rPr>
         <w:t xml:space="preserve">In all cases, the Trustee's determinations regarding the exercise or failure to exercise any of the discretionary powers granted in this Trust </w:t>
-      </w:r>
-      <w:r>
-        <w:rPr>
-          <w:rFonts w:ascii="Times New Roman" w:hAnsi="Times New Roman" w:cs="Times New Roman"/>
-          <w:sz w:val="24"/>
-          <w:szCs w:val="24"/>
-        </w:rPr>
         <w:lastRenderedPageBreak/>
         <w:t xml:space="preserve">Agreement shall be final and conclusive upon all parties interested in the Trust Estate. Moreover no distribution, loan, or expenditure to or for the benefit of an individual beneficiary shall be considered as an advance or be charged against such Beneficiary or any subsequent expenditure that may be made under the provisions of this Trust Agreement or any trust derived therefrom. And, in keeping with the wholly discretionary nature of this Trust, no beneficiary (and no party claiming by or through or under them) shall ever have any ascertainable, proportionate, actuarial or otherwise fixed or definable right to or interest in any portion of the Trust Estate or any property right or interest of any kind with respect to the Trust. That is, notwithstanding the provisions of Section 50 and/or Section 60 of </w:t>
       </w:r>
@@ -4588,27 +3961,7 @@
           <w:sz w:val="24"/>
           <w:szCs w:val="24"/>
         </w:rPr>
-        <w:t>7.</w:t>
-      </w:r>
-      <w:r>
-        <w:rPr>
-          <w:rFonts w:ascii="Times New Roman" w:hAnsi="Times New Roman" w:cs="Times New Roman"/>
-          <w:b/>
-          <w:bCs/>
-          <w:sz w:val="24"/>
-          <w:szCs w:val="24"/>
-        </w:rPr>
-        <w:t>4</w:t>
-      </w:r>
-      <w:r>
-        <w:rPr>
-          <w:rFonts w:ascii="Times New Roman" w:hAnsi="Times New Roman" w:cs="Times New Roman"/>
-          <w:b/>
-          <w:bCs/>
-          <w:sz w:val="24"/>
-          <w:szCs w:val="24"/>
-        </w:rPr>
-        <w:t xml:space="preserve">  </w:t>
+        <w:t xml:space="preserve">7.4  </w:t>
       </w:r>
       <w:r>
         <w:rPr>
@@ -4659,27 +4012,7 @@
           <w:sz w:val="24"/>
           <w:szCs w:val="24"/>
         </w:rPr>
-        <w:t>7.</w:t>
-      </w:r>
-      <w:r>
-        <w:rPr>
-          <w:rFonts w:ascii="Times New Roman" w:hAnsi="Times New Roman" w:cs="Times New Roman"/>
-          <w:b/>
-          <w:bCs/>
-          <w:sz w:val="24"/>
-          <w:szCs w:val="24"/>
-        </w:rPr>
-        <w:t>5</w:t>
-      </w:r>
-      <w:r>
-        <w:rPr>
-          <w:rFonts w:ascii="Times New Roman" w:hAnsi="Times New Roman" w:cs="Times New Roman"/>
-          <w:b/>
-          <w:bCs/>
-          <w:sz w:val="24"/>
-          <w:szCs w:val="24"/>
-        </w:rPr>
-        <w:t xml:space="preserve">  </w:t>
+        <w:t xml:space="preserve">7.5  </w:t>
       </w:r>
       <w:r>
         <w:rPr>
@@ -4800,107 +4133,15 @@
           <w:sz w:val="24"/>
           <w:szCs w:val="24"/>
         </w:rPr>
-        <w:t>8.1</w:t>
-      </w:r>
-      <w:r>
-        <w:rPr>
-          <w:rFonts w:ascii="Times New Roman" w:hAnsi="Times New Roman" w:cs="Times New Roman"/>
-          <w:b/>
-          <w:bCs/>
-          <w:sz w:val="24"/>
-          <w:szCs w:val="24"/>
-        </w:rPr>
-        <w:t xml:space="preserve">  </w:t>
-      </w:r>
-      <w:r>
-        <w:rPr>
-          <w:rFonts w:ascii="Times New Roman" w:hAnsi="Times New Roman" w:cs="Times New Roman"/>
-          <w:b/>
-          <w:bCs/>
-          <w:sz w:val="24"/>
-          <w:szCs w:val="24"/>
-        </w:rPr>
-        <w:t xml:space="preserve">Appointment. </w:t>
-      </w:r>
-      <w:r>
-        <w:rPr>
-          <w:rFonts w:ascii="Times New Roman" w:hAnsi="Times New Roman" w:cs="Times New Roman"/>
-          <w:sz w:val="24"/>
-          <w:szCs w:val="24"/>
-        </w:rPr>
-        <w:t>The Trustor hereby nominates and appoints «</w:t>
-      </w:r>
-      <w:proofErr w:type="spellStart"/>
-      <w:r>
-        <w:rPr>
-          <w:rFonts w:ascii="Times New Roman" w:hAnsi="Times New Roman" w:cs="Times New Roman"/>
-          <w:sz w:val="24"/>
-          <w:szCs w:val="24"/>
-        </w:rPr>
-        <w:t>Your_Preferred_Signature_Name</w:t>
-      </w:r>
-      <w:proofErr w:type="spellEnd"/>
-      <w:r>
-        <w:rPr>
-          <w:rFonts w:ascii="Times New Roman" w:hAnsi="Times New Roman" w:cs="Times New Roman"/>
-          <w:sz w:val="24"/>
-          <w:szCs w:val="24"/>
-        </w:rPr>
-        <w:t>» as Trustee of this Trust. If the Trustee resigns or fails to serve, «</w:t>
-      </w:r>
-      <w:proofErr w:type="spellStart"/>
-      <w:r>
-        <w:rPr>
-          <w:rFonts w:ascii="Times New Roman" w:hAnsi="Times New Roman" w:cs="Times New Roman"/>
-          <w:sz w:val="24"/>
-          <w:szCs w:val="24"/>
-        </w:rPr>
-        <w:t>First_Choice_Successor_Trustee</w:t>
-      </w:r>
-      <w:proofErr w:type="spellEnd"/>
-      <w:r>
-        <w:rPr>
-          <w:rFonts w:ascii="Times New Roman" w:hAnsi="Times New Roman" w:cs="Times New Roman"/>
-          <w:sz w:val="24"/>
-          <w:szCs w:val="24"/>
-        </w:rPr>
-        <w:t>» shall serve as Successor Trustee. If «</w:t>
-      </w:r>
-      <w:proofErr w:type="spellStart"/>
-      <w:r>
-        <w:rPr>
-          <w:rFonts w:ascii="Times New Roman" w:hAnsi="Times New Roman" w:cs="Times New Roman"/>
-          <w:sz w:val="24"/>
-          <w:szCs w:val="24"/>
-        </w:rPr>
-        <w:t>First_Choice_Successor_Trustee</w:t>
-      </w:r>
-      <w:proofErr w:type="spellEnd"/>
-      <w:r>
-        <w:rPr>
-          <w:rFonts w:ascii="Times New Roman" w:hAnsi="Times New Roman" w:cs="Times New Roman"/>
-          <w:sz w:val="24"/>
-          <w:szCs w:val="24"/>
-        </w:rPr>
-        <w:t>» resigns or fails to serve, «</w:t>
-      </w:r>
-      <w:proofErr w:type="spellStart"/>
-      <w:r>
-        <w:rPr>
-          <w:rFonts w:ascii="Times New Roman" w:hAnsi="Times New Roman" w:cs="Times New Roman"/>
-          <w:sz w:val="24"/>
-          <w:szCs w:val="24"/>
-        </w:rPr>
-        <w:t>Second_Choice_Successor_Trustee</w:t>
-      </w:r>
-      <w:proofErr w:type="spellEnd"/>
-      <w:r>
-        <w:rPr>
-          <w:rFonts w:ascii="Times New Roman" w:hAnsi="Times New Roman" w:cs="Times New Roman"/>
-          <w:sz w:val="24"/>
-          <w:szCs w:val="24"/>
-        </w:rPr>
-        <w:t>_» shall serve as Successor Trustee.</w:t>
+        <w:t xml:space="preserve">8.1  Appointment. </w:t>
+      </w:r>
+      <w:r>
+        <w:rPr>
+          <w:rFonts w:ascii="Times New Roman" w:hAnsi="Times New Roman" w:cs="Times New Roman"/>
+          <w:sz w:val="24"/>
+          <w:szCs w:val="24"/>
+        </w:rPr>
+        <w:t>The Trustor hereby nominates and appoints «Your_Preferred_Signature_Name» as Trustee of this Trust. If the Trustee resigns or fails to serve, «First_Choice_Successor_Trustee» shall serve as Successor Trustee. If «First_Choice_Successor_Trustee» resigns or fails to serve, «Second_Choice_Successor_Trustee_» shall serve as Successor Trustee.</w:t>
       </w:r>
     </w:p>
     <w:p>
@@ -4930,43 +4171,7 @@
           <w:sz w:val="24"/>
           <w:szCs w:val="24"/>
         </w:rPr>
-        <w:t>Upon the death, incapacity, resignation or discharge of the Trustee, the following individuals shall serve (in the order and priority named) as Successor Trustee: «</w:t>
-      </w:r>
-      <w:proofErr w:type="spellStart"/>
-      <w:r>
-        <w:rPr>
-          <w:rFonts w:ascii="Times New Roman" w:hAnsi="Times New Roman" w:cs="Times New Roman"/>
-          <w:sz w:val="24"/>
-          <w:szCs w:val="24"/>
-        </w:rPr>
-        <w:t>First_Choice_Successor_Trustee</w:t>
-      </w:r>
-      <w:proofErr w:type="spellEnd"/>
-      <w:r>
-        <w:rPr>
-          <w:rFonts w:ascii="Times New Roman" w:hAnsi="Times New Roman" w:cs="Times New Roman"/>
-          <w:sz w:val="24"/>
-          <w:szCs w:val="24"/>
-        </w:rPr>
-        <w:t>», then «</w:t>
-      </w:r>
-      <w:proofErr w:type="spellStart"/>
-      <w:r>
-        <w:rPr>
-          <w:rFonts w:ascii="Times New Roman" w:hAnsi="Times New Roman" w:cs="Times New Roman"/>
-          <w:sz w:val="24"/>
-          <w:szCs w:val="24"/>
-        </w:rPr>
-        <w:t>Second_Choice_Successor_Trustee</w:t>
-      </w:r>
-      <w:proofErr w:type="spellEnd"/>
-      <w:r>
-        <w:rPr>
-          <w:rFonts w:ascii="Times New Roman" w:hAnsi="Times New Roman" w:cs="Times New Roman"/>
-          <w:sz w:val="24"/>
-          <w:szCs w:val="24"/>
-        </w:rPr>
-        <w:t>_», then whomsoever a majority of the Beneficiaries shall appoint by written instrument delivered to the resigning Trustee or to the Trust Estate.</w:t>
+        <w:t>Upon the death, incapacity, resignation or discharge of the Trustee, the following individuals shall serve (in the order and priority named) as Successor Trustee: «First_Choice_Successor_Trustee», then «Second_Choice_Successor_Trustee_», then whomsoever a majority of the Beneficiaries shall appoint by written instrument delivered to the resigning Trustee or to the Trust Estate.</w:t>
       </w:r>
     </w:p>
     <w:p>
@@ -4991,15 +4196,6 @@
           <w:szCs w:val="24"/>
         </w:rPr>
         <w:t>8.3</w:t>
-      </w:r>
-      <w:r>
-        <w:rPr>
-          <w:rFonts w:ascii="Times New Roman" w:hAnsi="Times New Roman" w:cs="Times New Roman"/>
-          <w:b/>
-          <w:bCs/>
-          <w:sz w:val="24"/>
-          <w:szCs w:val="24"/>
-        </w:rPr>
         <w:tab/>
       </w:r>
       <w:r>
@@ -5197,12 +4393,6 @@
           <w:color w:val="auto"/>
         </w:rPr>
         <w:t xml:space="preserve">.  After the death of both of the Trustors, the Successor Trustee shall render annual reports to each Beneficiary currently eligible to receive a share of any Trust.  This report shall show the assets of such Trust and all receipts, disbursements and </w:t>
-      </w:r>
-      <w:r>
-        <w:rPr>
-          <w:rFonts w:ascii="Times New Roman" w:hAnsi="Times New Roman" w:cs="Times New Roman"/>
-          <w:color w:val="auto"/>
-        </w:rPr>
         <w:lastRenderedPageBreak/>
         <w:t>distributions during the period.  The Trustee may render these reports to a Beneficiary who is under a legal disability directly to such Beneficiary or to any parent, guardian or other personal representative of such Beneficiary.  The Trustee’s records with respect to any Trust shall be open at all reasonable times to inspection by the Beneficiary of such Trust and his or her authorized representatives.</w:t>
       </w:r>
@@ -5225,15 +4415,7 @@
           <w:b/>
           <w:color w:val="auto"/>
         </w:rPr>
-        <w:t>8</w:t>
-      </w:r>
-      <w:r>
-        <w:rPr>
-          <w:rFonts w:ascii="Times New Roman" w:hAnsi="Times New Roman" w:cs="Times New Roman"/>
-          <w:b/>
-          <w:color w:val="auto"/>
-        </w:rPr>
-        <w:t>.6</w:t>
+        <w:t>8.6</w:t>
       </w:r>
       <w:r>
         <w:rPr>
@@ -5554,12 +4736,6 @@
           <w:color w:val="auto"/>
         </w:rPr>
         <w:t xml:space="preserve">.  Should a Trustor, any Trustee or any adult Beneficiary object to such physicians’ certifications, such objecting party may seek a legal determination of competency in any court of proper jurisdiction.  During the period of </w:t>
-      </w:r>
-      <w:r>
-        <w:rPr>
-          <w:rFonts w:ascii="Times New Roman" w:hAnsi="Times New Roman" w:cs="Times New Roman"/>
-          <w:color w:val="auto"/>
-        </w:rPr>
         <w:lastRenderedPageBreak/>
         <w:t>such certification, unless and until a court of proper jurisdiction determines otherwise, any attempt by the subject Trustor to exercise the reserved rights and privileges or to exercise the authority and power of a Trustee shall be void.</w:t>
       </w:r>
@@ -5708,23 +4884,7 @@
           <w:rFonts w:ascii="Times New Roman" w:hAnsi="Times New Roman" w:cs="Times New Roman"/>
           <w:color w:val="auto"/>
         </w:rPr>
-        <w:t>.  The Trustor specifically desire to create in this Paragraph 10.9 a Utah Health Care Directive (UHCD) to facilitate the determination of a Trustor’s ability to perform the duties of the office of Trustee or Co-Trustee under this Trust Agreement.  Pursuant to Utah Code Ann. 75-2a-113, the Trustors hereby appoint the following persons as agents and personal representatives under HIPAA: (</w:t>
-      </w:r>
-      <w:proofErr w:type="spellStart"/>
-      <w:r>
-        <w:rPr>
-          <w:rFonts w:ascii="Times New Roman" w:hAnsi="Times New Roman" w:cs="Times New Roman"/>
-          <w:color w:val="auto"/>
-        </w:rPr>
-        <w:t>i</w:t>
-      </w:r>
-      <w:proofErr w:type="spellEnd"/>
-      <w:r>
-        <w:rPr>
-          <w:rFonts w:ascii="Times New Roman" w:hAnsi="Times New Roman" w:cs="Times New Roman"/>
-          <w:color w:val="auto"/>
-        </w:rPr>
-        <w:t>) the other Trustor, (ii) any person herein named or appointed as a Successor Trustee or Successor Co-Trustee, and (iii) those persons named as agents and alternate agents under the Trustors’ separate Advance Health Care Directives of even date – collectively, the “Personal Representatives.”  Therefore, the Trustors hereby direct each of their Health Care Providers to release their respective Personal Medical Information to their Personal Representatives.</w:t>
+        <w:t>.  The Trustor specifically desire to create in this Paragraph 10.9 a Utah Health Care Directive (UHCD) to facilitate the determination of a Trustor’s ability to perform the duties of the office of Trustee or Co-Trustee under this Trust Agreement.  Pursuant to Utah Code Ann. 75-2a-113, the Trustors hereby appoint the following persons as agents and personal representatives under HIPAA: (i) the other Trustor, (ii) any person herein named or appointed as a Successor Trustee or Successor Co-Trustee, and (iii) those persons named as agents and alternate agents under the Trustors’ separate Advance Health Care Directives of even date – collectively, the “Personal Representatives.”  Therefore, the Trustors hereby direct each of their Health Care Providers to release their respective Personal Medical Information to their Personal Representatives.</w:t>
       </w:r>
     </w:p>
     <w:p>
@@ -5749,12 +4909,6 @@
           <w:color w:val="auto"/>
         </w:rPr>
         <w:t xml:space="preserve">In this Trust Agreement, the term “Personal Medical Information” means all of a Trustor’s individually identifiable health information and/or other medical records and all other information relating to his/her physical and mental condition and the diagnosis, prognosis, care, and treatment thereof (including, without limitation, any past, present or future medical or mental health condition; all information relating to the diagnosis and treatment of mental illness, </w:t>
-      </w:r>
-      <w:r>
-        <w:rPr>
-          <w:rFonts w:ascii="Times New Roman" w:hAnsi="Times New Roman" w:cs="Times New Roman"/>
-          <w:color w:val="auto"/>
-        </w:rPr>
         <w:lastRenderedPageBreak/>
         <w:t xml:space="preserve">drug or alcohol abuse, etc.; and any written opinion relating to the Trustor’s capacity that a Permitted Recipient may have requested). </w:t>
       </w:r>
@@ -6203,12 +5357,6 @@
           <w:b w:val="0"/>
         </w:rPr>
         <w:t xml:space="preserve">.  Each Trustee is hereby vested with all of the powers now or hereafter conferred by law, including those powers detailed in Utah law (75-7-812 and 75-7-813, U.C.A. 1953, as amended), which are incorporated herein by this reference.  Each Trustee is also vested with the power and authority to sell, exchange, transfer, mortgage, encumber, manage, invest, reinvest, and control each asset of the Trust Estate and the income and proceeds thereof, in such manner as the Trustee may deem advisable; and, he or she shall have, enjoy, and exercise all powers and rights over and concerning the Trust Estate and the proceeds thereof as fully and amply as though the Trustee were the absolute owner of the same, including by way of </w:t>
-      </w:r>
-      <w:r>
-        <w:rPr>
-          <w:rFonts w:ascii="Times New Roman" w:hAnsi="Times New Roman" w:cs="Times New Roman"/>
-          <w:b w:val="0"/>
-        </w:rPr>
         <w:lastRenderedPageBreak/>
         <w:t xml:space="preserve">illustration and not of limitation all of the following powers – all of which shall be exercised in a fiduciary capacity: </w:t>
       </w:r>
@@ -6403,30 +5551,8 @@
           <w:color w:val="auto"/>
         </w:rPr>
         <w:t xml:space="preserve">To amend the provisions of this Trust Agreement which govern any Separate Trust Account hereunder but only for the following limited purposes and pursuant to the </w:t>
-      </w:r>
-      <w:r>
-        <w:rPr>
-          <w:rFonts w:ascii="Times New Roman" w:hAnsi="Times New Roman" w:cs="Times New Roman"/>
-          <w:color w:val="auto"/>
-        </w:rPr>
         <w:lastRenderedPageBreak/>
-        <w:t>following provisions:  (</w:t>
-      </w:r>
-      <w:proofErr w:type="spellStart"/>
-      <w:r>
-        <w:rPr>
-          <w:rFonts w:ascii="Times New Roman" w:hAnsi="Times New Roman" w:cs="Times New Roman"/>
-          <w:color w:val="auto"/>
-        </w:rPr>
-        <w:t>i</w:t>
-      </w:r>
-      <w:proofErr w:type="spellEnd"/>
-      <w:r>
-        <w:rPr>
-          <w:rFonts w:ascii="Times New Roman" w:hAnsi="Times New Roman" w:cs="Times New Roman"/>
-          <w:color w:val="auto"/>
-        </w:rPr>
-        <w:t xml:space="preserve">) If, in the opinion of the Trustee, the assets of such separate trusts may disqualify any Beneficiary from any public assistance benefits (such as Medicaid and SSI), to which he or she would otherwise be entitled, the Trustee is authorized, by written instrument filed with the records of the Trust, to amend such governing provisions to preserve such Beneficiary’s eligibility for such public assistance benefits and to protect the Separate Trust Account. (ii) The Trustee may also amend this Trust Agreement in writing from time to time to expressly state any such additional power or authority, and also to limit or grant powers, as are deemed reasonably necessary to obtain or preserve favorable tax treatment, or to address new laws or regulations which affect Beneficiaries.  (iii) In exercising these powers of amendment, the Trustee shall observe the general fiduciary duties of loyalty, good faith, fairness and due care.  The Trustee may exercise this power from time to time, and may release this power in whole or in part.  Any expense, including attorney’s fees, incurred by the Trustee in connection with these matters shall be paid from the Trust Estate; and </w:t>
+        <w:t xml:space="preserve">following provisions:  (i) If, in the opinion of the Trustee, the assets of such separate trusts may disqualify any Beneficiary from any public assistance benefits (such as Medicaid and SSI), to which he or she would otherwise be entitled, the Trustee is authorized, by written instrument filed with the records of the Trust, to amend such governing provisions to preserve such Beneficiary’s eligibility for such public assistance benefits and to protect the Separate Trust Account. (ii) The Trustee may also amend this Trust Agreement in writing from time to time to expressly state any such additional power or authority, and also to limit or grant powers, as are deemed reasonably necessary to obtain or preserve favorable tax treatment, or to address new laws or regulations which affect Beneficiaries.  (iii) In exercising these powers of amendment, the Trustee shall observe the general fiduciary duties of loyalty, good faith, fairness and due care.  The Trustee may exercise this power from time to time, and may release this power in whole or in part.  Any expense, including attorney’s fees, incurred by the Trustee in connection with these matters shall be paid from the Trust Estate; and </w:t>
       </w:r>
     </w:p>
     <w:p>
@@ -6721,12 +5847,6 @@
           <w:color w:val="auto"/>
         </w:rPr>
         <w:t xml:space="preserve">Conditionally resign and appoint as substitute Trustee any individual, individuals, bank, Trust company, or combination thereof, wherever situated, without a written directive that the substitute Trustee shall serve under the supervision of the conditionally </w:t>
-      </w:r>
-      <w:r>
-        <w:rPr>
-          <w:rFonts w:ascii="Times New Roman" w:hAnsi="Times New Roman" w:cs="Times New Roman"/>
-          <w:color w:val="auto"/>
-        </w:rPr>
         <w:lastRenderedPageBreak/>
         <w:t>resigning Trustee.  The substitute Trustee shall have all the powers and discretion of the Trustee and the conditionally resigning Trustee shall have no responsibility for action taken or not taken by the substitute Trustee.</w:t>
       </w:r>
@@ -6798,12 +5918,6 @@
           <w:bCs w:val="0"/>
         </w:rPr>
         <w:t>ARTICLE 12</w:t>
-      </w:r>
-      <w:r>
-        <w:rPr>
-          <w:rFonts w:ascii="Times New Roman" w:hAnsi="Times New Roman" w:cs="Times New Roman"/>
-          <w:bCs w:val="0"/>
-        </w:rPr>
         <w:br/>
       </w:r>
       <w:r>
@@ -6973,12 +6087,6 @@
           <w:color w:val="auto"/>
         </w:rPr>
         <w:t xml:space="preserve">.  As used herein, (a) the masculine, feminine, or neuter gender, and the singular or plural number of tense, shall each be deemed to include the others whenever the context so indicates; and (b) a person is a descendant of another if he/she is a child, a grandchild, a great-grandchild (and so on indefinitely) of that other person by birth or adoption; (c) disinterested means </w:t>
-      </w:r>
-      <w:r>
-        <w:rPr>
-          <w:rFonts w:ascii="Times New Roman" w:hAnsi="Times New Roman" w:cs="Times New Roman"/>
-          <w:color w:val="auto"/>
-        </w:rPr>
         <w:lastRenderedPageBreak/>
         <w:t>bearing no relationship of blood or marriage; and (d) whenever a distribution to descendants by right of representation is called for by this Trust Agreement, the assets subject to distribution are to be divided into as many equal shares as there are then living descendants of the nearest degree of living descendants plus deceased descendants of that same degree who leave descendants then living; each such living descendant of the nearest degree shall receive one share, and the share of each such deceased descendant of that same degree shall be divided among his or her descendants in the same manner.</w:t>
       </w:r>
@@ -7086,12 +6194,6 @@
           <w:color w:val="auto"/>
         </w:rPr>
         <w:t xml:space="preserve">.  If any Beneficiary hereunder should die within six months of a Trustor’s death, or within six months of any other such determinative date, he or she shall be deemed to have predeceased the Trustor, etc., for all purposes under this Trust Agreement.  </w:t>
-      </w:r>
-      <w:r>
-        <w:rPr>
-          <w:rFonts w:ascii="Times New Roman" w:hAnsi="Times New Roman" w:cs="Times New Roman"/>
-          <w:color w:val="auto"/>
-        </w:rPr>
         <w:lastRenderedPageBreak/>
         <w:t>However, the Trustee shall have no obligation or authority to reacquire any asset or property distributed during such six-month period.</w:t>
       </w:r>
@@ -7317,23 +6419,7 @@
                 <w:szCs w:val="24"/>
               </w:rPr>
               <w:fldChar w:fldCharType="begin"/>
-            </w:r>
-            <w:r>
-              <w:rPr>
-                <w:rFonts w:ascii="Times New Roman" w:hAnsi="Times New Roman" w:cs="Times New Roman"/>
-                <w:caps/>
-                <w:sz w:val="24"/>
-                <w:szCs w:val="24"/>
-              </w:rPr>
               <w:instrText xml:space="preserve"> MERGEFIELD Your_Preferred_Signature_Name </w:instrText>
-            </w:r>
-            <w:r>
-              <w:rPr>
-                <w:rFonts w:ascii="Times New Roman" w:hAnsi="Times New Roman" w:cs="Times New Roman"/>
-                <w:caps/>
-                <w:sz w:val="24"/>
-                <w:szCs w:val="24"/>
-              </w:rPr>
               <w:fldChar w:fldCharType="separate"/>
             </w:r>
             <w:r>
@@ -7430,23 +6516,7 @@
                 <w:szCs w:val="24"/>
               </w:rPr>
               <w:fldChar w:fldCharType="begin"/>
-            </w:r>
-            <w:r>
-              <w:rPr>
-                <w:rFonts w:ascii="Times New Roman" w:hAnsi="Times New Roman" w:cs="Times New Roman"/>
-                <w:caps/>
-                <w:sz w:val="24"/>
-                <w:szCs w:val="24"/>
-              </w:rPr>
               <w:instrText xml:space="preserve"> MERGEFIELD Your_Preferred_Signature_Name </w:instrText>
-            </w:r>
-            <w:r>
-              <w:rPr>
-                <w:rFonts w:ascii="Times New Roman" w:hAnsi="Times New Roman" w:cs="Times New Roman"/>
-                <w:caps/>
-                <w:sz w:val="24"/>
-                <w:szCs w:val="24"/>
-              </w:rPr>
               <w:fldChar w:fldCharType="separate"/>
             </w:r>
             <w:r>
@@ -7601,21 +6671,7 @@
           <w:szCs w:val="24"/>
         </w:rPr>
         <w:t>STATE OF UTAH</w:t>
-      </w:r>
-      <w:r>
-        <w:rPr>
-          <w:rFonts w:ascii="Times New Roman" w:hAnsi="Times New Roman" w:cs="Times New Roman"/>
-          <w:sz w:val="24"/>
-          <w:szCs w:val="24"/>
-        </w:rPr>
-        <w:tab/>
-      </w:r>
-      <w:r>
-        <w:rPr>
-          <w:rFonts w:ascii="Times New Roman" w:hAnsi="Times New Roman" w:cs="Times New Roman"/>
-          <w:sz w:val="24"/>
-          <w:szCs w:val="24"/>
-        </w:rPr>
+        <w:tab/>
         <w:tab/>
         <w:t>)</w:t>
       </w:r>
@@ -7660,21 +6716,7 @@
           <w:szCs w:val="24"/>
         </w:rPr>
         <w:t>COUNTY OF UTAH</w:t>
-      </w:r>
-      <w:r>
-        <w:rPr>
-          <w:rFonts w:ascii="Times New Roman" w:hAnsi="Times New Roman" w:cs="Times New Roman"/>
-          <w:sz w:val="24"/>
-          <w:szCs w:val="24"/>
-        </w:rPr>
-        <w:tab/>
-      </w:r>
-      <w:r>
-        <w:rPr>
-          <w:rFonts w:ascii="Times New Roman" w:hAnsi="Times New Roman" w:cs="Times New Roman"/>
-          <w:sz w:val="24"/>
-          <w:szCs w:val="24"/>
-        </w:rPr>
+        <w:tab/>
         <w:tab/>
         <w:t>)</w:t>
       </w:r>
@@ -7710,29 +6752,8 @@
         </w:rPr>
         <w:tab/>
         <w:t xml:space="preserve">On the _____ day of ____________________, </w:t>
-      </w:r>
-      <w:r>
-        <w:rPr>
-          <w:rFonts w:ascii="Times New Roman" w:hAnsi="Times New Roman" w:cs="Times New Roman"/>
-          <w:sz w:val="24"/>
-          <w:szCs w:val="24"/>
-        </w:rPr>
         <w:fldChar w:fldCharType="begin"/>
-      </w:r>
-      <w:r>
-        <w:rPr>
-          <w:rFonts w:ascii="Times New Roman" w:hAnsi="Times New Roman" w:cs="Times New Roman"/>
-          <w:sz w:val="24"/>
-          <w:szCs w:val="24"/>
-        </w:rPr>
         <w:instrText xml:space="preserve"> DATE  \@ "yyyy" </w:instrText>
-      </w:r>
-      <w:r>
-        <w:rPr>
-          <w:rFonts w:ascii="Times New Roman" w:hAnsi="Times New Roman" w:cs="Times New Roman"/>
-          <w:sz w:val="24"/>
-          <w:szCs w:val="24"/>
-        </w:rPr>
         <w:fldChar w:fldCharType="separate"/>
       </w:r>
       <w:r>
@@ -7751,13 +6772,6 @@
           <w:szCs w:val="24"/>
         </w:rPr>
         <w:fldChar w:fldCharType="end"/>
-      </w:r>
-      <w:r>
-        <w:rPr>
-          <w:rFonts w:ascii="Times New Roman" w:hAnsi="Times New Roman" w:cs="Times New Roman"/>
-          <w:sz w:val="24"/>
-          <w:szCs w:val="24"/>
-        </w:rPr>
         <w:t xml:space="preserve">, personally appeared before me </w:t>
       </w:r>
       <w:r>
@@ -7768,23 +6782,7 @@
           <w:szCs w:val="24"/>
         </w:rPr>
         <w:fldChar w:fldCharType="begin"/>
-      </w:r>
-      <w:r>
-        <w:rPr>
-          <w:rFonts w:ascii="Times New Roman" w:hAnsi="Times New Roman" w:cs="Times New Roman"/>
-          <w:caps/>
-          <w:sz w:val="24"/>
-          <w:szCs w:val="24"/>
-        </w:rPr>
         <w:instrText xml:space="preserve"> MERGEFIELD Your_Preferred_Signature_Name </w:instrText>
-      </w:r>
-      <w:r>
-        <w:rPr>
-          <w:rFonts w:ascii="Times New Roman" w:hAnsi="Times New Roman" w:cs="Times New Roman"/>
-          <w:caps/>
-          <w:sz w:val="24"/>
-          <w:szCs w:val="24"/>
-        </w:rPr>
         <w:fldChar w:fldCharType="separate"/>
       </w:r>
       <w:r>
@@ -7985,29 +6983,7 @@
           <w:szCs w:val="28"/>
         </w:rPr>
         <w:lastRenderedPageBreak/>
-        <w:t>«</w:t>
-      </w:r>
-      <w:proofErr w:type="spellStart"/>
-      <w:r>
-        <w:rPr>
-          <w:rFonts w:ascii="Times New Roman" w:hAnsi="Times New Roman" w:cs="Times New Roman"/>
-          <w:b/>
-          <w:bCs/>
-          <w:sz w:val="28"/>
-          <w:szCs w:val="28"/>
-        </w:rPr>
-        <w:t>Name_of_Trust</w:t>
-      </w:r>
-      <w:proofErr w:type="spellEnd"/>
-      <w:r>
-        <w:rPr>
-          <w:rFonts w:ascii="Times New Roman" w:hAnsi="Times New Roman" w:cs="Times New Roman"/>
-          <w:b/>
-          <w:bCs/>
-          <w:sz w:val="28"/>
-          <w:szCs w:val="28"/>
-        </w:rPr>
-        <w:t>»</w:t>
+        <w:t>«Name_of_Trust»</w:t>
       </w:r>
     </w:p>
     <w:p>
@@ -8089,41 +7065,7 @@
           <w:sz w:val="24"/>
           <w:szCs w:val="24"/>
         </w:rPr>
-        <w:t>The «</w:t>
-      </w:r>
-      <w:proofErr w:type="spellStart"/>
-      <w:r>
-        <w:rPr>
-          <w:rFonts w:ascii="Times New Roman" w:hAnsi="Times New Roman" w:cs="Times New Roman"/>
-          <w:sz w:val="24"/>
-          <w:szCs w:val="24"/>
-        </w:rPr>
-        <w:t>Name_of_Trust</w:t>
-      </w:r>
-      <w:proofErr w:type="spellEnd"/>
-      <w:r>
-        <w:rPr>
-          <w:rFonts w:ascii="Times New Roman" w:hAnsi="Times New Roman" w:cs="Times New Roman"/>
-          <w:sz w:val="24"/>
-          <w:szCs w:val="24"/>
-        </w:rPr>
-        <w:t xml:space="preserve">» (the "Trust") exists and was established on this Date: __________________, </w:t>
-      </w:r>
-      <w:r>
-        <w:rPr>
-          <w:rFonts w:ascii="Times New Roman" w:hAnsi="Times New Roman" w:cs="Times New Roman"/>
-          <w:sz w:val="24"/>
-          <w:szCs w:val="24"/>
-        </w:rPr>
-        <w:t>2026</w:t>
-      </w:r>
-      <w:r>
-        <w:rPr>
-          <w:rFonts w:ascii="Times New Roman" w:hAnsi="Times New Roman" w:cs="Times New Roman"/>
-          <w:sz w:val="24"/>
-          <w:szCs w:val="24"/>
-        </w:rPr>
-        <w:t>.</w:t>
+        <w:t>The «Name_of_Trust» (the "Trust") exists and was established on this Date: __________________, 2026.</w:t>
       </w:r>
     </w:p>
     <w:p>
@@ -8147,25 +7089,7 @@
           <w:sz w:val="24"/>
           <w:szCs w:val="24"/>
         </w:rPr>
-        <w:t>The Settlor of the Trust is «</w:t>
-      </w:r>
-      <w:proofErr w:type="spellStart"/>
-      <w:r>
-        <w:rPr>
-          <w:rFonts w:ascii="Times New Roman" w:hAnsi="Times New Roman" w:cs="Times New Roman"/>
-          <w:sz w:val="24"/>
-          <w:szCs w:val="24"/>
-        </w:rPr>
-        <w:t>Your_Preferred_Signature_Name</w:t>
-      </w:r>
-      <w:proofErr w:type="spellEnd"/>
-      <w:r>
-        <w:rPr>
-          <w:rFonts w:ascii="Times New Roman" w:hAnsi="Times New Roman" w:cs="Times New Roman"/>
-          <w:sz w:val="24"/>
-          <w:szCs w:val="24"/>
-        </w:rPr>
-        <w:t>».</w:t>
+        <w:t>The Settlor of the Trust is «Your_Preferred_Signature_Name».</w:t>
       </w:r>
     </w:p>
     <w:p>
@@ -8189,43 +7113,7 @@
           <w:sz w:val="24"/>
           <w:szCs w:val="24"/>
         </w:rPr>
-        <w:t>The currently acting Trustee of the Trust is «</w:t>
-      </w:r>
-      <w:proofErr w:type="spellStart"/>
-      <w:r>
-        <w:rPr>
-          <w:rFonts w:ascii="Times New Roman" w:hAnsi="Times New Roman" w:cs="Times New Roman"/>
-          <w:sz w:val="24"/>
-          <w:szCs w:val="24"/>
-        </w:rPr>
-        <w:t>Your_Preferred_Signature_Name</w:t>
-      </w:r>
-      <w:proofErr w:type="spellEnd"/>
-      <w:r>
-        <w:rPr>
-          <w:rFonts w:ascii="Times New Roman" w:hAnsi="Times New Roman" w:cs="Times New Roman"/>
-          <w:sz w:val="24"/>
-          <w:szCs w:val="24"/>
-        </w:rPr>
-        <w:t>» (the "Trustee"), at «Address», «City», «State», «</w:t>
-      </w:r>
-      <w:proofErr w:type="spellStart"/>
-      <w:r>
-        <w:rPr>
-          <w:rFonts w:ascii="Times New Roman" w:hAnsi="Times New Roman" w:cs="Times New Roman"/>
-          <w:sz w:val="24"/>
-          <w:szCs w:val="24"/>
-        </w:rPr>
-        <w:t>Zip_Code</w:t>
-      </w:r>
-      <w:proofErr w:type="spellEnd"/>
-      <w:r>
-        <w:rPr>
-          <w:rFonts w:ascii="Times New Roman" w:hAnsi="Times New Roman" w:cs="Times New Roman"/>
-          <w:sz w:val="24"/>
-          <w:szCs w:val="24"/>
-        </w:rPr>
-        <w:t>».</w:t>
+        <w:t>The currently acting Trustee of the Trust is «Your_Preferred_Signature_Name» (the "Trustee"), at «Address», «City», «State», «Zip_Code».</w:t>
       </w:r>
     </w:p>
     <w:p>
@@ -8297,39 +7185,7 @@
           <w:sz w:val="24"/>
           <w:szCs w:val="24"/>
         </w:rPr>
-        <w:t>The Trustee</w:t>
-      </w:r>
-      <w:r>
-        <w:rPr>
-          <w:rFonts w:ascii="Times New Roman" w:hAnsi="Times New Roman" w:cs="Times New Roman"/>
-          <w:sz w:val="24"/>
-          <w:szCs w:val="24"/>
-        </w:rPr>
-        <w:t>s</w:t>
-      </w:r>
-      <w:r>
-        <w:rPr>
-          <w:rFonts w:ascii="Times New Roman" w:hAnsi="Times New Roman" w:cs="Times New Roman"/>
-          <w:sz w:val="24"/>
-          <w:szCs w:val="24"/>
-        </w:rPr>
-        <w:t xml:space="preserve"> </w:t>
-      </w:r>
-      <w:r>
-        <w:rPr>
-          <w:rFonts w:ascii="Times New Roman" w:hAnsi="Times New Roman" w:cs="Times New Roman"/>
-          <w:sz w:val="24"/>
-          <w:szCs w:val="24"/>
-        </w:rPr>
-        <w:t xml:space="preserve">have </w:t>
-      </w:r>
-      <w:r>
-        <w:rPr>
-          <w:rFonts w:ascii="Times New Roman" w:hAnsi="Times New Roman" w:cs="Times New Roman"/>
-          <w:sz w:val="24"/>
-          <w:szCs w:val="24"/>
-        </w:rPr>
-        <w:t>the authority to determine and to sign on behalf of the Trust as to all matters and no other signature is required.</w:t>
+        <w:t>The Trustees have the authority to determine and to sign on behalf of the Trust as to all matters and no other signature is required.</w:t>
       </w:r>
     </w:p>
     <w:p>
@@ -8357,29 +7213,8 @@
           <w:szCs w:val="24"/>
         </w:rPr>
         <w:t xml:space="preserve">The name in which property may be taken into the Trust is: </w:t>
-      </w:r>
-      <w:r>
-        <w:rPr>
-          <w:rFonts w:ascii="Times New Roman" w:hAnsi="Times New Roman" w:cs="Times New Roman"/>
-          <w:sz w:val="24"/>
-          <w:szCs w:val="24"/>
-        </w:rPr>
         <w:fldChar w:fldCharType="begin"/>
-      </w:r>
-      <w:r>
-        <w:rPr>
-          <w:rFonts w:ascii="Times New Roman" w:hAnsi="Times New Roman" w:cs="Times New Roman"/>
-          <w:sz w:val="24"/>
-          <w:szCs w:val="24"/>
-        </w:rPr>
         <w:instrText xml:space="preserve"> MERGEFIELD Name_of_Trust </w:instrText>
-      </w:r>
-      <w:r>
-        <w:rPr>
-          <w:rFonts w:ascii="Times New Roman" w:hAnsi="Times New Roman" w:cs="Times New Roman"/>
-          <w:sz w:val="24"/>
-          <w:szCs w:val="24"/>
-        </w:rPr>
         <w:fldChar w:fldCharType="separate"/>
       </w:r>
       <w:r>
@@ -8398,55 +7233,9 @@
           <w:szCs w:val="24"/>
         </w:rPr>
         <w:fldChar w:fldCharType="end"/>
-      </w:r>
-      <w:r>
-        <w:rPr>
-          <w:rFonts w:ascii="Times New Roman" w:hAnsi="Times New Roman" w:cs="Times New Roman"/>
-          <w:sz w:val="24"/>
-          <w:szCs w:val="24"/>
-        </w:rPr>
-        <w:t xml:space="preserve"> u/</w:t>
-      </w:r>
-      <w:proofErr w:type="spellStart"/>
-      <w:r>
-        <w:rPr>
-          <w:rFonts w:ascii="Times New Roman" w:hAnsi="Times New Roman" w:cs="Times New Roman"/>
-          <w:sz w:val="24"/>
-          <w:szCs w:val="24"/>
-        </w:rPr>
-        <w:t>a/d</w:t>
-      </w:r>
-      <w:proofErr w:type="spellEnd"/>
-      <w:r>
-        <w:rPr>
-          <w:rFonts w:ascii="Times New Roman" w:hAnsi="Times New Roman" w:cs="Times New Roman"/>
-          <w:sz w:val="24"/>
-          <w:szCs w:val="24"/>
-        </w:rPr>
-        <w:t xml:space="preserve"> this Date: __________________, </w:t>
-      </w:r>
-      <w:r>
-        <w:rPr>
-          <w:rFonts w:ascii="Times New Roman" w:hAnsi="Times New Roman" w:cs="Times New Roman"/>
-          <w:sz w:val="24"/>
-          <w:szCs w:val="24"/>
-        </w:rPr>
+        <w:t xml:space="preserve"> u/a/d this Date: __________________, </w:t>
         <w:fldChar w:fldCharType="begin"/>
-      </w:r>
-      <w:r>
-        <w:rPr>
-          <w:rFonts w:ascii="Times New Roman" w:hAnsi="Times New Roman" w:cs="Times New Roman"/>
-          <w:sz w:val="24"/>
-          <w:szCs w:val="24"/>
-        </w:rPr>
         <w:instrText xml:space="preserve"> DATE  \@ "yyyy" </w:instrText>
-      </w:r>
-      <w:r>
-        <w:rPr>
-          <w:rFonts w:ascii="Times New Roman" w:hAnsi="Times New Roman" w:cs="Times New Roman"/>
-          <w:sz w:val="24"/>
-          <w:szCs w:val="24"/>
-        </w:rPr>
         <w:fldChar w:fldCharType="separate"/>
       </w:r>
       <w:r>
@@ -8465,37 +7254,9 @@
           <w:szCs w:val="24"/>
         </w:rPr>
         <w:fldChar w:fldCharType="end"/>
-      </w:r>
-      <w:r>
-        <w:rPr>
-          <w:rFonts w:ascii="Times New Roman" w:hAnsi="Times New Roman" w:cs="Times New Roman"/>
-          <w:sz w:val="24"/>
-          <w:szCs w:val="24"/>
-        </w:rPr>
         <w:t xml:space="preserve">, </w:t>
-      </w:r>
-      <w:r>
-        <w:rPr>
-          <w:rFonts w:ascii="Times New Roman" w:hAnsi="Times New Roman" w:cs="Times New Roman"/>
-          <w:sz w:val="24"/>
-          <w:szCs w:val="24"/>
-        </w:rPr>
         <w:fldChar w:fldCharType="begin"/>
-      </w:r>
-      <w:r>
-        <w:rPr>
-          <w:rFonts w:ascii="Times New Roman" w:hAnsi="Times New Roman" w:cs="Times New Roman"/>
-          <w:sz w:val="24"/>
-          <w:szCs w:val="24"/>
-        </w:rPr>
         <w:instrText xml:space="preserve"> MERGEFIELD Your_Preferred_Signature_Name </w:instrText>
-      </w:r>
-      <w:r>
-        <w:rPr>
-          <w:rFonts w:ascii="Times New Roman" w:hAnsi="Times New Roman" w:cs="Times New Roman"/>
-          <w:sz w:val="24"/>
-          <w:szCs w:val="24"/>
-        </w:rPr>
         <w:fldChar w:fldCharType="separate"/>
       </w:r>
       <w:r>
@@ -8514,13 +7275,6 @@
           <w:szCs w:val="24"/>
         </w:rPr>
         <w:fldChar w:fldCharType="end"/>
-      </w:r>
-      <w:r>
-        <w:rPr>
-          <w:rFonts w:ascii="Times New Roman" w:hAnsi="Times New Roman" w:cs="Times New Roman"/>
-          <w:sz w:val="24"/>
-          <w:szCs w:val="24"/>
-        </w:rPr>
         <w:t xml:space="preserve"> Trustees (address as listed above)</w:t>
       </w:r>
       <w:r>
@@ -8550,23 +7304,7 @@
           <w:sz w:val="24"/>
           <w:szCs w:val="24"/>
         </w:rPr>
-        <w:t xml:space="preserve">Stated to be true and correct this _____ day of ____________, </w:t>
-      </w:r>
-      <w:r>
-        <w:rPr>
-          <w:rFonts w:ascii="Times New Roman" w:hAnsi="Times New Roman" w:cs="Times New Roman"/>
-          <w:sz w:val="24"/>
-          <w:szCs w:val="24"/>
-        </w:rPr>
-        <w:t>2026</w:t>
-      </w:r>
-      <w:r>
-        <w:rPr>
-          <w:rFonts w:ascii="Times New Roman" w:hAnsi="Times New Roman" w:cs="Times New Roman"/>
-          <w:sz w:val="24"/>
-          <w:szCs w:val="24"/>
-        </w:rPr>
-        <w:t>.</w:t>
+        <w:t>Stated to be true and correct this _____ day of ____________, 2026.</w:t>
       </w:r>
     </w:p>
     <w:tbl>
@@ -8616,27 +7354,7 @@
                 <w:szCs w:val="24"/>
               </w:rPr>
               <w:fldChar w:fldCharType="begin"/>
-            </w:r>
-            <w:r>
-              <w:rPr>
-                <w:rFonts w:ascii="Times New Roman" w:hAnsi="Times New Roman" w:cs="Times New Roman"/>
-                <w:b/>
-                <w:bCs/>
-                <w:smallCaps/>
-                <w:sz w:val="24"/>
-                <w:szCs w:val="24"/>
-              </w:rPr>
               <w:instrText xml:space="preserve"> MERGEFIELD Name_of_Trust </w:instrText>
-            </w:r>
-            <w:r>
-              <w:rPr>
-                <w:rFonts w:ascii="Times New Roman" w:hAnsi="Times New Roman" w:cs="Times New Roman"/>
-                <w:b/>
-                <w:bCs/>
-                <w:smallCaps/>
-                <w:sz w:val="24"/>
-                <w:szCs w:val="24"/>
-              </w:rPr>
               <w:fldChar w:fldCharType="separate"/>
             </w:r>
             <w:r>
@@ -8747,29 +7465,8 @@
                 <w:szCs w:val="24"/>
               </w:rPr>
               <w:t xml:space="preserve">By: </w:t>
-            </w:r>
-            <w:r>
-              <w:rPr>
-                <w:rFonts w:ascii="Times New Roman" w:hAnsi="Times New Roman" w:cs="Times New Roman"/>
-                <w:sz w:val="24"/>
-                <w:szCs w:val="24"/>
-              </w:rPr>
               <w:fldChar w:fldCharType="begin"/>
-            </w:r>
-            <w:r>
-              <w:rPr>
-                <w:rFonts w:ascii="Times New Roman" w:hAnsi="Times New Roman" w:cs="Times New Roman"/>
-                <w:sz w:val="24"/>
-                <w:szCs w:val="24"/>
-              </w:rPr>
               <w:instrText xml:space="preserve"> MERGEFIELD Your_Preferred_Signature_Name </w:instrText>
-            </w:r>
-            <w:r>
-              <w:rPr>
-                <w:rFonts w:ascii="Times New Roman" w:hAnsi="Times New Roman" w:cs="Times New Roman"/>
-                <w:sz w:val="24"/>
-                <w:szCs w:val="24"/>
-              </w:rPr>
               <w:fldChar w:fldCharType="separate"/>
             </w:r>
             <w:r>
@@ -8788,13 +7485,6 @@
                 <w:szCs w:val="24"/>
               </w:rPr>
               <w:fldChar w:fldCharType="end"/>
-            </w:r>
-            <w:r>
-              <w:rPr>
-                <w:rFonts w:ascii="Times New Roman" w:hAnsi="Times New Roman" w:cs="Times New Roman"/>
-                <w:sz w:val="24"/>
-                <w:szCs w:val="24"/>
-              </w:rPr>
               <w:t>, Trustee</w:t>
             </w:r>
           </w:p>
@@ -8861,21 +7551,7 @@
         </w:rPr>
         <w:lastRenderedPageBreak/>
         <w:t>STATE OF UTAH</w:t>
-      </w:r>
-      <w:r>
-        <w:rPr>
-          <w:rFonts w:ascii="Times New Roman" w:hAnsi="Times New Roman" w:cs="Times New Roman"/>
-          <w:sz w:val="24"/>
-          <w:szCs w:val="24"/>
-        </w:rPr>
-        <w:tab/>
-      </w:r>
-      <w:r>
-        <w:rPr>
-          <w:rFonts w:ascii="Times New Roman" w:hAnsi="Times New Roman" w:cs="Times New Roman"/>
-          <w:sz w:val="24"/>
-          <w:szCs w:val="24"/>
-        </w:rPr>
+        <w:tab/>
         <w:tab/>
         <w:t>)</w:t>
       </w:r>
@@ -8922,21 +7598,7 @@
           <w:szCs w:val="24"/>
         </w:rPr>
         <w:t>COUNTY OF UTAH</w:t>
-      </w:r>
-      <w:r>
-        <w:rPr>
-          <w:rFonts w:ascii="Times New Roman" w:hAnsi="Times New Roman" w:cs="Times New Roman"/>
-          <w:sz w:val="24"/>
-          <w:szCs w:val="24"/>
-        </w:rPr>
-        <w:tab/>
-      </w:r>
-      <w:r>
-        <w:rPr>
-          <w:rFonts w:ascii="Times New Roman" w:hAnsi="Times New Roman" w:cs="Times New Roman"/>
-          <w:sz w:val="24"/>
-          <w:szCs w:val="24"/>
-        </w:rPr>
+        <w:tab/>
         <w:tab/>
         <w:t>)</w:t>
       </w:r>
@@ -8973,29 +7635,8 @@
         </w:rPr>
         <w:tab/>
         <w:t xml:space="preserve">On the _____ day of ____________________, </w:t>
-      </w:r>
-      <w:r>
-        <w:rPr>
-          <w:rFonts w:ascii="Times New Roman" w:hAnsi="Times New Roman" w:cs="Times New Roman"/>
-          <w:sz w:val="24"/>
-          <w:szCs w:val="24"/>
-        </w:rPr>
         <w:fldChar w:fldCharType="begin"/>
-      </w:r>
-      <w:r>
-        <w:rPr>
-          <w:rFonts w:ascii="Times New Roman" w:hAnsi="Times New Roman" w:cs="Times New Roman"/>
-          <w:sz w:val="24"/>
-          <w:szCs w:val="24"/>
-        </w:rPr>
         <w:instrText xml:space="preserve"> DATE  \@ "yyyy" </w:instrText>
-      </w:r>
-      <w:r>
-        <w:rPr>
-          <w:rFonts w:ascii="Times New Roman" w:hAnsi="Times New Roman" w:cs="Times New Roman"/>
-          <w:sz w:val="24"/>
-          <w:szCs w:val="24"/>
-        </w:rPr>
         <w:fldChar w:fldCharType="separate"/>
       </w:r>
       <w:r>
@@ -9014,13 +7655,6 @@
           <w:szCs w:val="24"/>
         </w:rPr>
         <w:fldChar w:fldCharType="end"/>
-      </w:r>
-      <w:r>
-        <w:rPr>
-          <w:rFonts w:ascii="Times New Roman" w:hAnsi="Times New Roman" w:cs="Times New Roman"/>
-          <w:sz w:val="24"/>
-          <w:szCs w:val="24"/>
-        </w:rPr>
         <w:t xml:space="preserve">, personally appeared before me </w:t>
       </w:r>
       <w:r>
@@ -9031,23 +7665,7 @@
           <w:szCs w:val="24"/>
         </w:rPr>
         <w:fldChar w:fldCharType="begin"/>
-      </w:r>
-      <w:r>
-        <w:rPr>
-          <w:rFonts w:ascii="Times New Roman" w:hAnsi="Times New Roman" w:cs="Times New Roman"/>
-          <w:caps/>
-          <w:sz w:val="24"/>
-          <w:szCs w:val="24"/>
-        </w:rPr>
         <w:instrText xml:space="preserve"> MERGEFIELD Your_Preferred_Signature_Name </w:instrText>
-      </w:r>
-      <w:r>
-        <w:rPr>
-          <w:rFonts w:ascii="Times New Roman" w:hAnsi="Times New Roman" w:cs="Times New Roman"/>
-          <w:caps/>
-          <w:sz w:val="24"/>
-          <w:szCs w:val="24"/>
-        </w:rPr>
         <w:fldChar w:fldCharType="separate"/>
       </w:r>
       <w:r>
@@ -9185,51 +7803,11 @@
         </w:rPr>
         <w:lastRenderedPageBreak/>
         <w:t>LAST Will</w:t>
-      </w:r>
-      <w:r>
-        <w:rPr>
-          <w:rFonts w:ascii="Times New Roman" w:hAnsi="Times New Roman" w:cs="Times New Roman"/>
-          <w:caps/>
-          <w:sz w:val="52"/>
-          <w:szCs w:val="52"/>
-        </w:rPr>
         <w:br/>
         <w:t>OF</w:t>
-      </w:r>
-      <w:r>
-        <w:rPr>
-          <w:rFonts w:ascii="Times New Roman" w:hAnsi="Times New Roman" w:cs="Times New Roman"/>
-          <w:caps/>
-          <w:sz w:val="52"/>
-          <w:szCs w:val="52"/>
-        </w:rPr>
         <w:br/>
-      </w:r>
-      <w:r>
-        <w:rPr>
-          <w:rFonts w:ascii="Times New Roman" w:hAnsi="Times New Roman" w:cs="Times New Roman"/>
-          <w:caps/>
-          <w:sz w:val="52"/>
-          <w:szCs w:val="52"/>
-        </w:rPr>
         <w:fldChar w:fldCharType="begin"/>
-      </w:r>
-      <w:r>
-        <w:rPr>
-          <w:rFonts w:ascii="Times New Roman" w:hAnsi="Times New Roman" w:cs="Times New Roman"/>
-          <w:caps/>
-          <w:sz w:val="52"/>
-          <w:szCs w:val="52"/>
-        </w:rPr>
         <w:instrText xml:space="preserve"> MERGEFIELD Your_Preferred_Signature_Name </w:instrText>
-      </w:r>
-      <w:r>
-        <w:rPr>
-          <w:rFonts w:ascii="Times New Roman" w:hAnsi="Times New Roman" w:cs="Times New Roman"/>
-          <w:caps/>
-          <w:sz w:val="52"/>
-          <w:szCs w:val="52"/>
-        </w:rPr>
         <w:fldChar w:fldCharType="separate"/>
       </w:r>
       <w:r>
@@ -9316,27 +7894,7 @@
           <w:szCs w:val="32"/>
         </w:rPr>
         <w:fldChar w:fldCharType="begin"/>
-      </w:r>
-      <w:r>
-        <w:rPr>
-          <w:rFonts w:ascii="Times New Roman" w:hAnsi="Times New Roman" w:cs="Times New Roman"/>
-          <w:b/>
-          <w:iCs/>
-          <w:caps/>
-          <w:sz w:val="32"/>
-          <w:szCs w:val="32"/>
-        </w:rPr>
         <w:instrText xml:space="preserve"> MERGEFIELD  Your_Preferred_Signature_Name </w:instrText>
-      </w:r>
-      <w:r>
-        <w:rPr>
-          <w:rFonts w:ascii="Times New Roman" w:hAnsi="Times New Roman" w:cs="Times New Roman"/>
-          <w:b/>
-          <w:iCs/>
-          <w:caps/>
-          <w:sz w:val="32"/>
-          <w:szCs w:val="32"/>
-        </w:rPr>
         <w:fldChar w:fldCharType="separate"/>
       </w:r>
       <w:r>
@@ -9404,25 +7962,7 @@
           <w:szCs w:val="24"/>
         </w:rPr>
         <w:fldChar w:fldCharType="begin"/>
-      </w:r>
-      <w:r>
-        <w:rPr>
-          <w:rFonts w:ascii="Times New Roman" w:hAnsi="Times New Roman" w:cs="Times New Roman"/>
-          <w:iCs/>
-          <w:caps/>
-          <w:sz w:val="24"/>
-          <w:szCs w:val="24"/>
-        </w:rPr>
         <w:instrText xml:space="preserve"> MERGEFIELD Your_Preferred_Signature_Name </w:instrText>
-      </w:r>
-      <w:r>
-        <w:rPr>
-          <w:rFonts w:ascii="Times New Roman" w:hAnsi="Times New Roman" w:cs="Times New Roman"/>
-          <w:iCs/>
-          <w:caps/>
-          <w:sz w:val="24"/>
-          <w:szCs w:val="24"/>
-        </w:rPr>
         <w:fldChar w:fldCharType="separate"/>
       </w:r>
       <w:r>
@@ -9454,32 +7994,8 @@
           <w:szCs w:val="24"/>
         </w:rPr>
         <w:t xml:space="preserve">, a resident of </w:t>
-      </w:r>
-      <w:r>
-        <w:rPr>
-          <w:rFonts w:ascii="Times New Roman" w:hAnsi="Times New Roman" w:cs="Times New Roman"/>
-          <w:iCs/>
-          <w:sz w:val="24"/>
-          <w:szCs w:val="24"/>
-        </w:rPr>
         <w:fldChar w:fldCharType="begin"/>
-      </w:r>
-      <w:r>
-        <w:rPr>
-          <w:rFonts w:ascii="Times New Roman" w:hAnsi="Times New Roman" w:cs="Times New Roman"/>
-          <w:iCs/>
-          <w:sz w:val="24"/>
-          <w:szCs w:val="24"/>
-        </w:rPr>
         <w:instrText xml:space="preserve"> MERGEFIELD  County </w:instrText>
-      </w:r>
-      <w:r>
-        <w:rPr>
-          <w:rFonts w:ascii="Times New Roman" w:hAnsi="Times New Roman" w:cs="Times New Roman"/>
-          <w:iCs/>
-          <w:sz w:val="24"/>
-          <w:szCs w:val="24"/>
-        </w:rPr>
         <w:fldChar w:fldCharType="separate"/>
       </w:r>
       <w:r>
@@ -9500,41 +8016,9 @@
           <w:szCs w:val="24"/>
         </w:rPr>
         <w:fldChar w:fldCharType="end"/>
-      </w:r>
-      <w:r>
-        <w:rPr>
-          <w:rFonts w:ascii="Times New Roman" w:hAnsi="Times New Roman" w:cs="Times New Roman"/>
-          <w:iCs/>
-          <w:sz w:val="24"/>
-          <w:szCs w:val="24"/>
-        </w:rPr>
         <w:t xml:space="preserve"> County, </w:t>
-      </w:r>
-      <w:r>
-        <w:rPr>
-          <w:rFonts w:ascii="Times New Roman" w:hAnsi="Times New Roman" w:cs="Times New Roman"/>
-          <w:iCs/>
-          <w:sz w:val="24"/>
-          <w:szCs w:val="24"/>
-        </w:rPr>
         <w:fldChar w:fldCharType="begin"/>
-      </w:r>
-      <w:r>
-        <w:rPr>
-          <w:rFonts w:ascii="Times New Roman" w:hAnsi="Times New Roman" w:cs="Times New Roman"/>
-          <w:iCs/>
-          <w:sz w:val="24"/>
-          <w:szCs w:val="24"/>
-        </w:rPr>
         <w:instrText xml:space="preserve"> MERGEFIELD State </w:instrText>
-      </w:r>
-      <w:r>
-        <w:rPr>
-          <w:rFonts w:ascii="Times New Roman" w:hAnsi="Times New Roman" w:cs="Times New Roman"/>
-          <w:iCs/>
-          <w:sz w:val="24"/>
-          <w:szCs w:val="24"/>
-        </w:rPr>
         <w:fldChar w:fldCharType="separate"/>
       </w:r>
       <w:r>
@@ -9555,41 +8039,9 @@
           <w:szCs w:val="24"/>
         </w:rPr>
         <w:fldChar w:fldCharType="end"/>
-      </w:r>
-      <w:r>
-        <w:rPr>
-          <w:rFonts w:ascii="Times New Roman" w:hAnsi="Times New Roman" w:cs="Times New Roman"/>
-          <w:iCs/>
-          <w:sz w:val="24"/>
-          <w:szCs w:val="24"/>
-        </w:rPr>
         <w:t xml:space="preserve">, declare on this Date ______________________,2025  this document to be my last will.  I expressly revoke all prior wills and codicils.  My full, legal name is </w:t>
-      </w:r>
-      <w:r>
-        <w:rPr>
-          <w:rFonts w:ascii="Times New Roman" w:hAnsi="Times New Roman" w:cs="Times New Roman"/>
-          <w:iCs/>
-          <w:sz w:val="24"/>
-          <w:szCs w:val="24"/>
-        </w:rPr>
         <w:fldChar w:fldCharType="begin"/>
-      </w:r>
-      <w:r>
-        <w:rPr>
-          <w:rFonts w:ascii="Times New Roman" w:hAnsi="Times New Roman" w:cs="Times New Roman"/>
-          <w:iCs/>
-          <w:sz w:val="24"/>
-          <w:szCs w:val="24"/>
-        </w:rPr>
         <w:instrText xml:space="preserve"> MERGEFIELD Your_Preferred_Signature_Name </w:instrText>
-      </w:r>
-      <w:r>
-        <w:rPr>
-          <w:rFonts w:ascii="Times New Roman" w:hAnsi="Times New Roman" w:cs="Times New Roman"/>
-          <w:iCs/>
-          <w:sz w:val="24"/>
-          <w:szCs w:val="24"/>
-        </w:rPr>
         <w:fldChar w:fldCharType="separate"/>
       </w:r>
       <w:r>
@@ -9610,14 +8062,6 @@
           <w:szCs w:val="24"/>
         </w:rPr>
         <w:fldChar w:fldCharType="end"/>
-      </w:r>
-      <w:r>
-        <w:rPr>
-          <w:rFonts w:ascii="Times New Roman" w:hAnsi="Times New Roman" w:cs="Times New Roman"/>
-          <w:iCs/>
-          <w:sz w:val="24"/>
-          <w:szCs w:val="24"/>
-        </w:rPr>
         <w:t>.</w:t>
       </w:r>
     </w:p>
@@ -9690,25 +8134,7 @@
           <w:szCs w:val="24"/>
         </w:rPr>
         <w:fldChar w:fldCharType="begin"/>
-      </w:r>
-      <w:r>
-        <w:rPr>
-          <w:rFonts w:ascii="Times New Roman" w:hAnsi="Times New Roman" w:cs="Times New Roman"/>
-          <w:iCs/>
-          <w:caps/>
-          <w:sz w:val="24"/>
-          <w:szCs w:val="24"/>
-        </w:rPr>
         <w:instrText xml:space="preserve"> MERGEFIELD Full_Legal_Names_of_Children </w:instrText>
-      </w:r>
-      <w:r>
-        <w:rPr>
-          <w:rFonts w:ascii="Times New Roman" w:hAnsi="Times New Roman" w:cs="Times New Roman"/>
-          <w:iCs/>
-          <w:caps/>
-          <w:sz w:val="24"/>
-          <w:szCs w:val="24"/>
-        </w:rPr>
         <w:fldChar w:fldCharType="separate"/>
       </w:r>
       <w:r>
@@ -9842,23 +8268,7 @@
           <w:szCs w:val="24"/>
         </w:rPr>
         <w:fldChar w:fldCharType="begin"/>
-      </w:r>
-      <w:r>
-        <w:rPr>
-          <w:rFonts w:ascii="Times New Roman" w:hAnsi="Times New Roman" w:cs="Times New Roman"/>
-          <w:caps/>
-          <w:sz w:val="24"/>
-          <w:szCs w:val="24"/>
-        </w:rPr>
         <w:instrText xml:space="preserve"> MERGEFIELD First_Choice_Successor_Trustee </w:instrText>
-      </w:r>
-      <w:r>
-        <w:rPr>
-          <w:rFonts w:ascii="Times New Roman" w:hAnsi="Times New Roman" w:cs="Times New Roman"/>
-          <w:caps/>
-          <w:sz w:val="24"/>
-          <w:szCs w:val="24"/>
-        </w:rPr>
         <w:fldChar w:fldCharType="separate"/>
       </w:r>
       <w:r>
@@ -9915,23 +8325,7 @@
           <w:szCs w:val="24"/>
         </w:rPr>
         <w:fldChar w:fldCharType="begin"/>
-      </w:r>
-      <w:r>
-        <w:rPr>
-          <w:rFonts w:ascii="Times New Roman" w:hAnsi="Times New Roman" w:cs="Times New Roman"/>
-          <w:caps/>
-          <w:sz w:val="24"/>
-          <w:szCs w:val="24"/>
-        </w:rPr>
         <w:instrText xml:space="preserve"> MERGEFIELD Second_Choice_Successor_Trustee__ </w:instrText>
-      </w:r>
-      <w:r>
-        <w:rPr>
-          <w:rFonts w:ascii="Times New Roman" w:hAnsi="Times New Roman" w:cs="Times New Roman"/>
-          <w:caps/>
-          <w:sz w:val="24"/>
-          <w:szCs w:val="24"/>
-        </w:rPr>
         <w:fldChar w:fldCharType="separate"/>
       </w:r>
       <w:r>
@@ -10221,41 +8615,7 @@
           <w:sz w:val="24"/>
           <w:szCs w:val="24"/>
         </w:rPr>
-        <w:t xml:space="preserve">Otherwise, I give all my household furniture and furnishings, jewelry, clothing, </w:t>
-      </w:r>
-      <w:proofErr w:type="spellStart"/>
-      <w:r>
-        <w:rPr>
-          <w:rFonts w:ascii="Times New Roman" w:hAnsi="Times New Roman" w:cs="Times New Roman"/>
-          <w:sz w:val="24"/>
-          <w:szCs w:val="24"/>
-        </w:rPr>
-        <w:t>china</w:t>
-      </w:r>
-      <w:proofErr w:type="spellEnd"/>
-      <w:r>
-        <w:rPr>
-          <w:rFonts w:ascii="Times New Roman" w:hAnsi="Times New Roman" w:cs="Times New Roman"/>
-          <w:sz w:val="24"/>
-          <w:szCs w:val="24"/>
-        </w:rPr>
-        <w:t xml:space="preserve">, silverware, books, pictures, personal automobiles, and all other tangible articles of household or personal use or adornment, or my interest in such property, together with any insurance on the property, I give all of the foregoing items to my children who survive me, to be divided among them in equal shares as they shall agree (taking into consideration all specific gifts to any of my children pursuant to the Memorandum mentioned above).  If my children are unable to agree upon a division within sixty (60) days of my death, my Personal Representative shall divide such property (including such specific gifts) among my children in substantially equal shares, as my Personal Representative in his or her discretion deems practical, having due regard to the personal preferences of my children, and without being required to achieve exact equality in monetary value.  My </w:t>
-      </w:r>
-      <w:r>
-        <w:rPr>
-          <w:rFonts w:ascii="Times New Roman" w:hAnsi="Times New Roman" w:cs="Times New Roman"/>
-          <w:sz w:val="24"/>
-          <w:szCs w:val="24"/>
-        </w:rPr>
-        <w:t>c</w:t>
-      </w:r>
-      <w:r>
-        <w:rPr>
-          <w:rFonts w:ascii="Times New Roman" w:hAnsi="Times New Roman" w:cs="Times New Roman"/>
-          <w:sz w:val="24"/>
-          <w:szCs w:val="24"/>
-        </w:rPr>
-        <w:t>hildren, as the case may be, shall have the use and possession of the property described in this paragraph during the period of administration of my estate without necessity for bond.</w:t>
+        <w:t>Otherwise, I give all my household furniture and furnishings, jewelry, clothing, china, silverware, books, pictures, personal automobiles, and all other tangible articles of household or personal use or adornment, or my interest in such property, together with any insurance on the property, I give all of the foregoing items to my children who survive me, to be divided among them in equal shares as they shall agree (taking into consideration all specific gifts to any of my children pursuant to the Memorandum mentioned above).  If my children are unable to agree upon a division within sixty (60) days of my death, my Personal Representative shall divide such property (including such specific gifts) among my children in substantially equal shares, as my Personal Representative in his or her discretion deems practical, having due regard to the personal preferences of my children, and without being required to achieve exact equality in monetary value.  My children, as the case may be, shall have the use and possession of the property described in this paragraph during the period of administration of my estate without necessity for bond.</w:t>
       </w:r>
     </w:p>
     <w:p>
@@ -10360,23 +8720,7 @@
           <w:szCs w:val="24"/>
         </w:rPr>
         <w:fldChar w:fldCharType="begin"/>
-      </w:r>
-      <w:r>
-        <w:rPr>
-          <w:rFonts w:ascii="Times New Roman" w:hAnsi="Times New Roman" w:cs="Times New Roman"/>
-          <w:caps/>
-          <w:sz w:val="24"/>
-          <w:szCs w:val="24"/>
-        </w:rPr>
         <w:instrText xml:space="preserve"> MERGEFIELD Name_of_Trust </w:instrText>
-      </w:r>
-      <w:r>
-        <w:rPr>
-          <w:rFonts w:ascii="Times New Roman" w:hAnsi="Times New Roman" w:cs="Times New Roman"/>
-          <w:caps/>
-          <w:sz w:val="24"/>
-          <w:szCs w:val="24"/>
-        </w:rPr>
         <w:fldChar w:fldCharType="separate"/>
       </w:r>
       <w:r>
@@ -10405,29 +8749,8 @@
           <w:szCs w:val="24"/>
         </w:rPr>
         <w:t xml:space="preserve"> created on this Date the _____ day of _____________, </w:t>
-      </w:r>
-      <w:r>
-        <w:rPr>
-          <w:rFonts w:ascii="Times New Roman" w:hAnsi="Times New Roman" w:cs="Times New Roman"/>
-          <w:sz w:val="24"/>
-          <w:szCs w:val="24"/>
-        </w:rPr>
         <w:fldChar w:fldCharType="begin"/>
-      </w:r>
-      <w:r>
-        <w:rPr>
-          <w:rFonts w:ascii="Times New Roman" w:hAnsi="Times New Roman" w:cs="Times New Roman"/>
-          <w:sz w:val="24"/>
-          <w:szCs w:val="24"/>
-        </w:rPr>
         <w:instrText xml:space="preserve"> DATE  \@ "yyyy" </w:instrText>
-      </w:r>
-      <w:r>
-        <w:rPr>
-          <w:rFonts w:ascii="Times New Roman" w:hAnsi="Times New Roman" w:cs="Times New Roman"/>
-          <w:sz w:val="24"/>
-          <w:szCs w:val="24"/>
-        </w:rPr>
         <w:fldChar w:fldCharType="separate"/>
       </w:r>
       <w:r>
@@ -10446,13 +8769,6 @@
           <w:szCs w:val="24"/>
         </w:rPr>
         <w:fldChar w:fldCharType="end"/>
-      </w:r>
-      <w:r>
-        <w:rPr>
-          <w:rFonts w:ascii="Times New Roman" w:hAnsi="Times New Roman" w:cs="Times New Roman"/>
-          <w:sz w:val="24"/>
-          <w:szCs w:val="24"/>
-        </w:rPr>
         <w:t xml:space="preserve">, to be aggregated with (and held, administered, and distributed as an integral part of) that trust estate in the manner and subject to the terms and provisions provided for in the Trust Agreement, including any and all amendments thereto made during my lifetime.  It is my intention that my Residuary Estate be “poured-over” to the </w:t>
       </w:r>
       <w:r>
@@ -10463,23 +8779,7 @@
           <w:szCs w:val="24"/>
         </w:rPr>
         <w:fldChar w:fldCharType="begin"/>
-      </w:r>
-      <w:r>
-        <w:rPr>
-          <w:rFonts w:ascii="Times New Roman" w:hAnsi="Times New Roman" w:cs="Times New Roman"/>
-          <w:caps/>
-          <w:sz w:val="24"/>
-          <w:szCs w:val="24"/>
-        </w:rPr>
         <w:instrText xml:space="preserve"> MERGEFIELD Name_of_Trust </w:instrText>
-      </w:r>
-      <w:r>
-        <w:rPr>
-          <w:rFonts w:ascii="Times New Roman" w:hAnsi="Times New Roman" w:cs="Times New Roman"/>
-          <w:caps/>
-          <w:sz w:val="24"/>
-          <w:szCs w:val="24"/>
-        </w:rPr>
         <w:fldChar w:fldCharType="separate"/>
       </w:r>
       <w:r>
@@ -10867,31 +9167,7 @@
           <w:szCs w:val="24"/>
         </w:rPr>
         <w:fldChar w:fldCharType="begin"/>
-      </w:r>
-      <w:r>
-        <w:rPr>
-          <w:rFonts w:ascii="Times New Roman" w:hAnsi="Times New Roman" w:cs="Times New Roman"/>
-          <w:b/>
-          <w:bCs/>
-          <w:i/>
-          <w:iCs/>
-          <w:caps/>
-          <w:sz w:val="24"/>
-          <w:szCs w:val="24"/>
-        </w:rPr>
         <w:instrText xml:space="preserve"> MERGEFIELD Your_Preferred_Signature_Name </w:instrText>
-      </w:r>
-      <w:r>
-        <w:rPr>
-          <w:rFonts w:ascii="Times New Roman" w:hAnsi="Times New Roman" w:cs="Times New Roman"/>
-          <w:b/>
-          <w:bCs/>
-          <w:i/>
-          <w:iCs/>
-          <w:caps/>
-          <w:sz w:val="24"/>
-          <w:szCs w:val="24"/>
-        </w:rPr>
         <w:fldChar w:fldCharType="separate"/>
       </w:r>
       <w:r>
@@ -10932,41 +9208,8 @@
           <w:szCs w:val="24"/>
         </w:rPr>
         <w:t xml:space="preserve">, the Testator, sign my name to this instrument this _____ day of ____________________, </w:t>
-      </w:r>
-      <w:r>
-        <w:rPr>
-          <w:rFonts w:ascii="Times New Roman" w:hAnsi="Times New Roman" w:cs="Times New Roman"/>
-          <w:b/>
-          <w:bCs/>
-          <w:i/>
-          <w:iCs/>
-          <w:sz w:val="24"/>
-          <w:szCs w:val="24"/>
-        </w:rPr>
         <w:fldChar w:fldCharType="begin"/>
-      </w:r>
-      <w:r>
-        <w:rPr>
-          <w:rFonts w:ascii="Times New Roman" w:hAnsi="Times New Roman" w:cs="Times New Roman"/>
-          <w:b/>
-          <w:bCs/>
-          <w:i/>
-          <w:iCs/>
-          <w:sz w:val="24"/>
-          <w:szCs w:val="24"/>
-        </w:rPr>
         <w:instrText xml:space="preserve"> DATE  \@ "yyyy" </w:instrText>
-      </w:r>
-      <w:r>
-        <w:rPr>
-          <w:rFonts w:ascii="Times New Roman" w:hAnsi="Times New Roman" w:cs="Times New Roman"/>
-          <w:b/>
-          <w:bCs/>
-          <w:i/>
-          <w:iCs/>
-          <w:sz w:val="24"/>
-          <w:szCs w:val="24"/>
-        </w:rPr>
         <w:fldChar w:fldCharType="separate"/>
       </w:r>
       <w:r>
@@ -10993,17 +9236,6 @@
           <w:szCs w:val="24"/>
         </w:rPr>
         <w:fldChar w:fldCharType="end"/>
-      </w:r>
-      <w:r>
-        <w:rPr>
-          <w:rFonts w:ascii="Times New Roman" w:hAnsi="Times New Roman" w:cs="Times New Roman"/>
-          <w:b/>
-          <w:bCs/>
-          <w:i/>
-          <w:iCs/>
-          <w:sz w:val="24"/>
-          <w:szCs w:val="24"/>
-        </w:rPr>
         <w:t>, and being first duly sworn, do hereby declare to the undersigned authority that I sign and execute this instrument as my Last Will and that I sign it willingly, that I execute it as my free and voluntary act for the purposes expressed in it, and that I am 18 years of age or older, of sound mind, and under no constraint or undue influence.</w:t>
       </w:r>
     </w:p>
@@ -11072,25 +9304,7 @@
           <w:szCs w:val="24"/>
         </w:rPr>
         <w:fldChar w:fldCharType="begin"/>
-      </w:r>
-      <w:r>
-        <w:rPr>
-          <w:rFonts w:ascii="Times New Roman" w:hAnsi="Times New Roman" w:cs="Times New Roman"/>
-          <w:iCs/>
-          <w:caps/>
-          <w:sz w:val="24"/>
-          <w:szCs w:val="24"/>
-        </w:rPr>
         <w:instrText xml:space="preserve"> MERGEFIELD Your_Preferred_Signature_Name </w:instrText>
-      </w:r>
-      <w:r>
-        <w:rPr>
-          <w:rFonts w:ascii="Times New Roman" w:hAnsi="Times New Roman" w:cs="Times New Roman"/>
-          <w:iCs/>
-          <w:caps/>
-          <w:sz w:val="24"/>
-          <w:szCs w:val="24"/>
-        </w:rPr>
         <w:fldChar w:fldCharType="separate"/>
       </w:r>
       <w:r>
@@ -11491,14 +9705,6 @@
           <w:szCs w:val="24"/>
         </w:rPr>
         <w:t>STATE OF UTAH</w:t>
-      </w:r>
-      <w:r>
-        <w:rPr>
-          <w:rFonts w:ascii="Times New Roman" w:hAnsi="Times New Roman" w:cs="Times New Roman"/>
-          <w:iCs/>
-          <w:sz w:val="24"/>
-          <w:szCs w:val="24"/>
-        </w:rPr>
         <w:tab/>
         <w:t>)</w:t>
       </w:r>
@@ -11549,23 +9755,7 @@
           <w:szCs w:val="24"/>
         </w:rPr>
         <w:t>COUNTY OF UTAH</w:t>
-      </w:r>
-      <w:r>
-        <w:rPr>
-          <w:rFonts w:ascii="Times New Roman" w:hAnsi="Times New Roman" w:cs="Times New Roman"/>
-          <w:iCs/>
-          <w:sz w:val="24"/>
-          <w:szCs w:val="24"/>
-        </w:rPr>
-        <w:tab/>
-      </w:r>
-      <w:r>
-        <w:rPr>
-          <w:rFonts w:ascii="Times New Roman" w:hAnsi="Times New Roman" w:cs="Times New Roman"/>
-          <w:iCs/>
-          <w:sz w:val="24"/>
-          <w:szCs w:val="24"/>
-        </w:rPr>
+        <w:tab/>
         <w:tab/>
         <w:t>)</w:t>
       </w:r>
@@ -11614,25 +9804,7 @@
           <w:szCs w:val="24"/>
         </w:rPr>
         <w:fldChar w:fldCharType="begin"/>
-      </w:r>
-      <w:r>
-        <w:rPr>
-          <w:rFonts w:ascii="Times New Roman" w:hAnsi="Times New Roman" w:cs="Times New Roman"/>
-          <w:iCs/>
-          <w:caps/>
-          <w:sz w:val="24"/>
-          <w:szCs w:val="24"/>
-        </w:rPr>
         <w:instrText xml:space="preserve"> MERGEFIELD Your_Preferred_Signature_Name </w:instrText>
-      </w:r>
-      <w:r>
-        <w:rPr>
-          <w:rFonts w:ascii="Times New Roman" w:hAnsi="Times New Roman" w:cs="Times New Roman"/>
-          <w:iCs/>
-          <w:caps/>
-          <w:sz w:val="24"/>
-          <w:szCs w:val="24"/>
-        </w:rPr>
         <w:fldChar w:fldCharType="separate"/>
       </w:r>
       <w:r>
@@ -11664,32 +9836,8 @@
           <w:szCs w:val="24"/>
         </w:rPr>
         <w:t xml:space="preserve">, the Testator, and subscribed and sworn to before me by ____________________________ and ________________________, witnesses, this _____ day of ___________________, </w:t>
-      </w:r>
-      <w:r>
-        <w:rPr>
-          <w:rFonts w:ascii="Times New Roman" w:hAnsi="Times New Roman" w:cs="Times New Roman"/>
-          <w:iCs/>
-          <w:sz w:val="24"/>
-          <w:szCs w:val="24"/>
-        </w:rPr>
         <w:fldChar w:fldCharType="begin"/>
-      </w:r>
-      <w:r>
-        <w:rPr>
-          <w:rFonts w:ascii="Times New Roman" w:hAnsi="Times New Roman" w:cs="Times New Roman"/>
-          <w:iCs/>
-          <w:sz w:val="24"/>
-          <w:szCs w:val="24"/>
-        </w:rPr>
         <w:instrText xml:space="preserve"> DATE  \@ "yyyy" </w:instrText>
-      </w:r>
-      <w:r>
-        <w:rPr>
-          <w:rFonts w:ascii="Times New Roman" w:hAnsi="Times New Roman" w:cs="Times New Roman"/>
-          <w:iCs/>
-          <w:sz w:val="24"/>
-          <w:szCs w:val="24"/>
-        </w:rPr>
         <w:fldChar w:fldCharType="separate"/>
       </w:r>
       <w:r>
@@ -11710,14 +9858,6 @@
           <w:szCs w:val="24"/>
         </w:rPr>
         <w:fldChar w:fldCharType="end"/>
-      </w:r>
-      <w:r>
-        <w:rPr>
-          <w:rFonts w:ascii="Times New Roman" w:hAnsi="Times New Roman" w:cs="Times New Roman"/>
-          <w:iCs/>
-          <w:sz w:val="24"/>
-          <w:szCs w:val="24"/>
-        </w:rPr>
         <w:t>.</w:t>
       </w:r>
     </w:p>
@@ -11890,29 +10030,7 @@
           <w:szCs w:val="28"/>
         </w:rPr>
         <w:fldChar w:fldCharType="begin"/>
-      </w:r>
-      <w:r>
-        <w:rPr>
-          <w:rFonts w:ascii="Times New Roman" w:hAnsi="Times New Roman" w:cs="Times New Roman"/>
-          <w:b/>
-          <w:bCs/>
-          <w:iCs/>
-          <w:caps/>
-          <w:sz w:val="28"/>
-          <w:szCs w:val="28"/>
-        </w:rPr>
         <w:instrText xml:space="preserve"> MERGEFIELD Your_Preferred_Signature_Name </w:instrText>
-      </w:r>
-      <w:r>
-        <w:rPr>
-          <w:rFonts w:ascii="Times New Roman" w:hAnsi="Times New Roman" w:cs="Times New Roman"/>
-          <w:b/>
-          <w:bCs/>
-          <w:iCs/>
-          <w:caps/>
-          <w:sz w:val="28"/>
-          <w:szCs w:val="28"/>
-        </w:rPr>
         <w:fldChar w:fldCharType="separate"/>
       </w:r>
       <w:r>
@@ -12011,32 +10129,8 @@
         </w:rPr>
         <w:tab/>
         <w:t xml:space="preserve">Paragraph Fourth of my Will, executed on the _____ day of __________________, </w:t>
-      </w:r>
-      <w:r>
-        <w:rPr>
-          <w:rFonts w:ascii="Times New Roman" w:hAnsi="Times New Roman" w:cs="Times New Roman"/>
-          <w:iCs/>
-          <w:sz w:val="24"/>
-          <w:szCs w:val="24"/>
-        </w:rPr>
         <w:fldChar w:fldCharType="begin"/>
-      </w:r>
-      <w:r>
-        <w:rPr>
-          <w:rFonts w:ascii="Times New Roman" w:hAnsi="Times New Roman" w:cs="Times New Roman"/>
-          <w:iCs/>
-          <w:sz w:val="24"/>
-          <w:szCs w:val="24"/>
-        </w:rPr>
         <w:instrText xml:space="preserve"> DATE  \@ "yyyy" </w:instrText>
-      </w:r>
-      <w:r>
-        <w:rPr>
-          <w:rFonts w:ascii="Times New Roman" w:hAnsi="Times New Roman" w:cs="Times New Roman"/>
-          <w:iCs/>
-          <w:sz w:val="24"/>
-          <w:szCs w:val="24"/>
-        </w:rPr>
         <w:fldChar w:fldCharType="separate"/>
       </w:r>
       <w:r>
@@ -12057,14 +10151,6 @@
           <w:szCs w:val="24"/>
         </w:rPr>
         <w:fldChar w:fldCharType="end"/>
-      </w:r>
-      <w:r>
-        <w:rPr>
-          <w:rFonts w:ascii="Times New Roman" w:hAnsi="Times New Roman" w:cs="Times New Roman"/>
-          <w:iCs/>
-          <w:sz w:val="24"/>
-          <w:szCs w:val="24"/>
-        </w:rPr>
         <w:t xml:space="preserve">, distributes items of my tangible personal property (not money, evidences of indebtedness, documents of title, stock certificates or business property) in accordance with this writing.  I hereby make this memorandum for that purpose and to comply with the provisions of Utah Code Ann. 75-2-513 (1953, as amended).  </w:t>
       </w:r>
     </w:p>
@@ -12975,25 +11061,7 @@
           <w:szCs w:val="24"/>
         </w:rPr>
         <w:fldChar w:fldCharType="begin"/>
-      </w:r>
-      <w:r>
-        <w:rPr>
-          <w:rFonts w:ascii="Times New Roman" w:hAnsi="Times New Roman" w:cs="Times New Roman"/>
-          <w:iCs/>
-          <w:caps/>
-          <w:sz w:val="24"/>
-          <w:szCs w:val="24"/>
-        </w:rPr>
         <w:instrText xml:space="preserve"> MERGEFIELD Your_Preferred_Signature_Name </w:instrText>
-      </w:r>
-      <w:r>
-        <w:rPr>
-          <w:rFonts w:ascii="Times New Roman" w:hAnsi="Times New Roman" w:cs="Times New Roman"/>
-          <w:iCs/>
-          <w:caps/>
-          <w:sz w:val="24"/>
-          <w:szCs w:val="24"/>
-        </w:rPr>
         <w:fldChar w:fldCharType="separate"/>
       </w:r>
       <w:r>
@@ -13100,29 +11168,7 @@
           <w:szCs w:val="28"/>
         </w:rPr>
         <w:fldChar w:fldCharType="begin"/>
-      </w:r>
-      <w:r>
-        <w:rPr>
-          <w:rFonts w:ascii="Times New Roman" w:hAnsi="Times New Roman" w:cs="Times New Roman"/>
-          <w:b/>
-          <w:bCs/>
-          <w:iCs/>
-          <w:caps/>
-          <w:sz w:val="28"/>
-          <w:szCs w:val="28"/>
-        </w:rPr>
         <w:instrText xml:space="preserve"> MERGEFIELD Your_Preferred_Signature_Name </w:instrText>
-      </w:r>
-      <w:r>
-        <w:rPr>
-          <w:rFonts w:ascii="Times New Roman" w:hAnsi="Times New Roman" w:cs="Times New Roman"/>
-          <w:b/>
-          <w:bCs/>
-          <w:iCs/>
-          <w:caps/>
-          <w:sz w:val="28"/>
-          <w:szCs w:val="28"/>
-        </w:rPr>
         <w:fldChar w:fldCharType="separate"/>
       </w:r>
       <w:r>
@@ -13221,32 +11267,8 @@
         </w:rPr>
         <w:tab/>
         <w:t xml:space="preserve">Paragraph Fourth of my Will, executed on the _____ day of __________________, </w:t>
-      </w:r>
-      <w:r>
-        <w:rPr>
-          <w:rFonts w:ascii="Times New Roman" w:hAnsi="Times New Roman" w:cs="Times New Roman"/>
-          <w:iCs/>
-          <w:sz w:val="24"/>
-          <w:szCs w:val="24"/>
-        </w:rPr>
         <w:fldChar w:fldCharType="begin"/>
-      </w:r>
-      <w:r>
-        <w:rPr>
-          <w:rFonts w:ascii="Times New Roman" w:hAnsi="Times New Roman" w:cs="Times New Roman"/>
-          <w:iCs/>
-          <w:sz w:val="24"/>
-          <w:szCs w:val="24"/>
-        </w:rPr>
         <w:instrText xml:space="preserve"> DATE  \@ "yyyy" </w:instrText>
-      </w:r>
-      <w:r>
-        <w:rPr>
-          <w:rFonts w:ascii="Times New Roman" w:hAnsi="Times New Roman" w:cs="Times New Roman"/>
-          <w:iCs/>
-          <w:sz w:val="24"/>
-          <w:szCs w:val="24"/>
-        </w:rPr>
         <w:fldChar w:fldCharType="separate"/>
       </w:r>
       <w:r>
@@ -13267,14 +11289,6 @@
           <w:szCs w:val="24"/>
         </w:rPr>
         <w:fldChar w:fldCharType="end"/>
-      </w:r>
-      <w:r>
-        <w:rPr>
-          <w:rFonts w:ascii="Times New Roman" w:hAnsi="Times New Roman" w:cs="Times New Roman"/>
-          <w:iCs/>
-          <w:sz w:val="24"/>
-          <w:szCs w:val="24"/>
-        </w:rPr>
         <w:t xml:space="preserve">, distributes items of my tangible personal property (not money, evidences of indebtedness, documents of title, stock certificates or business property) in accordance with this writing.  I hereby make this memorandum for that purpose and to comply with the provisions of Utah Code Ann. 75-2-513 (1953, as amended).  </w:t>
       </w:r>
     </w:p>
@@ -14182,25 +12196,7 @@
           <w:szCs w:val="24"/>
         </w:rPr>
         <w:fldChar w:fldCharType="begin"/>
-      </w:r>
-      <w:r>
-        <w:rPr>
-          <w:rFonts w:ascii="Times New Roman" w:hAnsi="Times New Roman" w:cs="Times New Roman"/>
-          <w:iCs/>
-          <w:caps/>
-          <w:sz w:val="24"/>
-          <w:szCs w:val="24"/>
-        </w:rPr>
         <w:instrText xml:space="preserve"> MERGEFIELD Your_Preferred_Signature_Name </w:instrText>
-      </w:r>
-      <w:r>
-        <w:rPr>
-          <w:rFonts w:ascii="Times New Roman" w:hAnsi="Times New Roman" w:cs="Times New Roman"/>
-          <w:iCs/>
-          <w:caps/>
-          <w:sz w:val="24"/>
-          <w:szCs w:val="24"/>
-        </w:rPr>
         <w:fldChar w:fldCharType="separate"/>
       </w:r>
       <w:r>
@@ -14286,51 +12282,11 @@
           <w:szCs w:val="52"/>
         </w:rPr>
         <w:t>Durable Power of Attorney</w:t>
-      </w:r>
-      <w:r>
-        <w:rPr>
-          <w:rFonts w:ascii="Times New Roman" w:hAnsi="Times New Roman" w:cs="Times New Roman"/>
-          <w:caps/>
-          <w:sz w:val="52"/>
-          <w:szCs w:val="52"/>
-        </w:rPr>
         <w:br/>
         <w:t>for</w:t>
-      </w:r>
-      <w:r>
-        <w:rPr>
-          <w:rFonts w:ascii="Times New Roman" w:hAnsi="Times New Roman" w:cs="Times New Roman"/>
-          <w:caps/>
-          <w:sz w:val="52"/>
-          <w:szCs w:val="52"/>
-        </w:rPr>
         <w:br/>
-      </w:r>
-      <w:r>
-        <w:rPr>
-          <w:rFonts w:ascii="Times New Roman" w:hAnsi="Times New Roman" w:cs="Times New Roman"/>
-          <w:caps/>
-          <w:sz w:val="52"/>
-          <w:szCs w:val="52"/>
-        </w:rPr>
         <w:fldChar w:fldCharType="begin"/>
-      </w:r>
-      <w:r>
-        <w:rPr>
-          <w:rFonts w:ascii="Times New Roman" w:hAnsi="Times New Roman" w:cs="Times New Roman"/>
-          <w:caps/>
-          <w:sz w:val="52"/>
-          <w:szCs w:val="52"/>
-        </w:rPr>
         <w:instrText xml:space="preserve"> MERGEFIELD Your_Preferred_Signature_Name </w:instrText>
-      </w:r>
-      <w:r>
-        <w:rPr>
-          <w:rFonts w:ascii="Times New Roman" w:hAnsi="Times New Roman" w:cs="Times New Roman"/>
-          <w:caps/>
-          <w:sz w:val="52"/>
-          <w:szCs w:val="52"/>
-        </w:rPr>
         <w:fldChar w:fldCharType="separate"/>
       </w:r>
       <w:r>
@@ -14412,27 +12368,7 @@
           <w:szCs w:val="32"/>
         </w:rPr>
         <w:fldChar w:fldCharType="begin"/>
-      </w:r>
-      <w:r>
-        <w:rPr>
-          <w:rFonts w:ascii="Times New Roman" w:hAnsi="Times New Roman" w:cs="Times New Roman"/>
-          <w:b/>
-          <w:iCs/>
-          <w:caps/>
-          <w:sz w:val="32"/>
-          <w:szCs w:val="32"/>
-        </w:rPr>
         <w:instrText xml:space="preserve"> MERGEFIELD Your_Preferred_Signature_Name </w:instrText>
-      </w:r>
-      <w:r>
-        <w:rPr>
-          <w:rFonts w:ascii="Times New Roman" w:hAnsi="Times New Roman" w:cs="Times New Roman"/>
-          <w:b/>
-          <w:iCs/>
-          <w:caps/>
-          <w:sz w:val="32"/>
-          <w:szCs w:val="32"/>
-        </w:rPr>
         <w:fldChar w:fldCharType="separate"/>
       </w:r>
       <w:r>
@@ -14486,29 +12422,8 @@
         </w:rPr>
         <w:tab/>
         <w:t xml:space="preserve">On this _____ day of __________________, </w:t>
-      </w:r>
-      <w:r>
-        <w:rPr>
-          <w:rFonts w:ascii="Times New Roman" w:hAnsi="Times New Roman" w:cs="Times New Roman"/>
-          <w:sz w:val="24"/>
-          <w:szCs w:val="24"/>
-        </w:rPr>
         <w:fldChar w:fldCharType="begin"/>
-      </w:r>
-      <w:r>
-        <w:rPr>
-          <w:rFonts w:ascii="Times New Roman" w:hAnsi="Times New Roman" w:cs="Times New Roman"/>
-          <w:sz w:val="24"/>
-          <w:szCs w:val="24"/>
-        </w:rPr>
         <w:instrText xml:space="preserve"> DATE  \@ "yyyy" </w:instrText>
-      </w:r>
-      <w:r>
-        <w:rPr>
-          <w:rFonts w:ascii="Times New Roman" w:hAnsi="Times New Roman" w:cs="Times New Roman"/>
-          <w:sz w:val="24"/>
-          <w:szCs w:val="24"/>
-        </w:rPr>
         <w:fldChar w:fldCharType="separate"/>
       </w:r>
       <w:r>
@@ -14527,13 +12442,6 @@
           <w:szCs w:val="24"/>
         </w:rPr>
         <w:fldChar w:fldCharType="end"/>
-      </w:r>
-      <w:r>
-        <w:rPr>
-          <w:rFonts w:ascii="Times New Roman" w:hAnsi="Times New Roman" w:cs="Times New Roman"/>
-          <w:sz w:val="24"/>
-          <w:szCs w:val="24"/>
-        </w:rPr>
         <w:t xml:space="preserve">, I, </w:t>
       </w:r>
       <w:r>
@@ -14544,23 +12452,7 @@
           <w:szCs w:val="24"/>
         </w:rPr>
         <w:fldChar w:fldCharType="begin"/>
-      </w:r>
-      <w:r>
-        <w:rPr>
-          <w:rFonts w:ascii="Times New Roman" w:hAnsi="Times New Roman" w:cs="Times New Roman"/>
-          <w:caps/>
-          <w:sz w:val="24"/>
-          <w:szCs w:val="24"/>
-        </w:rPr>
         <w:instrText xml:space="preserve"> MERGEFIELD Your_Preferred_Signature_Name </w:instrText>
-      </w:r>
-      <w:r>
-        <w:rPr>
-          <w:rFonts w:ascii="Times New Roman" w:hAnsi="Times New Roman" w:cs="Times New Roman"/>
-          <w:caps/>
-          <w:sz w:val="24"/>
-          <w:szCs w:val="24"/>
-        </w:rPr>
         <w:fldChar w:fldCharType="separate"/>
       </w:r>
       <w:r>
@@ -14589,29 +12481,8 @@
           <w:szCs w:val="24"/>
         </w:rPr>
         <w:t xml:space="preserve">, of </w:t>
-      </w:r>
-      <w:r>
-        <w:rPr>
-          <w:rFonts w:ascii="Times New Roman" w:hAnsi="Times New Roman" w:cs="Times New Roman"/>
-          <w:sz w:val="24"/>
-          <w:szCs w:val="24"/>
-        </w:rPr>
         <w:fldChar w:fldCharType="begin"/>
-      </w:r>
-      <w:r>
-        <w:rPr>
-          <w:rFonts w:ascii="Times New Roman" w:hAnsi="Times New Roman" w:cs="Times New Roman"/>
-          <w:sz w:val="24"/>
-          <w:szCs w:val="24"/>
-        </w:rPr>
         <w:instrText xml:space="preserve"> MERGEFIELD  City </w:instrText>
-      </w:r>
-      <w:r>
-        <w:rPr>
-          <w:rFonts w:ascii="Times New Roman" w:hAnsi="Times New Roman" w:cs="Times New Roman"/>
-          <w:sz w:val="24"/>
-          <w:szCs w:val="24"/>
-        </w:rPr>
         <w:fldChar w:fldCharType="separate"/>
       </w:r>
       <w:r>
@@ -14630,37 +12501,9 @@
           <w:szCs w:val="24"/>
         </w:rPr>
         <w:fldChar w:fldCharType="end"/>
-      </w:r>
-      <w:r>
-        <w:rPr>
-          <w:rFonts w:ascii="Times New Roman" w:hAnsi="Times New Roman" w:cs="Times New Roman"/>
-          <w:sz w:val="24"/>
-          <w:szCs w:val="24"/>
-        </w:rPr>
         <w:t xml:space="preserve">, </w:t>
-      </w:r>
-      <w:r>
-        <w:rPr>
-          <w:rFonts w:ascii="Times New Roman" w:hAnsi="Times New Roman" w:cs="Times New Roman"/>
-          <w:sz w:val="24"/>
-          <w:szCs w:val="24"/>
-        </w:rPr>
         <w:fldChar w:fldCharType="begin"/>
-      </w:r>
-      <w:r>
-        <w:rPr>
-          <w:rFonts w:ascii="Times New Roman" w:hAnsi="Times New Roman" w:cs="Times New Roman"/>
-          <w:sz w:val="24"/>
-          <w:szCs w:val="24"/>
-        </w:rPr>
         <w:instrText xml:space="preserve"> MERGEFIELD County </w:instrText>
-      </w:r>
-      <w:r>
-        <w:rPr>
-          <w:rFonts w:ascii="Times New Roman" w:hAnsi="Times New Roman" w:cs="Times New Roman"/>
-          <w:sz w:val="24"/>
-          <w:szCs w:val="24"/>
-        </w:rPr>
         <w:fldChar w:fldCharType="separate"/>
       </w:r>
       <w:r>
@@ -14679,37 +12522,9 @@
           <w:szCs w:val="24"/>
         </w:rPr>
         <w:fldChar w:fldCharType="end"/>
-      </w:r>
-      <w:r>
-        <w:rPr>
-          <w:rFonts w:ascii="Times New Roman" w:hAnsi="Times New Roman" w:cs="Times New Roman"/>
-          <w:sz w:val="24"/>
-          <w:szCs w:val="24"/>
-        </w:rPr>
         <w:t xml:space="preserve"> County, </w:t>
-      </w:r>
-      <w:r>
-        <w:rPr>
-          <w:rFonts w:ascii="Times New Roman" w:hAnsi="Times New Roman" w:cs="Times New Roman"/>
-          <w:sz w:val="24"/>
-          <w:szCs w:val="24"/>
-        </w:rPr>
         <w:fldChar w:fldCharType="begin"/>
-      </w:r>
-      <w:r>
-        <w:rPr>
-          <w:rFonts w:ascii="Times New Roman" w:hAnsi="Times New Roman" w:cs="Times New Roman"/>
-          <w:sz w:val="24"/>
-          <w:szCs w:val="24"/>
-        </w:rPr>
         <w:instrText xml:space="preserve"> MERGEFIELD State </w:instrText>
-      </w:r>
-      <w:r>
-        <w:rPr>
-          <w:rFonts w:ascii="Times New Roman" w:hAnsi="Times New Roman" w:cs="Times New Roman"/>
-          <w:sz w:val="24"/>
-          <w:szCs w:val="24"/>
-        </w:rPr>
         <w:fldChar w:fldCharType="separate"/>
       </w:r>
       <w:r>
@@ -14728,30 +12543,7 @@
           <w:szCs w:val="24"/>
         </w:rPr>
         <w:fldChar w:fldCharType="end"/>
-      </w:r>
-      <w:r>
-        <w:rPr>
-          <w:rFonts w:ascii="Times New Roman" w:hAnsi="Times New Roman" w:cs="Times New Roman"/>
-          <w:sz w:val="24"/>
-          <w:szCs w:val="24"/>
-        </w:rPr>
-        <w:t xml:space="preserve"> (the “Principal”) hereby appoint </w:t>
-      </w:r>
-      <w:r>
-        <w:rPr>
-          <w:rFonts w:ascii="Times New Roman" w:hAnsi="Times New Roman" w:cs="Times New Roman"/>
-          <w:sz w:val="24"/>
-          <w:szCs w:val="24"/>
-        </w:rPr>
-        <w:t>______________</w:t>
-      </w:r>
-      <w:r>
-        <w:rPr>
-          <w:rFonts w:ascii="Times New Roman" w:hAnsi="Times New Roman" w:cs="Times New Roman"/>
-          <w:sz w:val="24"/>
-          <w:szCs w:val="24"/>
-        </w:rPr>
-        <w:t>(“my Agent”), as my Attorney-in-Fact, as follows:</w:t>
+        <w:t xml:space="preserve"> (the “Principal”) hereby appoint ______________(“my Agent”), as my Attorney-in-Fact, as follows:</w:t>
       </w:r>
     </w:p>
     <w:p>
@@ -14788,23 +12580,7 @@
           <w:szCs w:val="24"/>
         </w:rPr>
         <w:fldChar w:fldCharType="begin"/>
-      </w:r>
-      <w:r>
-        <w:rPr>
-          <w:rFonts w:ascii="Times New Roman" w:hAnsi="Times New Roman" w:cs="Times New Roman"/>
-          <w:caps/>
-          <w:sz w:val="24"/>
-          <w:szCs w:val="24"/>
-        </w:rPr>
         <w:instrText xml:space="preserve"> MERGEFIELD Name_of_Trust </w:instrText>
-      </w:r>
-      <w:r>
-        <w:rPr>
-          <w:rFonts w:ascii="Times New Roman" w:hAnsi="Times New Roman" w:cs="Times New Roman"/>
-          <w:caps/>
-          <w:sz w:val="24"/>
-          <w:szCs w:val="24"/>
-        </w:rPr>
         <w:fldChar w:fldCharType="separate"/>
       </w:r>
       <w:r>
@@ -14832,48 +12608,9 @@
           <w:sz w:val="24"/>
           <w:szCs w:val="24"/>
         </w:rPr>
-        <w:t xml:space="preserve"> u/</w:t>
-      </w:r>
-      <w:proofErr w:type="spellStart"/>
-      <w:r>
-        <w:rPr>
-          <w:rFonts w:ascii="Times New Roman" w:hAnsi="Times New Roman" w:cs="Times New Roman"/>
-          <w:sz w:val="24"/>
-          <w:szCs w:val="24"/>
-        </w:rPr>
-        <w:t>a/d</w:t>
-      </w:r>
-      <w:proofErr w:type="spellEnd"/>
-      <w:r>
-        <w:rPr>
-          <w:rFonts w:ascii="Times New Roman" w:hAnsi="Times New Roman" w:cs="Times New Roman"/>
-          <w:sz w:val="24"/>
-          <w:szCs w:val="24"/>
-        </w:rPr>
-        <w:t xml:space="preserve"> _______________________, </w:t>
-      </w:r>
-      <w:r>
-        <w:rPr>
-          <w:rFonts w:ascii="Times New Roman" w:hAnsi="Times New Roman" w:cs="Times New Roman"/>
-          <w:sz w:val="24"/>
-          <w:szCs w:val="24"/>
-        </w:rPr>
+        <w:t xml:space="preserve"> u/a/d _______________________, </w:t>
         <w:fldChar w:fldCharType="begin"/>
-      </w:r>
-      <w:r>
-        <w:rPr>
-          <w:rFonts w:ascii="Times New Roman" w:hAnsi="Times New Roman" w:cs="Times New Roman"/>
-          <w:sz w:val="24"/>
-          <w:szCs w:val="24"/>
-        </w:rPr>
         <w:instrText xml:space="preserve"> DATE  \@ "yyyy" </w:instrText>
-      </w:r>
-      <w:r>
-        <w:rPr>
-          <w:rFonts w:ascii="Times New Roman" w:hAnsi="Times New Roman" w:cs="Times New Roman"/>
-          <w:sz w:val="24"/>
-          <w:szCs w:val="24"/>
-        </w:rPr>
         <w:fldChar w:fldCharType="separate"/>
       </w:r>
       <w:r>
@@ -14892,13 +12629,6 @@
           <w:szCs w:val="24"/>
         </w:rPr>
         <w:fldChar w:fldCharType="end"/>
-      </w:r>
-      <w:r>
-        <w:rPr>
-          <w:rFonts w:ascii="Times New Roman" w:hAnsi="Times New Roman" w:cs="Times New Roman"/>
-          <w:sz w:val="24"/>
-          <w:szCs w:val="24"/>
-        </w:rPr>
         <w:t xml:space="preserve">.  No other transfer of my property pursuant to this instrument shall have any validity.  I specifically authorize my Agent to do anything I could do to effect transfers of my property to the Trustees of that Trust.  This authorization includes (without limitation): (a) entering any safe deposit boxes I may own and removing the contents, (b) executing any checks or other orders to transfer any funds I have on deposit with any bank or other financial institution, (c) executing any documents of title required to effect any transfer, and (d) executing any other documents on my behalf.  </w:t>
       </w:r>
       <w:r>
@@ -14935,71 +12665,7 @@
           <w:sz w:val="24"/>
           <w:szCs w:val="24"/>
         </w:rPr>
-        <w:t>Except as noted below, this Durable Power of Attorney also gives my Agent the full authority and power to act for me regarding all other matters including the power (a) to prepare, sign and file joint or separate income tax returns or declarations of estimated tax for any year or years; (b) to prepare, sign and file gift tax returns relating to gifts made by me for any year or years; (</w:t>
-      </w:r>
-      <w:r>
-        <w:rPr>
-          <w:rFonts w:ascii="Times New Roman" w:hAnsi="Times New Roman" w:cs="Times New Roman"/>
-          <w:sz w:val="24"/>
-          <w:szCs w:val="24"/>
-        </w:rPr>
-        <w:t>c</w:t>
-      </w:r>
-      <w:r>
-        <w:rPr>
-          <w:rFonts w:ascii="Times New Roman" w:hAnsi="Times New Roman" w:cs="Times New Roman"/>
-          <w:sz w:val="24"/>
-          <w:szCs w:val="24"/>
-        </w:rPr>
-        <w:t>) to prepare, sign and file any claims for refund of any tax; (</w:t>
-      </w:r>
-      <w:r>
-        <w:rPr>
-          <w:rFonts w:ascii="Times New Roman" w:hAnsi="Times New Roman" w:cs="Times New Roman"/>
-          <w:sz w:val="24"/>
-          <w:szCs w:val="24"/>
-        </w:rPr>
-        <w:t>d</w:t>
-      </w:r>
-      <w:r>
-        <w:rPr>
-          <w:rFonts w:ascii="Times New Roman" w:hAnsi="Times New Roman" w:cs="Times New Roman"/>
-          <w:sz w:val="24"/>
-          <w:szCs w:val="24"/>
-        </w:rPr>
-        <w:t>) to disclaim all or any portion of any interest in property passing to me; (</w:t>
-      </w:r>
-      <w:r>
-        <w:rPr>
-          <w:rFonts w:ascii="Times New Roman" w:hAnsi="Times New Roman" w:cs="Times New Roman"/>
-          <w:sz w:val="24"/>
-          <w:szCs w:val="24"/>
-        </w:rPr>
-        <w:t>e</w:t>
-      </w:r>
-      <w:r>
-        <w:rPr>
-          <w:rFonts w:ascii="Times New Roman" w:hAnsi="Times New Roman" w:cs="Times New Roman"/>
-          <w:sz w:val="24"/>
-          <w:szCs w:val="24"/>
-        </w:rPr>
-        <w:t>) to make any other elections allowed by the Internal Revenue Code or the tax law of any state; and (</w:t>
-      </w:r>
-      <w:r>
-        <w:rPr>
-          <w:rFonts w:ascii="Times New Roman" w:hAnsi="Times New Roman" w:cs="Times New Roman"/>
-          <w:sz w:val="24"/>
-          <w:szCs w:val="24"/>
-        </w:rPr>
-        <w:t>f</w:t>
-      </w:r>
-      <w:r>
-        <w:rPr>
-          <w:rFonts w:ascii="Times New Roman" w:hAnsi="Times New Roman" w:cs="Times New Roman"/>
-          <w:sz w:val="24"/>
-          <w:szCs w:val="24"/>
-        </w:rPr>
-        <w:t>) to claim and collect any benefits of any kind available to me from any insurer or governmental agency.</w:t>
+        <w:t>Except as noted below, this Durable Power of Attorney also gives my Agent the full authority and power to act for me regarding all other matters including the power (a) to prepare, sign and file joint or separate income tax returns or declarations of estimated tax for any year or years; (b) to prepare, sign and file gift tax returns relating to gifts made by me for any year or years; (c) to prepare, sign and file any claims for refund of any tax; (d) to disclaim all or any portion of any interest in property passing to me; (e) to make any other elections allowed by the Internal Revenue Code or the tax law of any state; and (f) to claim and collect any benefits of any kind available to me from any insurer or governmental agency.</w:t>
       </w:r>
     </w:p>
     <w:p>
@@ -15036,23 +12702,7 @@
           <w:szCs w:val="24"/>
         </w:rPr>
         <w:fldChar w:fldCharType="begin"/>
-      </w:r>
-      <w:r>
-        <w:rPr>
-          <w:rFonts w:ascii="Times New Roman" w:hAnsi="Times New Roman" w:cs="Times New Roman"/>
-          <w:caps/>
-          <w:sz w:val="24"/>
-          <w:szCs w:val="24"/>
-        </w:rPr>
         <w:instrText xml:space="preserve"> MERGEFIELD Name_of_Trust </w:instrText>
-      </w:r>
-      <w:r>
-        <w:rPr>
-          <w:rFonts w:ascii="Times New Roman" w:hAnsi="Times New Roman" w:cs="Times New Roman"/>
-          <w:caps/>
-          <w:sz w:val="24"/>
-          <w:szCs w:val="24"/>
-        </w:rPr>
         <w:fldChar w:fldCharType="separate"/>
       </w:r>
       <w:r>
@@ -15128,13 +12778,6 @@
           <w:szCs w:val="24"/>
         </w:rPr>
         <w:t>(a)</w:t>
-      </w:r>
-      <w:r>
-        <w:rPr>
-          <w:rFonts w:ascii="Times New Roman" w:hAnsi="Times New Roman" w:cs="Times New Roman"/>
-          <w:sz w:val="24"/>
-          <w:szCs w:val="24"/>
-        </w:rPr>
         <w:tab/>
         <w:t>I, my estate, my heirs, successors and assigns will hold any person, organization, corporation or entity harmless from any loss suffered, or liability incurred by anyone who follows the instructions of my Agent before he or she receives actual notice of any revocation or amendment of this instrument.</w:t>
       </w:r>
@@ -15158,13 +12801,6 @@
         </w:rPr>
         <w:lastRenderedPageBreak/>
         <w:t>(b)</w:t>
-      </w:r>
-      <w:r>
-        <w:rPr>
-          <w:rFonts w:ascii="Times New Roman" w:hAnsi="Times New Roman" w:cs="Times New Roman"/>
-          <w:sz w:val="24"/>
-          <w:szCs w:val="24"/>
-        </w:rPr>
         <w:tab/>
         <w:t>My Agent may exercise the powers conferred by this instrument without the consent of any other person.  My Agent’s signature or act under the authority granted in this instrument may be accepted by any third party with the same force and effect as if I were personally present, competent, and acting on my own behalf.  Thus, all legal actions by my Agent hereunder are done with my consent and shall have the same validity and effect as if I were personally present and personally exercised the powers myself.  Any such act by my Agent shall benefit and bind me, my heirs, my assigns, and my personal representatives.</w:t>
       </w:r>
@@ -15187,13 +12823,6 @@
           <w:szCs w:val="24"/>
         </w:rPr>
         <w:t>(c)</w:t>
-      </w:r>
-      <w:r>
-        <w:rPr>
-          <w:rFonts w:ascii="Times New Roman" w:hAnsi="Times New Roman" w:cs="Times New Roman"/>
-          <w:sz w:val="24"/>
-          <w:szCs w:val="24"/>
-        </w:rPr>
         <w:tab/>
         <w:t>No person who deals with my Agent shall be responsible to determine or insure the proper application of any funds or property.</w:t>
       </w:r>
@@ -15222,25 +12851,7 @@
           <w:sz w:val="24"/>
           <w:szCs w:val="24"/>
         </w:rPr>
-        <w:t>Notwithstanding any provision herein to the contrary, my Agent: (a) shall have no power or authority whatsoever with respect to any interest in or incidents of ownership in any policy of insurance I may own on the life of my Agent; (b) shall have no power or authority whatsoever with respect to any trust as to which I am a trustor, settlor, trustee or a beneficiary or any asset given to me by my Agent; (c) shall be prohibited (except as specifically permitted in this instrument) from (</w:t>
-      </w:r>
-      <w:proofErr w:type="spellStart"/>
-      <w:r>
-        <w:rPr>
-          <w:rFonts w:ascii="Times New Roman" w:hAnsi="Times New Roman" w:cs="Times New Roman"/>
-          <w:sz w:val="24"/>
-          <w:szCs w:val="24"/>
-        </w:rPr>
-        <w:t>i</w:t>
-      </w:r>
-      <w:proofErr w:type="spellEnd"/>
-      <w:r>
-        <w:rPr>
-          <w:rFonts w:ascii="Times New Roman" w:hAnsi="Times New Roman" w:cs="Times New Roman"/>
-          <w:sz w:val="24"/>
-          <w:szCs w:val="24"/>
-        </w:rPr>
-        <w:t>) appointing, assigning or designating any of my assets, interests or rights directly or indirectly to my Agent, my Agent’s estate, my Agent’s creditors, or the creditors of my Agent’s estate, or (ii) using my assets to discharge any of my Agent’s legal obligations, including any obligation of support which my Agent may owe to others (excluding those whom I am legally obligated to support); and (d) shall be prohibited from exercising any discretionary fiduciary powers that I now hold or may hereafter acquire.</w:t>
+        <w:t>Notwithstanding any provision herein to the contrary, my Agent: (a) shall have no power or authority whatsoever with respect to any interest in or incidents of ownership in any policy of insurance I may own on the life of my Agent; (b) shall have no power or authority whatsoever with respect to any trust as to which I am a trustor, settlor, trustee or a beneficiary or any asset given to me by my Agent; (c) shall be prohibited (except as specifically permitted in this instrument) from (i) appointing, assigning or designating any of my assets, interests or rights directly or indirectly to my Agent, my Agent’s estate, my Agent’s creditors, or the creditors of my Agent’s estate, or (ii) using my assets to discharge any of my Agent’s legal obligations, including any obligation of support which my Agent may owe to others (excluding those whom I am legally obligated to support); and (d) shall be prohibited from exercising any discretionary fiduciary powers that I now hold or may hereafter acquire.</w:t>
       </w:r>
     </w:p>
     <w:p>
@@ -15304,23 +12915,7 @@
           <w:szCs w:val="24"/>
         </w:rPr>
         <w:fldChar w:fldCharType="begin"/>
-      </w:r>
-      <w:r>
-        <w:rPr>
-          <w:rFonts w:ascii="Times New Roman" w:hAnsi="Times New Roman" w:cs="Times New Roman"/>
-          <w:caps/>
-          <w:sz w:val="24"/>
-          <w:szCs w:val="24"/>
-        </w:rPr>
         <w:instrText xml:space="preserve"> MERGEFIELD Your_Preferred_Signature_Name </w:instrText>
-      </w:r>
-      <w:r>
-        <w:rPr>
-          <w:rFonts w:ascii="Times New Roman" w:hAnsi="Times New Roman" w:cs="Times New Roman"/>
-          <w:caps/>
-          <w:sz w:val="24"/>
-          <w:szCs w:val="24"/>
-        </w:rPr>
         <w:fldChar w:fldCharType="separate"/>
       </w:r>
       <w:r>
@@ -15349,55 +12944,8 @@
           <w:szCs w:val="24"/>
         </w:rPr>
         <w:t xml:space="preserve">, being of sound mind and not acting under duress, fraud, or other undue influence, do hereby nominate </w:t>
-      </w:r>
-      <w:r>
-        <w:rPr>
-          <w:rFonts w:ascii="Times New Roman" w:hAnsi="Times New Roman" w:cs="Times New Roman"/>
-          <w:sz w:val="24"/>
-          <w:szCs w:val="24"/>
-        </w:rPr>
         <w:lastRenderedPageBreak/>
-        <w:t>________________</w:t>
-      </w:r>
-      <w:r>
-        <w:rPr>
-          <w:rFonts w:ascii="Times New Roman" w:hAnsi="Times New Roman" w:cs="Times New Roman"/>
-          <w:sz w:val="24"/>
-          <w:szCs w:val="24"/>
-        </w:rPr>
-        <w:t xml:space="preserve"> (at</w:t>
-      </w:r>
-      <w:r>
-        <w:rPr>
-          <w:rFonts w:ascii="Times New Roman" w:hAnsi="Times New Roman" w:cs="Times New Roman"/>
-          <w:sz w:val="24"/>
-          <w:szCs w:val="24"/>
-        </w:rPr>
-        <w:t xml:space="preserve"> Address, City, State, Zip Code</w:t>
-      </w:r>
-      <w:r>
-        <w:rPr>
-          <w:rFonts w:ascii="Times New Roman" w:hAnsi="Times New Roman" w:cs="Times New Roman"/>
-          <w:sz w:val="24"/>
-          <w:szCs w:val="24"/>
-        </w:rPr>
-        <w:t>) to serve both as the conservator of my property and as my guardian in the event that after the date of this instrument I become incapacitated or have other need for protection.  If</w:t>
-      </w:r>
-      <w:r>
-        <w:rPr>
-          <w:rFonts w:ascii="Times New Roman" w:hAnsi="Times New Roman" w:cs="Times New Roman"/>
-          <w:sz w:val="24"/>
-          <w:szCs w:val="24"/>
-        </w:rPr>
-        <w:t>____________</w:t>
-      </w:r>
-      <w:r>
-        <w:rPr>
-          <w:rFonts w:ascii="Times New Roman" w:hAnsi="Times New Roman" w:cs="Times New Roman"/>
-          <w:sz w:val="24"/>
-          <w:szCs w:val="24"/>
-        </w:rPr>
-        <w:t xml:space="preserve"> declines or ceases to act as my court-appointed conservator or guardian for any reason, I hereby nominate the following individual to serve as my alternate conservator or guardian, or both, as the case may be:  </w:t>
+        <w:t xml:space="preserve">________________ (at Address, City, State, Zip Code) to serve both as the conservator of my property and as my guardian in the event that after the date of this instrument I become incapacitated or have other need for protection.  If____________ declines or ceases to act as my court-appointed conservator or guardian for any reason, I hereby nominate the following individual to serve as my alternate conservator or guardian, or both, as the case may be:  </w:t>
       </w:r>
       <w:r>
         <w:rPr>
@@ -15407,23 +12955,7 @@
           <w:szCs w:val="24"/>
         </w:rPr>
         <w:fldChar w:fldCharType="begin"/>
-      </w:r>
-      <w:r>
-        <w:rPr>
-          <w:rFonts w:ascii="Times New Roman" w:hAnsi="Times New Roman" w:cs="Times New Roman"/>
-          <w:caps/>
-          <w:sz w:val="24"/>
-          <w:szCs w:val="24"/>
-        </w:rPr>
         <w:instrText xml:space="preserve"> MERGEFIELD First_Choice_Successor_Trustee </w:instrText>
-      </w:r>
-      <w:r>
-        <w:rPr>
-          <w:rFonts w:ascii="Times New Roman" w:hAnsi="Times New Roman" w:cs="Times New Roman"/>
-          <w:caps/>
-          <w:sz w:val="24"/>
-          <w:szCs w:val="24"/>
-        </w:rPr>
         <w:fldChar w:fldCharType="separate"/>
       </w:r>
       <w:r>
@@ -15602,23 +13134,7 @@
                 <w:szCs w:val="24"/>
               </w:rPr>
               <w:fldChar w:fldCharType="begin"/>
-            </w:r>
-            <w:r>
-              <w:rPr>
-                <w:rFonts w:ascii="Times New Roman" w:hAnsi="Times New Roman" w:cs="Times New Roman"/>
-                <w:caps/>
-                <w:sz w:val="24"/>
-                <w:szCs w:val="24"/>
-              </w:rPr>
               <w:instrText xml:space="preserve"> MERGEFIELD Your_Preferred_Signature_Name </w:instrText>
-            </w:r>
-            <w:r>
-              <w:rPr>
-                <w:rFonts w:ascii="Times New Roman" w:hAnsi="Times New Roman" w:cs="Times New Roman"/>
-                <w:caps/>
-                <w:sz w:val="24"/>
-                <w:szCs w:val="24"/>
-              </w:rPr>
               <w:fldChar w:fldCharType="separate"/>
             </w:r>
             <w:r>
@@ -15639,14 +13155,6 @@
                 <w:szCs w:val="24"/>
               </w:rPr>
               <w:fldChar w:fldCharType="end"/>
-            </w:r>
-            <w:r>
-              <w:rPr>
-                <w:rFonts w:ascii="Times New Roman" w:hAnsi="Times New Roman" w:cs="Times New Roman"/>
-                <w:caps/>
-                <w:sz w:val="24"/>
-                <w:szCs w:val="24"/>
-              </w:rPr>
               <w:t xml:space="preserve">, </w:t>
             </w:r>
             <w:r>
@@ -15696,16 +13204,7 @@
                 <w:sz w:val="24"/>
                 <w:szCs w:val="24"/>
               </w:rPr>
-              <w:t>_______________________</w:t>
-            </w:r>
-            <w:r>
-              <w:rPr>
-                <w:rFonts w:ascii="Times New Roman" w:hAnsi="Times New Roman" w:cs="Times New Roman"/>
-                <w:caps/>
-                <w:sz w:val="24"/>
-                <w:szCs w:val="24"/>
-              </w:rPr>
-              <w:t xml:space="preserve">, </w:t>
+              <w:t xml:space="preserve">_______________________, </w:t>
             </w:r>
             <w:r>
               <w:rPr>
@@ -15752,21 +13251,7 @@
           <w:szCs w:val="24"/>
         </w:rPr>
         <w:t>STATE OF UTAH</w:t>
-      </w:r>
-      <w:r>
-        <w:rPr>
-          <w:rFonts w:ascii="Times New Roman" w:hAnsi="Times New Roman" w:cs="Times New Roman"/>
-          <w:sz w:val="24"/>
-          <w:szCs w:val="24"/>
-        </w:rPr>
-        <w:tab/>
-      </w:r>
-      <w:r>
-        <w:rPr>
-          <w:rFonts w:ascii="Times New Roman" w:hAnsi="Times New Roman" w:cs="Times New Roman"/>
-          <w:sz w:val="24"/>
-          <w:szCs w:val="24"/>
-        </w:rPr>
+        <w:tab/>
         <w:tab/>
         <w:t>)</w:t>
       </w:r>
@@ -15807,21 +13292,7 @@
           <w:szCs w:val="24"/>
         </w:rPr>
         <w:t>COUNTY OF UTAH</w:t>
-      </w:r>
-      <w:r>
-        <w:rPr>
-          <w:rFonts w:ascii="Times New Roman" w:hAnsi="Times New Roman" w:cs="Times New Roman"/>
-          <w:sz w:val="24"/>
-          <w:szCs w:val="24"/>
-        </w:rPr>
-        <w:tab/>
-      </w:r>
-      <w:r>
-        <w:rPr>
-          <w:rFonts w:ascii="Times New Roman" w:hAnsi="Times New Roman" w:cs="Times New Roman"/>
-          <w:sz w:val="24"/>
-          <w:szCs w:val="24"/>
-        </w:rPr>
+        <w:tab/>
         <w:tab/>
         <w:t>)</w:t>
       </w:r>
@@ -15852,29 +13323,8 @@
         </w:rPr>
         <w:tab/>
         <w:t xml:space="preserve">On the _____ day of ________________, </w:t>
-      </w:r>
-      <w:r>
-        <w:rPr>
-          <w:rFonts w:ascii="Times New Roman" w:hAnsi="Times New Roman" w:cs="Times New Roman"/>
-          <w:sz w:val="24"/>
-          <w:szCs w:val="24"/>
-        </w:rPr>
         <w:fldChar w:fldCharType="begin"/>
-      </w:r>
-      <w:r>
-        <w:rPr>
-          <w:rFonts w:ascii="Times New Roman" w:hAnsi="Times New Roman" w:cs="Times New Roman"/>
-          <w:sz w:val="24"/>
-          <w:szCs w:val="24"/>
-        </w:rPr>
         <w:instrText xml:space="preserve"> DATE  \@ "yyyy" </w:instrText>
-      </w:r>
-      <w:r>
-        <w:rPr>
-          <w:rFonts w:ascii="Times New Roman" w:hAnsi="Times New Roman" w:cs="Times New Roman"/>
-          <w:sz w:val="24"/>
-          <w:szCs w:val="24"/>
-        </w:rPr>
         <w:fldChar w:fldCharType="separate"/>
       </w:r>
       <w:r>
@@ -15893,13 +13343,6 @@
           <w:szCs w:val="24"/>
         </w:rPr>
         <w:fldChar w:fldCharType="end"/>
-      </w:r>
-      <w:r>
-        <w:rPr>
-          <w:rFonts w:ascii="Times New Roman" w:hAnsi="Times New Roman" w:cs="Times New Roman"/>
-          <w:sz w:val="24"/>
-          <w:szCs w:val="24"/>
-        </w:rPr>
         <w:t xml:space="preserve">, before me appeared </w:t>
       </w:r>
       <w:r>
@@ -15910,23 +13353,7 @@
           <w:szCs w:val="24"/>
         </w:rPr>
         <w:fldChar w:fldCharType="begin"/>
-      </w:r>
-      <w:r>
-        <w:rPr>
-          <w:rFonts w:ascii="Times New Roman" w:hAnsi="Times New Roman" w:cs="Times New Roman"/>
-          <w:caps/>
-          <w:sz w:val="24"/>
-          <w:szCs w:val="24"/>
-        </w:rPr>
         <w:instrText xml:space="preserve"> MERGEFIELD Your_Preferred_Signature_Name </w:instrText>
-      </w:r>
-      <w:r>
-        <w:rPr>
-          <w:rFonts w:ascii="Times New Roman" w:hAnsi="Times New Roman" w:cs="Times New Roman"/>
-          <w:caps/>
-          <w:sz w:val="24"/>
-          <w:szCs w:val="24"/>
-        </w:rPr>
         <w:fldChar w:fldCharType="separate"/>
       </w:r>
       <w:r>
@@ -16092,51 +13519,11 @@
           <w:szCs w:val="52"/>
         </w:rPr>
         <w:t>Health Care Directive</w:t>
-      </w:r>
-      <w:r>
-        <w:rPr>
-          <w:rFonts w:ascii="Times New Roman" w:hAnsi="Times New Roman" w:cs="Times New Roman"/>
-          <w:caps/>
-          <w:sz w:val="52"/>
-          <w:szCs w:val="52"/>
-        </w:rPr>
         <w:br/>
         <w:t>for</w:t>
-      </w:r>
-      <w:r>
-        <w:rPr>
-          <w:rFonts w:ascii="Times New Roman" w:hAnsi="Times New Roman" w:cs="Times New Roman"/>
-          <w:caps/>
-          <w:sz w:val="52"/>
-          <w:szCs w:val="52"/>
-        </w:rPr>
         <w:br/>
-      </w:r>
-      <w:r>
-        <w:rPr>
-          <w:rFonts w:ascii="Times New Roman" w:hAnsi="Times New Roman" w:cs="Times New Roman"/>
-          <w:caps/>
-          <w:sz w:val="52"/>
-          <w:szCs w:val="52"/>
-        </w:rPr>
         <w:fldChar w:fldCharType="begin"/>
-      </w:r>
-      <w:r>
-        <w:rPr>
-          <w:rFonts w:ascii="Times New Roman" w:hAnsi="Times New Roman" w:cs="Times New Roman"/>
-          <w:caps/>
-          <w:sz w:val="52"/>
-          <w:szCs w:val="52"/>
-        </w:rPr>
         <w:instrText xml:space="preserve"> MERGEFIELD Your_Preferred_Signature_Name </w:instrText>
-      </w:r>
-      <w:r>
-        <w:rPr>
-          <w:rFonts w:ascii="Times New Roman" w:hAnsi="Times New Roman" w:cs="Times New Roman"/>
-          <w:caps/>
-          <w:sz w:val="52"/>
-          <w:szCs w:val="52"/>
-        </w:rPr>
         <w:fldChar w:fldCharType="separate"/>
       </w:r>
       <w:r>
@@ -16549,14 +13936,6 @@
           <w:szCs w:val="24"/>
         </w:rPr>
         <w:t xml:space="preserve">  This section deals with decisions that your </w:t>
-      </w:r>
-      <w:r>
-        <w:rPr>
-          <w:rFonts w:ascii="Times New Roman" w:hAnsi="Times New Roman" w:cs="Times New Roman"/>
-          <w:i/>
-          <w:sz w:val="24"/>
-          <w:szCs w:val="24"/>
-        </w:rPr>
         <w:lastRenderedPageBreak/>
         <w:t>Agent will make regarding ending your life in the event you are not able to make those decisions.  Your document will only be valid if one option is selected and your wishes are clearly marked.  Please be sure to initial only one option.  Also, to clearly indicate which option you prefer, cross through the other options.</w:t>
       </w:r>
@@ -17090,25 +14469,7 @@
           <w:u w:val="single"/>
         </w:rPr>
         <w:fldChar w:fldCharType="begin"/>
-      </w:r>
-      <w:r>
-        <w:rPr>
-          <w:rFonts w:ascii="Times New Roman" w:hAnsi="Times New Roman" w:cs="Times New Roman"/>
-          <w:caps/>
-          <w:sz w:val="24"/>
-          <w:szCs w:val="24"/>
-          <w:u w:val="single"/>
-        </w:rPr>
         <w:instrText xml:space="preserve"> MERGEFIELD Your_Preferred_Signature_Name </w:instrText>
-      </w:r>
-      <w:r>
-        <w:rPr>
-          <w:rFonts w:ascii="Times New Roman" w:hAnsi="Times New Roman" w:cs="Times New Roman"/>
-          <w:caps/>
-          <w:sz w:val="24"/>
-          <w:szCs w:val="24"/>
-          <w:u w:val="single"/>
-        </w:rPr>
         <w:fldChar w:fldCharType="separate"/>
       </w:r>
       <w:r>
@@ -17131,34 +14492,37 @@
           <w:u w:val="single"/>
         </w:rPr>
         <w:fldChar w:fldCharType="end"/>
-      </w:r>
-      <w:r>
-        <w:rPr>
-          <w:rFonts w:ascii="Times New Roman" w:hAnsi="Times New Roman" w:cs="Times New Roman"/>
-          <w:caps/>
+        <w:tab/>
+        <w:tab/>
+      </w:r>
+      <w:r>
+        <w:rPr>
+          <w:rFonts w:ascii="Times New Roman" w:hAnsi="Times New Roman" w:cs="Times New Roman"/>
+          <w:sz w:val="24"/>
+          <w:szCs w:val="24"/>
+        </w:rPr>
+        <w:t xml:space="preserve">Birth Date: </w:t>
+      </w:r>
+      <w:r>
+        <w:rPr>
+          <w:rFonts w:ascii="Times New Roman" w:hAnsi="Times New Roman" w:cs="Times New Roman"/>
           <w:sz w:val="24"/>
           <w:szCs w:val="24"/>
           <w:u w:val="single"/>
         </w:rPr>
-        <w:tab/>
-      </w:r>
-      <w:r>
-        <w:rPr>
-          <w:rFonts w:ascii="Times New Roman" w:hAnsi="Times New Roman" w:cs="Times New Roman"/>
-          <w:caps/>
+        <w:fldChar w:fldCharType="begin"/>
+        <w:instrText xml:space="preserve"> MERGEFIELD Your_Birth_Date </w:instrText>
+        <w:fldChar w:fldCharType="separate"/>
+      </w:r>
+      <w:r>
+        <w:rPr>
+          <w:rFonts w:ascii="Times New Roman" w:hAnsi="Times New Roman" w:cs="Times New Roman"/>
+          <w:noProof/>
           <w:sz w:val="24"/>
           <w:szCs w:val="24"/>
           <w:u w:val="single"/>
         </w:rPr>
-        <w:tab/>
-      </w:r>
-      <w:r>
-        <w:rPr>
-          <w:rFonts w:ascii="Times New Roman" w:hAnsi="Times New Roman" w:cs="Times New Roman"/>
-          <w:sz w:val="24"/>
-          <w:szCs w:val="24"/>
-        </w:rPr>
-        <w:t xml:space="preserve">Birth Date: </w:t>
+        <w:t>«Your_Birth_Date»</w:t>
       </w:r>
       <w:r>
         <w:rPr>
@@ -17167,16 +14531,56 @@
           <w:szCs w:val="24"/>
           <w:u w:val="single"/>
         </w:rPr>
+        <w:fldChar w:fldCharType="end"/>
+      </w:r>
+    </w:p>
+    <w:p>
+      <w:pPr>
+        <w:jc w:val="both"/>
+        <w:rPr>
+          <w:rFonts w:ascii="Times New Roman" w:hAnsi="Times New Roman" w:cs="Times New Roman"/>
+          <w:sz w:val="24"/>
+          <w:szCs w:val="24"/>
+        </w:rPr>
+      </w:pPr>
+      <w:r>
+        <w:rPr>
+          <w:rFonts w:ascii="Times New Roman" w:hAnsi="Times New Roman" w:cs="Times New Roman"/>
+          <w:b/>
+          <w:bCs/>
+          <w:sz w:val="24"/>
+          <w:szCs w:val="24"/>
+        </w:rPr>
+        <w:t>Street Address:</w:t>
+      </w:r>
+      <w:r>
+        <w:rPr>
+          <w:rFonts w:ascii="Times New Roman" w:hAnsi="Times New Roman" w:cs="Times New Roman"/>
+          <w:sz w:val="24"/>
+          <w:szCs w:val="24"/>
+        </w:rPr>
+        <w:t xml:space="preserve">  </w:t>
+      </w:r>
+      <w:r>
+        <w:rPr>
+          <w:rFonts w:ascii="Times New Roman" w:hAnsi="Times New Roman" w:cs="Times New Roman"/>
+          <w:sz w:val="24"/>
+          <w:szCs w:val="24"/>
+          <w:u w:val="single"/>
+        </w:rPr>
         <w:fldChar w:fldCharType="begin"/>
-      </w:r>
-      <w:r>
-        <w:rPr>
-          <w:rFonts w:ascii="Times New Roman" w:hAnsi="Times New Roman" w:cs="Times New Roman"/>
+        <w:instrText xml:space="preserve"> MERGEFIELD  Address </w:instrText>
+        <w:fldChar w:fldCharType="separate"/>
+      </w:r>
+      <w:r>
+        <w:rPr>
+          <w:rFonts w:ascii="Times New Roman" w:hAnsi="Times New Roman" w:cs="Times New Roman"/>
+          <w:noProof/>
           <w:sz w:val="24"/>
           <w:szCs w:val="24"/>
           <w:u w:val="single"/>
         </w:rPr>
-        <w:instrText xml:space="preserve"> MERGEFIELD Your_Birth_Date </w:instrText>
+        <w:t>«Address»</w:t>
       </w:r>
       <w:r>
         <w:rPr>
@@ -17185,6 +14589,51 @@
           <w:szCs w:val="24"/>
           <w:u w:val="single"/>
         </w:rPr>
+        <w:fldChar w:fldCharType="end"/>
+        <w:tab/>
+        <w:tab/>
+        <w:tab/>
+        <w:tab/>
+        <w:tab/>
+        <w:tab/>
+      </w:r>
+    </w:p>
+    <w:p>
+      <w:pPr>
+        <w:jc w:val="both"/>
+        <w:rPr>
+          <w:rFonts w:ascii="Times New Roman" w:hAnsi="Times New Roman" w:cs="Times New Roman"/>
+          <w:sz w:val="24"/>
+          <w:szCs w:val="24"/>
+        </w:rPr>
+      </w:pPr>
+      <w:r>
+        <w:rPr>
+          <w:rFonts w:ascii="Times New Roman" w:hAnsi="Times New Roman" w:cs="Times New Roman"/>
+          <w:b/>
+          <w:bCs/>
+          <w:sz w:val="24"/>
+          <w:szCs w:val="24"/>
+        </w:rPr>
+        <w:t>City, State, Zip Code:</w:t>
+      </w:r>
+      <w:r>
+        <w:rPr>
+          <w:rFonts w:ascii="Times New Roman" w:hAnsi="Times New Roman" w:cs="Times New Roman"/>
+          <w:sz w:val="24"/>
+          <w:szCs w:val="24"/>
+        </w:rPr>
+        <w:t xml:space="preserve">  </w:t>
+      </w:r>
+      <w:r>
+        <w:rPr>
+          <w:rFonts w:ascii="Times New Roman" w:hAnsi="Times New Roman" w:cs="Times New Roman"/>
+          <w:sz w:val="24"/>
+          <w:szCs w:val="24"/>
+          <w:u w:val="single"/>
+        </w:rPr>
+        <w:fldChar w:fldCharType="begin"/>
+        <w:instrText xml:space="preserve"> MERGEFIELD  City </w:instrText>
         <w:fldChar w:fldCharType="separate"/>
       </w:r>
       <w:r>
@@ -17195,7 +14644,7 @@
           <w:szCs w:val="24"/>
           <w:u w:val="single"/>
         </w:rPr>
-        <w:t>«Your_Birth_Date»</w:t>
+        <w:t>«City»</w:t>
       </w:r>
       <w:r>
         <w:rPr>
@@ -17205,52 +14654,105 @@
           <w:u w:val="single"/>
         </w:rPr>
         <w:fldChar w:fldCharType="end"/>
-      </w:r>
-    </w:p>
-    <w:p>
-      <w:pPr>
-        <w:jc w:val="both"/>
-        <w:rPr>
-          <w:rFonts w:ascii="Times New Roman" w:hAnsi="Times New Roman" w:cs="Times New Roman"/>
-          <w:sz w:val="24"/>
-          <w:szCs w:val="24"/>
-        </w:rPr>
-      </w:pPr>
-      <w:r>
-        <w:rPr>
-          <w:rFonts w:ascii="Times New Roman" w:hAnsi="Times New Roman" w:cs="Times New Roman"/>
-          <w:b/>
-          <w:bCs/>
-          <w:sz w:val="24"/>
-          <w:szCs w:val="24"/>
-        </w:rPr>
-        <w:t>Street Address:</w:t>
-      </w:r>
-      <w:r>
-        <w:rPr>
-          <w:rFonts w:ascii="Times New Roman" w:hAnsi="Times New Roman" w:cs="Times New Roman"/>
-          <w:sz w:val="24"/>
-          <w:szCs w:val="24"/>
-        </w:rPr>
+        <w:t xml:space="preserve">, </w:t>
+        <w:fldChar w:fldCharType="begin"/>
+        <w:instrText xml:space="preserve"> MERGEFIELD State </w:instrText>
+        <w:fldChar w:fldCharType="separate"/>
+      </w:r>
+      <w:r>
+        <w:rPr>
+          <w:rFonts w:ascii="Times New Roman" w:hAnsi="Times New Roman" w:cs="Times New Roman"/>
+          <w:noProof/>
+          <w:sz w:val="24"/>
+          <w:szCs w:val="24"/>
+          <w:u w:val="single"/>
+        </w:rPr>
+        <w:t>«State»</w:t>
+      </w:r>
+      <w:r>
+        <w:rPr>
+          <w:rFonts w:ascii="Times New Roman" w:hAnsi="Times New Roman" w:cs="Times New Roman"/>
+          <w:sz w:val="24"/>
+          <w:szCs w:val="24"/>
+          <w:u w:val="single"/>
+        </w:rPr>
+        <w:fldChar w:fldCharType="end"/>
         <w:t xml:space="preserve">  </w:t>
-      </w:r>
-      <w:r>
-        <w:rPr>
-          <w:rFonts w:ascii="Times New Roman" w:hAnsi="Times New Roman" w:cs="Times New Roman"/>
+        <w:fldChar w:fldCharType="begin"/>
+        <w:instrText xml:space="preserve"> MERGEFIELD Zip_Code </w:instrText>
+        <w:fldChar w:fldCharType="separate"/>
+      </w:r>
+      <w:r>
+        <w:rPr>
+          <w:rFonts w:ascii="Times New Roman" w:hAnsi="Times New Roman" w:cs="Times New Roman"/>
+          <w:noProof/>
           <w:sz w:val="24"/>
           <w:szCs w:val="24"/>
           <w:u w:val="single"/>
         </w:rPr>
+        <w:t>«Zip_Code»</w:t>
+      </w:r>
+      <w:r>
+        <w:rPr>
+          <w:rFonts w:ascii="Times New Roman" w:hAnsi="Times New Roman" w:cs="Times New Roman"/>
+          <w:sz w:val="24"/>
+          <w:szCs w:val="24"/>
+          <w:u w:val="single"/>
+        </w:rPr>
+        <w:fldChar w:fldCharType="end"/>
+        <w:tab/>
+        <w:tab/>
+        <w:tab/>
+        <w:tab/>
+      </w:r>
+    </w:p>
+    <w:p>
+      <w:pPr>
+        <w:jc w:val="both"/>
+        <w:rPr>
+          <w:rFonts w:ascii="Times New Roman" w:hAnsi="Times New Roman" w:cs="Times New Roman"/>
+          <w:sz w:val="24"/>
+          <w:szCs w:val="24"/>
+        </w:rPr>
+      </w:pPr>
+      <w:r>
+        <w:rPr>
+          <w:rFonts w:ascii="Times New Roman" w:hAnsi="Times New Roman" w:cs="Times New Roman"/>
+          <w:b/>
+          <w:bCs/>
+          <w:sz w:val="24"/>
+          <w:szCs w:val="24"/>
+        </w:rPr>
+        <w:t>Cell Phone:</w:t>
+      </w:r>
+      <w:r>
+        <w:rPr>
+          <w:rFonts w:ascii="Times New Roman" w:hAnsi="Times New Roman" w:cs="Times New Roman"/>
+          <w:sz w:val="24"/>
+          <w:szCs w:val="24"/>
+        </w:rPr>
+        <w:t xml:space="preserve">  </w:t>
+      </w:r>
+      <w:r>
+        <w:rPr>
+          <w:rFonts w:ascii="Times New Roman" w:hAnsi="Times New Roman" w:cs="Times New Roman"/>
+          <w:sz w:val="24"/>
+          <w:szCs w:val="24"/>
+          <w:u w:val="single"/>
+        </w:rPr>
         <w:fldChar w:fldCharType="begin"/>
-      </w:r>
-      <w:r>
-        <w:rPr>
-          <w:rFonts w:ascii="Times New Roman" w:hAnsi="Times New Roman" w:cs="Times New Roman"/>
+        <w:instrText xml:space="preserve"> MERGEFIELD Your_Cell_Phone </w:instrText>
+        <w:fldChar w:fldCharType="separate"/>
+      </w:r>
+      <w:r>
+        <w:rPr>
+          <w:rFonts w:ascii="Times New Roman" w:hAnsi="Times New Roman" w:cs="Times New Roman"/>
+          <w:noProof/>
           <w:sz w:val="24"/>
           <w:szCs w:val="24"/>
           <w:u w:val="single"/>
         </w:rPr>
-        <w:instrText xml:space="preserve"> MERGEFIELD  Address </w:instrText>
+        <w:t>«Your_Cell_Phone»</w:t>
       </w:r>
       <w:r>
         <w:rPr>
@@ -17259,444 +14761,45 @@
           <w:szCs w:val="24"/>
           <w:u w:val="single"/>
         </w:rPr>
-        <w:fldChar w:fldCharType="separate"/>
-      </w:r>
-      <w:r>
-        <w:rPr>
-          <w:rFonts w:ascii="Times New Roman" w:hAnsi="Times New Roman" w:cs="Times New Roman"/>
-          <w:noProof/>
+        <w:fldChar w:fldCharType="end"/>
+        <w:tab/>
+        <w:tab/>
+      </w:r>
+      <w:r>
+        <w:rPr>
+          <w:rFonts w:ascii="Times New Roman" w:hAnsi="Times New Roman" w:cs="Times New Roman"/>
+          <w:sz w:val="24"/>
+          <w:szCs w:val="24"/>
+        </w:rPr>
+        <w:t xml:space="preserve"> </w:t>
+      </w:r>
+      <w:r>
+        <w:rPr>
+          <w:rFonts w:ascii="Times New Roman" w:hAnsi="Times New Roman" w:cs="Times New Roman"/>
+          <w:b/>
+          <w:bCs/>
+          <w:sz w:val="24"/>
+          <w:szCs w:val="24"/>
+        </w:rPr>
+        <w:t>Work Phone</w:t>
+      </w:r>
+      <w:r>
+        <w:rPr>
+          <w:rFonts w:ascii="Times New Roman" w:hAnsi="Times New Roman" w:cs="Times New Roman"/>
+          <w:sz w:val="24"/>
+          <w:szCs w:val="24"/>
+        </w:rPr>
+        <w:t xml:space="preserve">: </w:t>
+      </w:r>
+      <w:r>
+        <w:rPr>
+          <w:rFonts w:ascii="Times New Roman" w:hAnsi="Times New Roman" w:cs="Times New Roman"/>
           <w:sz w:val="24"/>
           <w:szCs w:val="24"/>
           <w:u w:val="single"/>
         </w:rPr>
-        <w:t>«Address»</w:t>
-      </w:r>
-      <w:r>
-        <w:rPr>
-          <w:rFonts w:ascii="Times New Roman" w:hAnsi="Times New Roman" w:cs="Times New Roman"/>
-          <w:sz w:val="24"/>
-          <w:szCs w:val="24"/>
-          <w:u w:val="single"/>
-        </w:rPr>
-        <w:fldChar w:fldCharType="end"/>
-      </w:r>
-      <w:r>
-        <w:rPr>
-          <w:rFonts w:ascii="Times New Roman" w:hAnsi="Times New Roman" w:cs="Times New Roman"/>
-          <w:sz w:val="24"/>
-          <w:szCs w:val="24"/>
-          <w:u w:val="single"/>
-        </w:rPr>
-        <w:tab/>
-      </w:r>
-      <w:r>
-        <w:rPr>
-          <w:rFonts w:ascii="Times New Roman" w:hAnsi="Times New Roman" w:cs="Times New Roman"/>
-          <w:sz w:val="24"/>
-          <w:szCs w:val="24"/>
-          <w:u w:val="single"/>
-        </w:rPr>
-        <w:tab/>
-      </w:r>
-      <w:r>
-        <w:rPr>
-          <w:rFonts w:ascii="Times New Roman" w:hAnsi="Times New Roman" w:cs="Times New Roman"/>
-          <w:sz w:val="24"/>
-          <w:szCs w:val="24"/>
-          <w:u w:val="single"/>
-        </w:rPr>
-        <w:tab/>
-      </w:r>
-      <w:r>
-        <w:rPr>
-          <w:rFonts w:ascii="Times New Roman" w:hAnsi="Times New Roman" w:cs="Times New Roman"/>
-          <w:sz w:val="24"/>
-          <w:szCs w:val="24"/>
-          <w:u w:val="single"/>
-        </w:rPr>
-        <w:tab/>
-      </w:r>
-      <w:r>
-        <w:rPr>
-          <w:rFonts w:ascii="Times New Roman" w:hAnsi="Times New Roman" w:cs="Times New Roman"/>
-          <w:sz w:val="24"/>
-          <w:szCs w:val="24"/>
-          <w:u w:val="single"/>
-        </w:rPr>
-        <w:tab/>
-      </w:r>
-      <w:r>
-        <w:rPr>
-          <w:rFonts w:ascii="Times New Roman" w:hAnsi="Times New Roman" w:cs="Times New Roman"/>
-          <w:sz w:val="24"/>
-          <w:szCs w:val="24"/>
-          <w:u w:val="single"/>
-        </w:rPr>
-        <w:tab/>
-      </w:r>
-    </w:p>
-    <w:p>
-      <w:pPr>
-        <w:jc w:val="both"/>
-        <w:rPr>
-          <w:rFonts w:ascii="Times New Roman" w:hAnsi="Times New Roman" w:cs="Times New Roman"/>
-          <w:sz w:val="24"/>
-          <w:szCs w:val="24"/>
-        </w:rPr>
-      </w:pPr>
-      <w:r>
-        <w:rPr>
-          <w:rFonts w:ascii="Times New Roman" w:hAnsi="Times New Roman" w:cs="Times New Roman"/>
-          <w:b/>
-          <w:bCs/>
-          <w:sz w:val="24"/>
-          <w:szCs w:val="24"/>
-        </w:rPr>
-        <w:t>City, State, Zip Code:</w:t>
-      </w:r>
-      <w:r>
-        <w:rPr>
-          <w:rFonts w:ascii="Times New Roman" w:hAnsi="Times New Roman" w:cs="Times New Roman"/>
-          <w:sz w:val="24"/>
-          <w:szCs w:val="24"/>
-        </w:rPr>
-        <w:t xml:space="preserve">  </w:t>
-      </w:r>
-      <w:r>
-        <w:rPr>
-          <w:rFonts w:ascii="Times New Roman" w:hAnsi="Times New Roman" w:cs="Times New Roman"/>
-          <w:sz w:val="24"/>
-          <w:szCs w:val="24"/>
-          <w:u w:val="single"/>
-        </w:rPr>
         <w:fldChar w:fldCharType="begin"/>
-      </w:r>
-      <w:r>
-        <w:rPr>
-          <w:rFonts w:ascii="Times New Roman" w:hAnsi="Times New Roman" w:cs="Times New Roman"/>
-          <w:sz w:val="24"/>
-          <w:szCs w:val="24"/>
-          <w:u w:val="single"/>
-        </w:rPr>
-        <w:instrText xml:space="preserve"> MERGEFIELD  City </w:instrText>
-      </w:r>
-      <w:r>
-        <w:rPr>
-          <w:rFonts w:ascii="Times New Roman" w:hAnsi="Times New Roman" w:cs="Times New Roman"/>
-          <w:sz w:val="24"/>
-          <w:szCs w:val="24"/>
-          <w:u w:val="single"/>
-        </w:rPr>
-        <w:fldChar w:fldCharType="separate"/>
-      </w:r>
-      <w:r>
-        <w:rPr>
-          <w:rFonts w:ascii="Times New Roman" w:hAnsi="Times New Roman" w:cs="Times New Roman"/>
-          <w:noProof/>
-          <w:sz w:val="24"/>
-          <w:szCs w:val="24"/>
-          <w:u w:val="single"/>
-        </w:rPr>
-        <w:t>«City»</w:t>
-      </w:r>
-      <w:r>
-        <w:rPr>
-          <w:rFonts w:ascii="Times New Roman" w:hAnsi="Times New Roman" w:cs="Times New Roman"/>
-          <w:sz w:val="24"/>
-          <w:szCs w:val="24"/>
-          <w:u w:val="single"/>
-        </w:rPr>
-        <w:fldChar w:fldCharType="end"/>
-      </w:r>
-      <w:r>
-        <w:rPr>
-          <w:rFonts w:ascii="Times New Roman" w:hAnsi="Times New Roman" w:cs="Times New Roman"/>
-          <w:sz w:val="24"/>
-          <w:szCs w:val="24"/>
-          <w:u w:val="single"/>
-        </w:rPr>
-        <w:t xml:space="preserve">, </w:t>
-      </w:r>
-      <w:r>
-        <w:rPr>
-          <w:rFonts w:ascii="Times New Roman" w:hAnsi="Times New Roman" w:cs="Times New Roman"/>
-          <w:sz w:val="24"/>
-          <w:szCs w:val="24"/>
-          <w:u w:val="single"/>
-        </w:rPr>
-        <w:fldChar w:fldCharType="begin"/>
-      </w:r>
-      <w:r>
-        <w:rPr>
-          <w:rFonts w:ascii="Times New Roman" w:hAnsi="Times New Roman" w:cs="Times New Roman"/>
-          <w:sz w:val="24"/>
-          <w:szCs w:val="24"/>
-          <w:u w:val="single"/>
-        </w:rPr>
-        <w:instrText xml:space="preserve"> MERGEFIELD State </w:instrText>
-      </w:r>
-      <w:r>
-        <w:rPr>
-          <w:rFonts w:ascii="Times New Roman" w:hAnsi="Times New Roman" w:cs="Times New Roman"/>
-          <w:sz w:val="24"/>
-          <w:szCs w:val="24"/>
-          <w:u w:val="single"/>
-        </w:rPr>
-        <w:fldChar w:fldCharType="separate"/>
-      </w:r>
-      <w:r>
-        <w:rPr>
-          <w:rFonts w:ascii="Times New Roman" w:hAnsi="Times New Roman" w:cs="Times New Roman"/>
-          <w:noProof/>
-          <w:sz w:val="24"/>
-          <w:szCs w:val="24"/>
-          <w:u w:val="single"/>
-        </w:rPr>
-        <w:t>«State»</w:t>
-      </w:r>
-      <w:r>
-        <w:rPr>
-          <w:rFonts w:ascii="Times New Roman" w:hAnsi="Times New Roman" w:cs="Times New Roman"/>
-          <w:sz w:val="24"/>
-          <w:szCs w:val="24"/>
-          <w:u w:val="single"/>
-        </w:rPr>
-        <w:fldChar w:fldCharType="end"/>
-      </w:r>
-      <w:r>
-        <w:rPr>
-          <w:rFonts w:ascii="Times New Roman" w:hAnsi="Times New Roman" w:cs="Times New Roman"/>
-          <w:sz w:val="24"/>
-          <w:szCs w:val="24"/>
-          <w:u w:val="single"/>
-        </w:rPr>
-        <w:t xml:space="preserve">  </w:t>
-      </w:r>
-      <w:r>
-        <w:rPr>
-          <w:rFonts w:ascii="Times New Roman" w:hAnsi="Times New Roman" w:cs="Times New Roman"/>
-          <w:sz w:val="24"/>
-          <w:szCs w:val="24"/>
-          <w:u w:val="single"/>
-        </w:rPr>
-        <w:fldChar w:fldCharType="begin"/>
-      </w:r>
-      <w:r>
-        <w:rPr>
-          <w:rFonts w:ascii="Times New Roman" w:hAnsi="Times New Roman" w:cs="Times New Roman"/>
-          <w:sz w:val="24"/>
-          <w:szCs w:val="24"/>
-          <w:u w:val="single"/>
-        </w:rPr>
-        <w:instrText xml:space="preserve"> MERGEFIELD Zip_Code </w:instrText>
-      </w:r>
-      <w:r>
-        <w:rPr>
-          <w:rFonts w:ascii="Times New Roman" w:hAnsi="Times New Roman" w:cs="Times New Roman"/>
-          <w:sz w:val="24"/>
-          <w:szCs w:val="24"/>
-          <w:u w:val="single"/>
-        </w:rPr>
-        <w:fldChar w:fldCharType="separate"/>
-      </w:r>
-      <w:r>
-        <w:rPr>
-          <w:rFonts w:ascii="Times New Roman" w:hAnsi="Times New Roman" w:cs="Times New Roman"/>
-          <w:noProof/>
-          <w:sz w:val="24"/>
-          <w:szCs w:val="24"/>
-          <w:u w:val="single"/>
-        </w:rPr>
-        <w:t>«Zip_Code»</w:t>
-      </w:r>
-      <w:r>
-        <w:rPr>
-          <w:rFonts w:ascii="Times New Roman" w:hAnsi="Times New Roman" w:cs="Times New Roman"/>
-          <w:sz w:val="24"/>
-          <w:szCs w:val="24"/>
-          <w:u w:val="single"/>
-        </w:rPr>
-        <w:fldChar w:fldCharType="end"/>
-      </w:r>
-      <w:r>
-        <w:rPr>
-          <w:rFonts w:ascii="Times New Roman" w:hAnsi="Times New Roman" w:cs="Times New Roman"/>
-          <w:sz w:val="24"/>
-          <w:szCs w:val="24"/>
-          <w:u w:val="single"/>
-        </w:rPr>
-        <w:tab/>
-      </w:r>
-      <w:r>
-        <w:rPr>
-          <w:rFonts w:ascii="Times New Roman" w:hAnsi="Times New Roman" w:cs="Times New Roman"/>
-          <w:sz w:val="24"/>
-          <w:szCs w:val="24"/>
-          <w:u w:val="single"/>
-        </w:rPr>
-        <w:tab/>
-      </w:r>
-      <w:r>
-        <w:rPr>
-          <w:rFonts w:ascii="Times New Roman" w:hAnsi="Times New Roman" w:cs="Times New Roman"/>
-          <w:sz w:val="24"/>
-          <w:szCs w:val="24"/>
-          <w:u w:val="single"/>
-        </w:rPr>
-        <w:tab/>
-      </w:r>
-      <w:r>
-        <w:rPr>
-          <w:rFonts w:ascii="Times New Roman" w:hAnsi="Times New Roman" w:cs="Times New Roman"/>
-          <w:sz w:val="24"/>
-          <w:szCs w:val="24"/>
-          <w:u w:val="single"/>
-        </w:rPr>
-        <w:tab/>
-      </w:r>
-    </w:p>
-    <w:p>
-      <w:pPr>
-        <w:jc w:val="both"/>
-        <w:rPr>
-          <w:rFonts w:ascii="Times New Roman" w:hAnsi="Times New Roman" w:cs="Times New Roman"/>
-          <w:sz w:val="24"/>
-          <w:szCs w:val="24"/>
-        </w:rPr>
-      </w:pPr>
-      <w:r>
-        <w:rPr>
-          <w:rFonts w:ascii="Times New Roman" w:hAnsi="Times New Roman" w:cs="Times New Roman"/>
-          <w:b/>
-          <w:bCs/>
-          <w:sz w:val="24"/>
-          <w:szCs w:val="24"/>
-        </w:rPr>
-        <w:t>Cell Phone:</w:t>
-      </w:r>
-      <w:r>
-        <w:rPr>
-          <w:rFonts w:ascii="Times New Roman" w:hAnsi="Times New Roman" w:cs="Times New Roman"/>
-          <w:sz w:val="24"/>
-          <w:szCs w:val="24"/>
-        </w:rPr>
-        <w:t xml:space="preserve">  </w:t>
-      </w:r>
-      <w:r>
-        <w:rPr>
-          <w:rFonts w:ascii="Times New Roman" w:hAnsi="Times New Roman" w:cs="Times New Roman"/>
-          <w:sz w:val="24"/>
-          <w:szCs w:val="24"/>
-          <w:u w:val="single"/>
-        </w:rPr>
-        <w:fldChar w:fldCharType="begin"/>
-      </w:r>
-      <w:r>
-        <w:rPr>
-          <w:rFonts w:ascii="Times New Roman" w:hAnsi="Times New Roman" w:cs="Times New Roman"/>
-          <w:sz w:val="24"/>
-          <w:szCs w:val="24"/>
-          <w:u w:val="single"/>
-        </w:rPr>
-        <w:instrText xml:space="preserve"> MERGEFIELD Your_Cell_Phone </w:instrText>
-      </w:r>
-      <w:r>
-        <w:rPr>
-          <w:rFonts w:ascii="Times New Roman" w:hAnsi="Times New Roman" w:cs="Times New Roman"/>
-          <w:sz w:val="24"/>
-          <w:szCs w:val="24"/>
-          <w:u w:val="single"/>
-        </w:rPr>
-        <w:fldChar w:fldCharType="separate"/>
-      </w:r>
-      <w:r>
-        <w:rPr>
-          <w:rFonts w:ascii="Times New Roman" w:hAnsi="Times New Roman" w:cs="Times New Roman"/>
-          <w:noProof/>
-          <w:sz w:val="24"/>
-          <w:szCs w:val="24"/>
-          <w:u w:val="single"/>
-        </w:rPr>
-        <w:t>«Your_Cell_Phone»</w:t>
-      </w:r>
-      <w:r>
-        <w:rPr>
-          <w:rFonts w:ascii="Times New Roman" w:hAnsi="Times New Roman" w:cs="Times New Roman"/>
-          <w:sz w:val="24"/>
-          <w:szCs w:val="24"/>
-          <w:u w:val="single"/>
-        </w:rPr>
-        <w:fldChar w:fldCharType="end"/>
-      </w:r>
-      <w:r>
-        <w:rPr>
-          <w:rFonts w:ascii="Times New Roman" w:hAnsi="Times New Roman" w:cs="Times New Roman"/>
-          <w:sz w:val="24"/>
-          <w:szCs w:val="24"/>
-          <w:u w:val="single"/>
-        </w:rPr>
-        <w:tab/>
-      </w:r>
-      <w:r>
-        <w:rPr>
-          <w:rFonts w:ascii="Times New Roman" w:hAnsi="Times New Roman" w:cs="Times New Roman"/>
-          <w:sz w:val="24"/>
-          <w:szCs w:val="24"/>
-          <w:u w:val="single"/>
-        </w:rPr>
-        <w:tab/>
-      </w:r>
-      <w:r>
-        <w:rPr>
-          <w:rFonts w:ascii="Times New Roman" w:hAnsi="Times New Roman" w:cs="Times New Roman"/>
-          <w:sz w:val="24"/>
-          <w:szCs w:val="24"/>
-        </w:rPr>
-        <w:t xml:space="preserve"> </w:t>
-      </w:r>
-      <w:r>
-        <w:rPr>
-          <w:rFonts w:ascii="Times New Roman" w:hAnsi="Times New Roman" w:cs="Times New Roman"/>
-          <w:b/>
-          <w:bCs/>
-          <w:sz w:val="24"/>
-          <w:szCs w:val="24"/>
-        </w:rPr>
-        <w:t>Work Phone</w:t>
-      </w:r>
-      <w:r>
-        <w:rPr>
-          <w:rFonts w:ascii="Times New Roman" w:hAnsi="Times New Roman" w:cs="Times New Roman"/>
-          <w:sz w:val="24"/>
-          <w:szCs w:val="24"/>
-        </w:rPr>
-        <w:t xml:space="preserve">: </w:t>
-      </w:r>
-      <w:r>
-        <w:rPr>
-          <w:rFonts w:ascii="Times New Roman" w:hAnsi="Times New Roman" w:cs="Times New Roman"/>
-          <w:sz w:val="24"/>
-          <w:szCs w:val="24"/>
-          <w:u w:val="single"/>
-        </w:rPr>
-        <w:fldChar w:fldCharType="begin"/>
-      </w:r>
-      <w:r>
-        <w:rPr>
-          <w:rFonts w:ascii="Times New Roman" w:hAnsi="Times New Roman" w:cs="Times New Roman"/>
-          <w:sz w:val="24"/>
-          <w:szCs w:val="24"/>
-          <w:u w:val="single"/>
-        </w:rPr>
         <w:instrText xml:space="preserve"> MERGEFIELD Your_Work_Phone_Number </w:instrText>
-      </w:r>
-      <w:r>
-        <w:rPr>
-          <w:rFonts w:ascii="Times New Roman" w:hAnsi="Times New Roman" w:cs="Times New Roman"/>
-          <w:sz w:val="24"/>
-          <w:szCs w:val="24"/>
-          <w:u w:val="single"/>
-        </w:rPr>
         <w:fldChar w:fldCharType="separate"/>
       </w:r>
       <w:r>
@@ -17802,16 +14905,6 @@
           <w:szCs w:val="24"/>
         </w:rPr>
         <w:t>A.</w:t>
-      </w:r>
-      <w:r>
-        <w:rPr>
-          <w:rFonts w:ascii="Times New Roman" w:hAnsi="Times New Roman" w:cs="Times New Roman"/>
-          <w:b/>
-          <w:bCs/>
-          <w:smallCaps/>
-          <w:sz w:val="24"/>
-          <w:szCs w:val="24"/>
-        </w:rPr>
         <w:tab/>
         <w:t>No Agent</w:t>
       </w:r>
@@ -17908,8 +15001,153 @@
           <w:szCs w:val="24"/>
         </w:rPr>
         <w:t>B.</w:t>
-      </w:r>
-      <w:r>
+        <w:tab/>
+        <w:t>My Agent</w:t>
+      </w:r>
+    </w:p>
+    <w:p>
+      <w:pPr>
+        <w:rPr>
+          <w:rFonts w:ascii="Times New Roman" w:hAnsi="Times New Roman" w:cs="Times New Roman"/>
+          <w:sz w:val="24"/>
+          <w:szCs w:val="24"/>
+        </w:rPr>
+      </w:pPr>
+      <w:r>
+        <w:rPr>
+          <w:rFonts w:ascii="Times New Roman" w:hAnsi="Times New Roman" w:cs="Times New Roman"/>
+          <w:sz w:val="24"/>
+          <w:szCs w:val="24"/>
+        </w:rPr>
+        <w:tab/>
+        <w:t xml:space="preserve">Agent’s Name:  </w:t>
+      </w:r>
+      <w:r>
+        <w:rPr>
+          <w:rFonts w:ascii="Times New Roman" w:hAnsi="Times New Roman" w:cs="Times New Roman"/>
+          <w:caps/>
+          <w:sz w:val="24"/>
+          <w:szCs w:val="24"/>
+          <w:u w:val="single"/>
+        </w:rPr>
+        <w:t>&lt;Agent’s Name&gt;</w:t>
+        <w:tab/>
+        <w:tab/>
+        <w:tab/>
+      </w:r>
+    </w:p>
+    <w:p>
+      <w:pPr>
+        <w:rPr>
+          <w:rFonts w:ascii="Times New Roman" w:hAnsi="Times New Roman" w:cs="Times New Roman"/>
+          <w:sz w:val="24"/>
+          <w:szCs w:val="24"/>
+        </w:rPr>
+      </w:pPr>
+      <w:r>
+        <w:rPr>
+          <w:rFonts w:ascii="Times New Roman" w:hAnsi="Times New Roman" w:cs="Times New Roman"/>
+          <w:sz w:val="24"/>
+          <w:szCs w:val="24"/>
+        </w:rPr>
+        <w:tab/>
+        <w:t xml:space="preserve">Street Address:  </w:t>
+      </w:r>
+      <w:r>
+        <w:rPr>
+          <w:rFonts w:ascii="Times New Roman" w:hAnsi="Times New Roman" w:cs="Times New Roman"/>
+          <w:sz w:val="24"/>
+          <w:szCs w:val="24"/>
+          <w:u w:val="single"/>
+        </w:rPr>
+        <w:t>&lt;Address&gt;</w:t>
+        <w:tab/>
+        <w:tab/>
+        <w:tab/>
+        <w:tab/>
+        <w:tab/>
+      </w:r>
+    </w:p>
+    <w:p>
+      <w:pPr>
+        <w:rPr>
+          <w:rFonts w:ascii="Times New Roman" w:hAnsi="Times New Roman" w:cs="Times New Roman"/>
+          <w:sz w:val="24"/>
+          <w:szCs w:val="24"/>
+        </w:rPr>
+      </w:pPr>
+      <w:r>
+        <w:rPr>
+          <w:rFonts w:ascii="Times New Roman" w:hAnsi="Times New Roman" w:cs="Times New Roman"/>
+          <w:sz w:val="24"/>
+          <w:szCs w:val="24"/>
+        </w:rPr>
+        <w:tab/>
+        <w:t xml:space="preserve">City, State, Zip Code:  </w:t>
+      </w:r>
+      <w:r>
+        <w:rPr>
+          <w:rFonts w:ascii="Times New Roman" w:hAnsi="Times New Roman" w:cs="Times New Roman"/>
+          <w:sz w:val="24"/>
+          <w:szCs w:val="24"/>
+          <w:u w:val="single"/>
+        </w:rPr>
+        <w:t xml:space="preserve">&lt;City, State, Zip&gt; </w:t>
+        <w:tab/>
+        <w:tab/>
+        <w:tab/>
+        <w:tab/>
+        <w:tab/>
+      </w:r>
+    </w:p>
+    <w:p>
+      <w:pPr>
+        <w:rPr>
+          <w:rFonts w:ascii="Times New Roman" w:hAnsi="Times New Roman" w:cs="Times New Roman"/>
+          <w:sz w:val="24"/>
+          <w:szCs w:val="24"/>
+        </w:rPr>
+      </w:pPr>
+      <w:r>
+        <w:rPr>
+          <w:rFonts w:ascii="Times New Roman" w:hAnsi="Times New Roman" w:cs="Times New Roman"/>
+          <w:sz w:val="24"/>
+          <w:szCs w:val="24"/>
+        </w:rPr>
+        <w:tab/>
+        <w:t xml:space="preserve">Cell Phone: </w:t>
+      </w:r>
+      <w:r>
+        <w:rPr>
+          <w:rFonts w:ascii="Times New Roman" w:hAnsi="Times New Roman" w:cs="Times New Roman"/>
+          <w:sz w:val="24"/>
+          <w:szCs w:val="24"/>
+          <w:u w:val="single"/>
+        </w:rPr>
+        <w:t>(AGENT’S Name)</w:t>
+      </w:r>
+      <w:r>
+        <w:rPr>
+          <w:rFonts w:ascii="Times New Roman" w:hAnsi="Times New Roman" w:cs="Times New Roman"/>
+          <w:sz w:val="24"/>
+          <w:szCs w:val="24"/>
+        </w:rPr>
+        <w:t xml:space="preserve">  Work Phone: &lt;AGENT’S WORK Number&gt;</w:t>
+      </w:r>
+    </w:p>
+    <w:p>
+      <w:pPr>
+        <w:jc w:val="both"/>
+        <w:rPr>
+          <w:rFonts w:ascii="Times New Roman" w:hAnsi="Times New Roman" w:cs="Times New Roman"/>
+          <w:sz w:val="24"/>
+          <w:szCs w:val="24"/>
+        </w:rPr>
+      </w:pPr>
+    </w:p>
+    <w:p>
+      <w:pPr>
+        <w:jc w:val="both"/>
         <w:rPr>
           <w:rFonts w:ascii="Times New Roman" w:hAnsi="Times New Roman" w:cs="Times New Roman"/>
           <w:b/>
@@ -17918,277 +15156,8 @@
           <w:sz w:val="24"/>
           <w:szCs w:val="24"/>
         </w:rPr>
-        <w:tab/>
-        <w:t>My Agent</w:t>
-      </w:r>
-    </w:p>
-    <w:p>
-      <w:pPr>
-        <w:rPr>
-          <w:rFonts w:ascii="Times New Roman" w:hAnsi="Times New Roman" w:cs="Times New Roman"/>
-          <w:sz w:val="24"/>
-          <w:szCs w:val="24"/>
-        </w:rPr>
-      </w:pPr>
-      <w:r>
-        <w:rPr>
-          <w:rFonts w:ascii="Times New Roman" w:hAnsi="Times New Roman" w:cs="Times New Roman"/>
-          <w:sz w:val="24"/>
-          <w:szCs w:val="24"/>
-        </w:rPr>
-        <w:tab/>
-        <w:t xml:space="preserve">Agent’s Name:  </w:t>
-      </w:r>
-      <w:r>
-        <w:rPr>
-          <w:rFonts w:ascii="Times New Roman" w:hAnsi="Times New Roman" w:cs="Times New Roman"/>
-          <w:caps/>
-          <w:sz w:val="24"/>
-          <w:szCs w:val="24"/>
-          <w:u w:val="single"/>
-        </w:rPr>
-        <w:t>&lt;Agent’s Name&gt;</w:t>
-      </w:r>
-      <w:r>
-        <w:rPr>
-          <w:rFonts w:ascii="Times New Roman" w:hAnsi="Times New Roman" w:cs="Times New Roman"/>
-          <w:caps/>
-          <w:sz w:val="24"/>
-          <w:szCs w:val="24"/>
-          <w:u w:val="single"/>
-        </w:rPr>
-        <w:tab/>
-      </w:r>
-      <w:r>
-        <w:rPr>
-          <w:rFonts w:ascii="Times New Roman" w:hAnsi="Times New Roman" w:cs="Times New Roman"/>
-          <w:caps/>
-          <w:sz w:val="24"/>
-          <w:szCs w:val="24"/>
-          <w:u w:val="single"/>
-        </w:rPr>
-        <w:tab/>
-      </w:r>
-      <w:r>
-        <w:rPr>
-          <w:rFonts w:ascii="Times New Roman" w:hAnsi="Times New Roman" w:cs="Times New Roman"/>
-          <w:caps/>
-          <w:sz w:val="24"/>
-          <w:szCs w:val="24"/>
-          <w:u w:val="single"/>
-        </w:rPr>
-        <w:tab/>
-      </w:r>
-    </w:p>
-    <w:p>
-      <w:pPr>
-        <w:rPr>
-          <w:rFonts w:ascii="Times New Roman" w:hAnsi="Times New Roman" w:cs="Times New Roman"/>
-          <w:sz w:val="24"/>
-          <w:szCs w:val="24"/>
-        </w:rPr>
-      </w:pPr>
-      <w:r>
-        <w:rPr>
-          <w:rFonts w:ascii="Times New Roman" w:hAnsi="Times New Roman" w:cs="Times New Roman"/>
-          <w:sz w:val="24"/>
-          <w:szCs w:val="24"/>
-        </w:rPr>
-        <w:tab/>
-        <w:t xml:space="preserve">Street Address:  </w:t>
-      </w:r>
-      <w:r>
-        <w:rPr>
-          <w:rFonts w:ascii="Times New Roman" w:hAnsi="Times New Roman" w:cs="Times New Roman"/>
-          <w:sz w:val="24"/>
-          <w:szCs w:val="24"/>
-          <w:u w:val="single"/>
-        </w:rPr>
-        <w:t>&lt;Address&gt;</w:t>
-      </w:r>
-      <w:r>
-        <w:rPr>
-          <w:rFonts w:ascii="Times New Roman" w:hAnsi="Times New Roman" w:cs="Times New Roman"/>
-          <w:sz w:val="24"/>
-          <w:szCs w:val="24"/>
-          <w:u w:val="single"/>
-        </w:rPr>
-        <w:tab/>
-      </w:r>
-      <w:r>
-        <w:rPr>
-          <w:rFonts w:ascii="Times New Roman" w:hAnsi="Times New Roman" w:cs="Times New Roman"/>
-          <w:sz w:val="24"/>
-          <w:szCs w:val="24"/>
-          <w:u w:val="single"/>
-        </w:rPr>
-        <w:tab/>
-      </w:r>
-      <w:r>
-        <w:rPr>
-          <w:rFonts w:ascii="Times New Roman" w:hAnsi="Times New Roman" w:cs="Times New Roman"/>
-          <w:sz w:val="24"/>
-          <w:szCs w:val="24"/>
-          <w:u w:val="single"/>
-        </w:rPr>
-        <w:tab/>
-      </w:r>
-      <w:r>
-        <w:rPr>
-          <w:rFonts w:ascii="Times New Roman" w:hAnsi="Times New Roman" w:cs="Times New Roman"/>
-          <w:sz w:val="24"/>
-          <w:szCs w:val="24"/>
-          <w:u w:val="single"/>
-        </w:rPr>
-        <w:tab/>
-      </w:r>
-      <w:r>
-        <w:rPr>
-          <w:rFonts w:ascii="Times New Roman" w:hAnsi="Times New Roman" w:cs="Times New Roman"/>
-          <w:sz w:val="24"/>
-          <w:szCs w:val="24"/>
-          <w:u w:val="single"/>
-        </w:rPr>
-        <w:tab/>
-      </w:r>
-    </w:p>
-    <w:p>
-      <w:pPr>
-        <w:rPr>
-          <w:rFonts w:ascii="Times New Roman" w:hAnsi="Times New Roman" w:cs="Times New Roman"/>
-          <w:sz w:val="24"/>
-          <w:szCs w:val="24"/>
-        </w:rPr>
-      </w:pPr>
-      <w:r>
-        <w:rPr>
-          <w:rFonts w:ascii="Times New Roman" w:hAnsi="Times New Roman" w:cs="Times New Roman"/>
-          <w:sz w:val="24"/>
-          <w:szCs w:val="24"/>
-        </w:rPr>
-        <w:tab/>
-        <w:t xml:space="preserve">City, State, Zip Code:  </w:t>
-      </w:r>
-      <w:r>
-        <w:rPr>
-          <w:rFonts w:ascii="Times New Roman" w:hAnsi="Times New Roman" w:cs="Times New Roman"/>
-          <w:sz w:val="24"/>
-          <w:szCs w:val="24"/>
-          <w:u w:val="single"/>
-        </w:rPr>
-        <w:t>&lt;City, State, Zip&gt;</w:t>
-      </w:r>
-      <w:r>
-        <w:rPr>
-          <w:rFonts w:ascii="Times New Roman" w:hAnsi="Times New Roman" w:cs="Times New Roman"/>
-          <w:sz w:val="24"/>
-          <w:szCs w:val="24"/>
-          <w:u w:val="single"/>
-        </w:rPr>
-        <w:t xml:space="preserve"> </w:t>
-      </w:r>
-      <w:r>
-        <w:rPr>
-          <w:rFonts w:ascii="Times New Roman" w:hAnsi="Times New Roman" w:cs="Times New Roman"/>
-          <w:sz w:val="24"/>
-          <w:szCs w:val="24"/>
-          <w:u w:val="single"/>
-        </w:rPr>
-        <w:tab/>
-      </w:r>
-      <w:r>
-        <w:rPr>
-          <w:rFonts w:ascii="Times New Roman" w:hAnsi="Times New Roman" w:cs="Times New Roman"/>
-          <w:sz w:val="24"/>
-          <w:szCs w:val="24"/>
-          <w:u w:val="single"/>
-        </w:rPr>
-        <w:tab/>
-      </w:r>
-      <w:r>
-        <w:rPr>
-          <w:rFonts w:ascii="Times New Roman" w:hAnsi="Times New Roman" w:cs="Times New Roman"/>
-          <w:sz w:val="24"/>
-          <w:szCs w:val="24"/>
-          <w:u w:val="single"/>
-        </w:rPr>
-        <w:tab/>
-      </w:r>
-      <w:r>
-        <w:rPr>
-          <w:rFonts w:ascii="Times New Roman" w:hAnsi="Times New Roman" w:cs="Times New Roman"/>
-          <w:sz w:val="24"/>
-          <w:szCs w:val="24"/>
-          <w:u w:val="single"/>
-        </w:rPr>
-        <w:tab/>
-      </w:r>
-      <w:r>
-        <w:rPr>
-          <w:rFonts w:ascii="Times New Roman" w:hAnsi="Times New Roman" w:cs="Times New Roman"/>
-          <w:sz w:val="24"/>
-          <w:szCs w:val="24"/>
-          <w:u w:val="single"/>
-        </w:rPr>
-        <w:tab/>
-      </w:r>
-    </w:p>
-    <w:p>
-      <w:pPr>
-        <w:rPr>
-          <w:rFonts w:ascii="Times New Roman" w:hAnsi="Times New Roman" w:cs="Times New Roman"/>
-          <w:sz w:val="24"/>
-          <w:szCs w:val="24"/>
-        </w:rPr>
-      </w:pPr>
-      <w:r>
-        <w:rPr>
-          <w:rFonts w:ascii="Times New Roman" w:hAnsi="Times New Roman" w:cs="Times New Roman"/>
-          <w:sz w:val="24"/>
-          <w:szCs w:val="24"/>
-        </w:rPr>
-        <w:tab/>
-        <w:t xml:space="preserve">Cell Phone: </w:t>
-      </w:r>
-      <w:r>
-        <w:rPr>
-          <w:rFonts w:ascii="Times New Roman" w:hAnsi="Times New Roman" w:cs="Times New Roman"/>
-          <w:sz w:val="24"/>
-          <w:szCs w:val="24"/>
-          <w:u w:val="single"/>
-        </w:rPr>
-        <w:t>(AGENT’S Name)</w:t>
-      </w:r>
-      <w:r>
-        <w:rPr>
-          <w:rFonts w:ascii="Times New Roman" w:hAnsi="Times New Roman" w:cs="Times New Roman"/>
-          <w:sz w:val="24"/>
-          <w:szCs w:val="24"/>
-        </w:rPr>
-        <w:t xml:space="preserve">  Work Phone: </w:t>
-      </w:r>
-      <w:r>
-        <w:rPr>
-          <w:rFonts w:ascii="Times New Roman" w:hAnsi="Times New Roman" w:cs="Times New Roman"/>
-          <w:sz w:val="24"/>
-          <w:szCs w:val="24"/>
-        </w:rPr>
-        <w:t>&lt;AGENT’S WORK Number&gt;</w:t>
-      </w:r>
-    </w:p>
-    <w:p>
-      <w:pPr>
-        <w:jc w:val="both"/>
-        <w:rPr>
-          <w:rFonts w:ascii="Times New Roman" w:hAnsi="Times New Roman" w:cs="Times New Roman"/>
-          <w:sz w:val="24"/>
-          <w:szCs w:val="24"/>
-        </w:rPr>
-      </w:pPr>
-    </w:p>
-    <w:p>
-      <w:pPr>
-        <w:jc w:val="both"/>
+      </w:pPr>
+      <w:r>
         <w:rPr>
           <w:rFonts w:ascii="Times New Roman" w:hAnsi="Times New Roman" w:cs="Times New Roman"/>
           <w:b/>
@@ -18197,27 +15166,7 @@
           <w:sz w:val="24"/>
           <w:szCs w:val="24"/>
         </w:rPr>
-      </w:pPr>
-      <w:r>
-        <w:rPr>
-          <w:rFonts w:ascii="Times New Roman" w:hAnsi="Times New Roman" w:cs="Times New Roman"/>
-          <w:b/>
-          <w:bCs/>
-          <w:smallCaps/>
-          <w:sz w:val="24"/>
-          <w:szCs w:val="24"/>
-        </w:rPr>
         <w:t>C.</w:t>
-      </w:r>
-      <w:r>
-        <w:rPr>
-          <w:rFonts w:ascii="Times New Roman" w:hAnsi="Times New Roman" w:cs="Times New Roman"/>
-          <w:b/>
-          <w:bCs/>
-          <w:smallCaps/>
-          <w:sz w:val="24"/>
-          <w:szCs w:val="24"/>
-        </w:rPr>
         <w:tab/>
         <w:t>My Alternate Agent</w:t>
       </w:r>
@@ -18268,45 +15217,9 @@
           <w:u w:val="single"/>
         </w:rPr>
         <w:tab/>
-      </w:r>
-      <w:r>
-        <w:rPr>
-          <w:rFonts w:ascii="Times New Roman" w:hAnsi="Times New Roman" w:cs="Times New Roman"/>
-          <w:caps/>
-          <w:sz w:val="24"/>
-          <w:szCs w:val="24"/>
-          <w:u w:val="single"/>
-        </w:rPr>
-        <w:tab/>
-      </w:r>
-      <w:r>
-        <w:rPr>
-          <w:rFonts w:ascii="Times New Roman" w:hAnsi="Times New Roman" w:cs="Times New Roman"/>
-          <w:caps/>
-          <w:sz w:val="24"/>
-          <w:szCs w:val="24"/>
-          <w:u w:val="single"/>
-        </w:rPr>
-        <w:tab/>
-      </w:r>
-      <w:r>
-        <w:rPr>
-          <w:rFonts w:ascii="Times New Roman" w:hAnsi="Times New Roman" w:cs="Times New Roman"/>
-          <w:caps/>
-          <w:sz w:val="24"/>
-          <w:szCs w:val="24"/>
-          <w:u w:val="single"/>
-        </w:rPr>
-        <w:tab/>
-      </w:r>
-      <w:r>
-        <w:rPr>
-          <w:rFonts w:ascii="Times New Roman" w:hAnsi="Times New Roman" w:cs="Times New Roman"/>
-          <w:caps/>
-          <w:sz w:val="24"/>
-          <w:szCs w:val="24"/>
-          <w:u w:val="single"/>
-        </w:rPr>
+        <w:tab/>
+        <w:tab/>
+        <w:tab/>
         <w:tab/>
       </w:r>
     </w:p>
@@ -18394,16 +15307,6 @@
           <w:szCs w:val="24"/>
         </w:rPr>
         <w:t>D.</w:t>
-      </w:r>
-      <w:r>
-        <w:rPr>
-          <w:rFonts w:ascii="Times New Roman" w:hAnsi="Times New Roman" w:cs="Times New Roman"/>
-          <w:b/>
-          <w:bCs/>
-          <w:smallCaps/>
-          <w:sz w:val="24"/>
-          <w:szCs w:val="24"/>
-        </w:rPr>
         <w:tab/>
         <w:t>Agent’s Authority</w:t>
       </w:r>
@@ -18664,36 +15567,151 @@
           <w:szCs w:val="24"/>
         </w:rPr>
         <w:t>E.</w:t>
+        <w:tab/>
       </w:r>
       <w:r>
         <w:rPr>
           <w:rFonts w:ascii="Times New Roman" w:eastAsia="Times New Roman" w:hAnsi="Times New Roman" w:cs="Times New Roman"/>
           <w:b/>
           <w:bCs/>
-          <w:sz w:val="24"/>
-          <w:szCs w:val="24"/>
-        </w:rPr>
-        <w:tab/>
-      </w:r>
-      <w:r>
+          <w:smallCaps/>
+          <w:sz w:val="24"/>
+          <w:szCs w:val="24"/>
+        </w:rPr>
+        <w:t>Other Authority</w:t>
+      </w:r>
+    </w:p>
+    <w:p>
+      <w:pPr>
+        <w:jc w:val="both"/>
         <w:rPr>
           <w:rFonts w:ascii="Times New Roman" w:eastAsia="Times New Roman" w:hAnsi="Times New Roman" w:cs="Times New Roman"/>
+          <w:sz w:val="24"/>
+          <w:szCs w:val="24"/>
+        </w:rPr>
+      </w:pPr>
+      <w:r>
+        <w:rPr>
+          <w:rFonts w:ascii="Times New Roman" w:eastAsia="Times New Roman" w:hAnsi="Times New Roman" w:cs="Times New Roman"/>
+          <w:sz w:val="24"/>
+          <w:szCs w:val="24"/>
+        </w:rPr>
+        <w:t>My agent has the powers below ONLY IF I initial the “yes” option which precedes the statement.  I authorize my agent to:</w:t>
+      </w:r>
+    </w:p>
+    <w:p>
+      <w:pPr>
+        <w:ind w:left="2880" w:hanging="2160"/>
+        <w:jc w:val="both"/>
+        <w:rPr>
+          <w:rFonts w:ascii="Times New Roman" w:eastAsia="Times New Roman" w:hAnsi="Times New Roman" w:cs="Times New Roman"/>
+          <w:sz w:val="24"/>
+          <w:szCs w:val="24"/>
+        </w:rPr>
+      </w:pPr>
+    </w:p>
+    <w:p>
+      <w:pPr>
+        <w:ind w:left="2880" w:hanging="2160"/>
+        <w:jc w:val="both"/>
+        <w:rPr>
+          <w:rFonts w:ascii="Times New Roman" w:eastAsia="Times New Roman" w:hAnsi="Times New Roman" w:cs="Times New Roman"/>
+          <w:sz w:val="24"/>
+          <w:szCs w:val="24"/>
+        </w:rPr>
+      </w:pPr>
+      <w:r>
+        <w:rPr>
+          <w:rFonts w:ascii="Times New Roman" w:eastAsia="Times New Roman" w:hAnsi="Times New Roman" w:cs="Times New Roman"/>
+          <w:sz w:val="24"/>
+          <w:szCs w:val="24"/>
+        </w:rPr>
+        <w:t>Yes _____ No_____  Get copies of my personal medical information and records at any time, even when I can speak for myself.</w:t>
+      </w:r>
+    </w:p>
+    <w:p>
+      <w:pPr>
+        <w:ind w:left="2880" w:hanging="2160"/>
+        <w:jc w:val="both"/>
+        <w:rPr>
+          <w:rFonts w:ascii="Times New Roman" w:eastAsia="Times New Roman" w:hAnsi="Times New Roman" w:cs="Times New Roman"/>
+          <w:sz w:val="24"/>
+          <w:szCs w:val="24"/>
+        </w:rPr>
+      </w:pPr>
+    </w:p>
+    <w:p>
+      <w:pPr>
+        <w:ind w:left="2880" w:hanging="2160"/>
+        <w:jc w:val="both"/>
+        <w:rPr>
+          <w:rFonts w:ascii="Times New Roman" w:eastAsia="Times New Roman" w:hAnsi="Times New Roman" w:cs="Times New Roman"/>
+          <w:sz w:val="24"/>
+          <w:szCs w:val="24"/>
+        </w:rPr>
+      </w:pPr>
+      <w:r>
+        <w:rPr>
+          <w:rFonts w:ascii="Times New Roman" w:eastAsia="Times New Roman" w:hAnsi="Times New Roman" w:cs="Times New Roman"/>
+          <w:sz w:val="24"/>
+          <w:szCs w:val="24"/>
+        </w:rPr>
+        <w:t>Yes _____ No_____ Admit me to a licensed health care facility, such as a hospital, nursing home, assisted living, or other facility for long-term placement other than convalescent or recuperative care.</w:t>
+      </w:r>
+    </w:p>
+    <w:p>
+      <w:pPr>
+        <w:jc w:val="both"/>
+        <w:rPr>
+          <w:rFonts w:ascii="Times New Roman" w:eastAsia="Times New Roman" w:hAnsi="Times New Roman" w:cs="Times New Roman"/>
+          <w:sz w:val="24"/>
+          <w:szCs w:val="24"/>
+        </w:rPr>
+      </w:pPr>
+    </w:p>
+    <w:p>
+      <w:pPr>
+        <w:jc w:val="both"/>
+        <w:rPr>
+          <w:rFonts w:ascii="Times New Roman" w:eastAsia="Times New Roman" w:hAnsi="Times New Roman" w:cs="Times New Roman"/>
+          <w:b/>
+          <w:bCs/>
+          <w:sz w:val="24"/>
+          <w:szCs w:val="24"/>
+        </w:rPr>
+      </w:pPr>
+      <w:r>
+        <w:rPr>
+          <w:rFonts w:ascii="Times New Roman" w:eastAsia="Times New Roman" w:hAnsi="Times New Roman" w:cs="Times New Roman"/>
+          <w:b/>
+          <w:bCs/>
+          <w:sz w:val="24"/>
+          <w:szCs w:val="24"/>
+        </w:rPr>
+        <w:t>F.</w:t>
+        <w:tab/>
+      </w:r>
+      <w:r>
+        <w:rPr>
+          <w:rFonts w:ascii="Times New Roman" w:eastAsia="Times New Roman" w:hAnsi="Times New Roman" w:cs="Times New Roman"/>
           <w:b/>
           <w:bCs/>
           <w:smallCaps/>
           <w:sz w:val="24"/>
           <w:szCs w:val="24"/>
         </w:rPr>
-        <w:t>Other Authority</w:t>
-      </w:r>
-    </w:p>
-    <w:p>
-      <w:pPr>
+        <w:t>I wish to limit or expand the powers of my health care agent as follows:</w:t>
+      </w:r>
+    </w:p>
+    <w:p>
+      <w:pPr>
+        <w:ind w:right="-20"/>
         <w:jc w:val="both"/>
         <w:rPr>
           <w:rFonts w:ascii="Times New Roman" w:eastAsia="Times New Roman" w:hAnsi="Times New Roman" w:cs="Times New Roman"/>
           <w:sz w:val="24"/>
           <w:szCs w:val="24"/>
+          <w:u w:val="single"/>
         </w:rPr>
       </w:pPr>
       <w:r>
@@ -18702,7 +15720,264 @@
           <w:sz w:val="24"/>
           <w:szCs w:val="24"/>
         </w:rPr>
-        <w:t>My agent has the powers below ONLY IF I initial the “yes” option which precedes the statement.  I authorize my agent to:</w:t>
+        <w:tab/>
+      </w:r>
+      <w:r>
+        <w:rPr>
+          <w:rFonts w:ascii="Times New Roman" w:eastAsia="Times New Roman" w:hAnsi="Times New Roman" w:cs="Times New Roman"/>
+          <w:sz w:val="24"/>
+          <w:szCs w:val="24"/>
+          <w:u w:val="single"/>
+        </w:rPr>
+        <w:tab/>
+        <w:tab/>
+        <w:tab/>
+        <w:tab/>
+        <w:tab/>
+        <w:tab/>
+        <w:tab/>
+        <w:tab/>
+        <w:tab/>
+        <w:tab/>
+        <w:tab/>
+        <w:tab/>
+      </w:r>
+    </w:p>
+    <w:p>
+      <w:pPr>
+        <w:ind w:right="-20"/>
+        <w:jc w:val="both"/>
+        <w:rPr>
+          <w:rFonts w:ascii="Times New Roman" w:eastAsia="Times New Roman" w:hAnsi="Times New Roman" w:cs="Times New Roman"/>
+          <w:sz w:val="24"/>
+          <w:szCs w:val="24"/>
+          <w:u w:val="single"/>
+        </w:rPr>
+      </w:pPr>
+      <w:r>
+        <w:rPr>
+          <w:rFonts w:ascii="Times New Roman" w:eastAsia="Times New Roman" w:hAnsi="Times New Roman" w:cs="Times New Roman"/>
+          <w:sz w:val="24"/>
+          <w:szCs w:val="24"/>
+        </w:rPr>
+        <w:tab/>
+      </w:r>
+      <w:r>
+        <w:rPr>
+          <w:rFonts w:ascii="Times New Roman" w:eastAsia="Times New Roman" w:hAnsi="Times New Roman" w:cs="Times New Roman"/>
+          <w:sz w:val="24"/>
+          <w:szCs w:val="24"/>
+          <w:u w:val="single"/>
+        </w:rPr>
+        <w:tab/>
+        <w:tab/>
+        <w:tab/>
+        <w:tab/>
+        <w:tab/>
+        <w:tab/>
+        <w:tab/>
+        <w:tab/>
+        <w:tab/>
+        <w:tab/>
+        <w:tab/>
+        <w:tab/>
+      </w:r>
+    </w:p>
+    <w:p>
+      <w:pPr>
+        <w:ind w:right="-20"/>
+        <w:jc w:val="both"/>
+        <w:rPr>
+          <w:rFonts w:ascii="Times New Roman" w:eastAsia="Times New Roman" w:hAnsi="Times New Roman" w:cs="Times New Roman"/>
+          <w:sz w:val="24"/>
+          <w:szCs w:val="24"/>
+          <w:u w:val="single"/>
+        </w:rPr>
+      </w:pPr>
+      <w:r>
+        <w:rPr>
+          <w:rFonts w:ascii="Times New Roman" w:eastAsia="Times New Roman" w:hAnsi="Times New Roman" w:cs="Times New Roman"/>
+          <w:sz w:val="24"/>
+          <w:szCs w:val="24"/>
+        </w:rPr>
+        <w:tab/>
+      </w:r>
+      <w:r>
+        <w:rPr>
+          <w:rFonts w:ascii="Times New Roman" w:eastAsia="Times New Roman" w:hAnsi="Times New Roman" w:cs="Times New Roman"/>
+          <w:sz w:val="24"/>
+          <w:szCs w:val="24"/>
+          <w:u w:val="single"/>
+        </w:rPr>
+        <w:tab/>
+        <w:tab/>
+        <w:tab/>
+        <w:tab/>
+        <w:tab/>
+        <w:tab/>
+        <w:tab/>
+        <w:tab/>
+        <w:tab/>
+        <w:tab/>
+        <w:tab/>
+        <w:tab/>
+      </w:r>
+    </w:p>
+    <w:p>
+      <w:pPr>
+        <w:ind w:right="-20"/>
+        <w:jc w:val="both"/>
+        <w:rPr>
+          <w:rFonts w:ascii="Times New Roman" w:eastAsia="Times New Roman" w:hAnsi="Times New Roman" w:cs="Times New Roman"/>
+          <w:sz w:val="24"/>
+          <w:szCs w:val="24"/>
+          <w:u w:val="single"/>
+        </w:rPr>
+      </w:pPr>
+      <w:r>
+        <w:rPr>
+          <w:rFonts w:ascii="Times New Roman" w:eastAsia="Times New Roman" w:hAnsi="Times New Roman" w:cs="Times New Roman"/>
+          <w:sz w:val="24"/>
+          <w:szCs w:val="24"/>
+        </w:rPr>
+        <w:tab/>
+      </w:r>
+      <w:r>
+        <w:rPr>
+          <w:rFonts w:ascii="Times New Roman" w:eastAsia="Times New Roman" w:hAnsi="Times New Roman" w:cs="Times New Roman"/>
+          <w:sz w:val="24"/>
+          <w:szCs w:val="24"/>
+          <w:u w:val="single"/>
+        </w:rPr>
+        <w:tab/>
+        <w:tab/>
+        <w:tab/>
+        <w:tab/>
+        <w:tab/>
+        <w:tab/>
+        <w:tab/>
+        <w:tab/>
+        <w:tab/>
+        <w:tab/>
+        <w:tab/>
+        <w:tab/>
+      </w:r>
+    </w:p>
+    <w:p>
+      <w:pPr>
+        <w:jc w:val="both"/>
+        <w:rPr>
+          <w:rFonts w:ascii="Times New Roman" w:eastAsia="Times New Roman" w:hAnsi="Times New Roman" w:cs="Times New Roman"/>
+          <w:sz w:val="24"/>
+          <w:szCs w:val="24"/>
+        </w:rPr>
+      </w:pPr>
+    </w:p>
+    <w:p>
+      <w:pPr>
+        <w:jc w:val="both"/>
+        <w:rPr>
+          <w:rFonts w:ascii="Times New Roman" w:eastAsia="Times New Roman" w:hAnsi="Times New Roman" w:cs="Times New Roman"/>
+          <w:b/>
+          <w:bCs/>
+          <w:sz w:val="24"/>
+          <w:szCs w:val="24"/>
+        </w:rPr>
+      </w:pPr>
+      <w:r>
+        <w:rPr>
+          <w:rFonts w:ascii="Times New Roman" w:eastAsia="Times New Roman" w:hAnsi="Times New Roman" w:cs="Times New Roman"/>
+          <w:b/>
+          <w:bCs/>
+          <w:sz w:val="24"/>
+          <w:szCs w:val="24"/>
+        </w:rPr>
+        <w:t>G.</w:t>
+        <w:tab/>
+      </w:r>
+      <w:r>
+        <w:rPr>
+          <w:rFonts w:ascii="Times New Roman" w:eastAsia="Times New Roman" w:hAnsi="Times New Roman" w:cs="Times New Roman"/>
+          <w:b/>
+          <w:bCs/>
+          <w:smallCaps/>
+          <w:sz w:val="24"/>
+          <w:szCs w:val="24"/>
+        </w:rPr>
+        <w:t>Nomination Of Guardian/Conservator</w:t>
+      </w:r>
+    </w:p>
+    <w:p>
+      <w:pPr>
+        <w:jc w:val="both"/>
+        <w:rPr>
+          <w:rFonts w:ascii="Times New Roman" w:eastAsia="Times New Roman" w:hAnsi="Times New Roman" w:cs="Times New Roman"/>
+          <w:sz w:val="24"/>
+          <w:szCs w:val="24"/>
+        </w:rPr>
+      </w:pPr>
+    </w:p>
+    <w:p>
+      <w:pPr>
+        <w:ind w:firstLine="720"/>
+        <w:jc w:val="both"/>
+        <w:rPr>
+          <w:rFonts w:ascii="Times New Roman" w:eastAsia="Times New Roman" w:hAnsi="Times New Roman" w:cs="Times New Roman"/>
+          <w:sz w:val="24"/>
+          <w:szCs w:val="24"/>
+        </w:rPr>
+      </w:pPr>
+      <w:r>
+        <w:rPr>
+          <w:rFonts w:ascii="Times New Roman" w:eastAsia="Times New Roman" w:hAnsi="Times New Roman" w:cs="Times New Roman"/>
+          <w:sz w:val="24"/>
+          <w:szCs w:val="24"/>
+        </w:rPr>
+        <w:t>See my Durable Power of Attorney of even date.</w:t>
+      </w:r>
+    </w:p>
+    <w:p>
+      <w:pPr>
+        <w:jc w:val="both"/>
+        <w:rPr>
+          <w:rFonts w:ascii="Times New Roman" w:eastAsia="Times New Roman" w:hAnsi="Times New Roman" w:cs="Times New Roman"/>
+          <w:sz w:val="24"/>
+          <w:szCs w:val="24"/>
+        </w:rPr>
+      </w:pPr>
+    </w:p>
+    <w:p>
+      <w:pPr>
+        <w:jc w:val="both"/>
+        <w:rPr>
+          <w:rFonts w:ascii="Times New Roman" w:eastAsia="Times New Roman" w:hAnsi="Times New Roman" w:cs="Times New Roman"/>
+          <w:b/>
+          <w:bCs/>
+          <w:sz w:val="24"/>
+          <w:szCs w:val="24"/>
+        </w:rPr>
+      </w:pPr>
+      <w:r>
+        <w:rPr>
+          <w:rFonts w:ascii="Times New Roman" w:eastAsia="Times New Roman" w:hAnsi="Times New Roman" w:cs="Times New Roman"/>
+          <w:b/>
+          <w:bCs/>
+          <w:sz w:val="24"/>
+          <w:szCs w:val="24"/>
+        </w:rPr>
+        <w:t>H.</w:t>
+        <w:tab/>
+      </w:r>
+      <w:r>
+        <w:rPr>
+          <w:rFonts w:ascii="Times New Roman" w:eastAsia="Times New Roman" w:hAnsi="Times New Roman" w:cs="Times New Roman"/>
+          <w:b/>
+          <w:bCs/>
+          <w:smallCaps/>
+          <w:sz w:val="24"/>
+          <w:szCs w:val="24"/>
+        </w:rPr>
+        <w:t>Consent To Participate In Medical Research</w:t>
       </w:r>
     </w:p>
     <w:p>
@@ -18715,6 +15990,14 @@
           <w:szCs w:val="24"/>
         </w:rPr>
       </w:pPr>
+      <w:r>
+        <w:rPr>
+          <w:rFonts w:ascii="Times New Roman" w:eastAsia="Times New Roman" w:hAnsi="Times New Roman" w:cs="Times New Roman"/>
+          <w:sz w:val="24"/>
+          <w:szCs w:val="24"/>
+        </w:rPr>
+        <w:t>Yes _____ No_____ I Authorize my agent to consent to my participation in medical research or clinical trials, even if I may not benefit from the results.</w:t>
+      </w:r>
     </w:p>
     <w:p>
       <w:pPr>
@@ -18726,805 +16009,28 @@
           <w:szCs w:val="24"/>
         </w:rPr>
       </w:pPr>
-      <w:r>
+    </w:p>
+    <w:p>
+      <w:pPr>
+        <w:keepNext/>
+        <w:jc w:val="both"/>
         <w:rPr>
           <w:rFonts w:ascii="Times New Roman" w:eastAsia="Times New Roman" w:hAnsi="Times New Roman" w:cs="Times New Roman"/>
-          <w:sz w:val="24"/>
-          <w:szCs w:val="24"/>
-        </w:rPr>
-        <w:t>Yes _____ No_____  Get copies of my personal medical information and records at any time, even when I can speak for myself.</w:t>
-      </w:r>
-    </w:p>
-    <w:p>
-      <w:pPr>
-        <w:ind w:left="2880" w:hanging="2160"/>
-        <w:jc w:val="both"/>
+          <w:b/>
+          <w:bCs/>
+          <w:sz w:val="24"/>
+          <w:szCs w:val="24"/>
+        </w:rPr>
+      </w:pPr>
+      <w:r>
         <w:rPr>
           <w:rFonts w:ascii="Times New Roman" w:eastAsia="Times New Roman" w:hAnsi="Times New Roman" w:cs="Times New Roman"/>
-          <w:sz w:val="24"/>
-          <w:szCs w:val="24"/>
-        </w:rPr>
-      </w:pPr>
-    </w:p>
-    <w:p>
-      <w:pPr>
-        <w:ind w:left="2880" w:hanging="2160"/>
-        <w:jc w:val="both"/>
-        <w:rPr>
-          <w:rFonts w:ascii="Times New Roman" w:eastAsia="Times New Roman" w:hAnsi="Times New Roman" w:cs="Times New Roman"/>
-          <w:sz w:val="24"/>
-          <w:szCs w:val="24"/>
-        </w:rPr>
-      </w:pPr>
-      <w:r>
-        <w:rPr>
-          <w:rFonts w:ascii="Times New Roman" w:eastAsia="Times New Roman" w:hAnsi="Times New Roman" w:cs="Times New Roman"/>
-          <w:sz w:val="24"/>
-          <w:szCs w:val="24"/>
-        </w:rPr>
-        <w:t>Yes _____ No_____ Admit me to a licensed health care facility, such as a hospital, nursing home, assisted living, or other facility for long-term placement other than convalescent or recuperative care.</w:t>
-      </w:r>
-    </w:p>
-    <w:p>
-      <w:pPr>
-        <w:jc w:val="both"/>
-        <w:rPr>
-          <w:rFonts w:ascii="Times New Roman" w:eastAsia="Times New Roman" w:hAnsi="Times New Roman" w:cs="Times New Roman"/>
-          <w:sz w:val="24"/>
-          <w:szCs w:val="24"/>
-        </w:rPr>
-      </w:pPr>
-    </w:p>
-    <w:p>
-      <w:pPr>
-        <w:jc w:val="both"/>
-        <w:rPr>
-          <w:rFonts w:ascii="Times New Roman" w:eastAsia="Times New Roman" w:hAnsi="Times New Roman" w:cs="Times New Roman"/>
-          <w:b/>
-          <w:bCs/>
-          <w:sz w:val="24"/>
-          <w:szCs w:val="24"/>
-        </w:rPr>
-      </w:pPr>
-      <w:r>
-        <w:rPr>
-          <w:rFonts w:ascii="Times New Roman" w:eastAsia="Times New Roman" w:hAnsi="Times New Roman" w:cs="Times New Roman"/>
-          <w:b/>
-          <w:bCs/>
-          <w:sz w:val="24"/>
-          <w:szCs w:val="24"/>
-        </w:rPr>
-        <w:t>F.</w:t>
-      </w:r>
-      <w:r>
-        <w:rPr>
-          <w:rFonts w:ascii="Times New Roman" w:eastAsia="Times New Roman" w:hAnsi="Times New Roman" w:cs="Times New Roman"/>
-          <w:b/>
-          <w:bCs/>
-          <w:sz w:val="24"/>
-          <w:szCs w:val="24"/>
-        </w:rPr>
-        <w:tab/>
-      </w:r>
-      <w:r>
-        <w:rPr>
-          <w:rFonts w:ascii="Times New Roman" w:eastAsia="Times New Roman" w:hAnsi="Times New Roman" w:cs="Times New Roman"/>
-          <w:b/>
-          <w:bCs/>
-          <w:smallCaps/>
-          <w:sz w:val="24"/>
-          <w:szCs w:val="24"/>
-        </w:rPr>
-        <w:t>I wish to limit or expand the powers of my health care agent as follows:</w:t>
-      </w:r>
-    </w:p>
-    <w:p>
-      <w:pPr>
-        <w:ind w:right="-20"/>
-        <w:jc w:val="both"/>
-        <w:rPr>
-          <w:rFonts w:ascii="Times New Roman" w:eastAsia="Times New Roman" w:hAnsi="Times New Roman" w:cs="Times New Roman"/>
-          <w:sz w:val="24"/>
-          <w:szCs w:val="24"/>
-          <w:u w:val="single"/>
-        </w:rPr>
-      </w:pPr>
-      <w:r>
-        <w:rPr>
-          <w:rFonts w:ascii="Times New Roman" w:eastAsia="Times New Roman" w:hAnsi="Times New Roman" w:cs="Times New Roman"/>
-          <w:sz w:val="24"/>
-          <w:szCs w:val="24"/>
-        </w:rPr>
-        <w:tab/>
-      </w:r>
-      <w:r>
-        <w:rPr>
-          <w:rFonts w:ascii="Times New Roman" w:eastAsia="Times New Roman" w:hAnsi="Times New Roman" w:cs="Times New Roman"/>
-          <w:sz w:val="24"/>
-          <w:szCs w:val="24"/>
-          <w:u w:val="single"/>
-        </w:rPr>
-        <w:tab/>
-      </w:r>
-      <w:r>
-        <w:rPr>
-          <w:rFonts w:ascii="Times New Roman" w:eastAsia="Times New Roman" w:hAnsi="Times New Roman" w:cs="Times New Roman"/>
-          <w:sz w:val="24"/>
-          <w:szCs w:val="24"/>
-          <w:u w:val="single"/>
-        </w:rPr>
-        <w:tab/>
-      </w:r>
-      <w:r>
-        <w:rPr>
-          <w:rFonts w:ascii="Times New Roman" w:eastAsia="Times New Roman" w:hAnsi="Times New Roman" w:cs="Times New Roman"/>
-          <w:sz w:val="24"/>
-          <w:szCs w:val="24"/>
-          <w:u w:val="single"/>
-        </w:rPr>
-        <w:tab/>
-      </w:r>
-      <w:r>
-        <w:rPr>
-          <w:rFonts w:ascii="Times New Roman" w:eastAsia="Times New Roman" w:hAnsi="Times New Roman" w:cs="Times New Roman"/>
-          <w:sz w:val="24"/>
-          <w:szCs w:val="24"/>
-          <w:u w:val="single"/>
-        </w:rPr>
-        <w:tab/>
-      </w:r>
-      <w:r>
-        <w:rPr>
-          <w:rFonts w:ascii="Times New Roman" w:eastAsia="Times New Roman" w:hAnsi="Times New Roman" w:cs="Times New Roman"/>
-          <w:sz w:val="24"/>
-          <w:szCs w:val="24"/>
-          <w:u w:val="single"/>
-        </w:rPr>
-        <w:tab/>
-      </w:r>
-      <w:r>
-        <w:rPr>
-          <w:rFonts w:ascii="Times New Roman" w:eastAsia="Times New Roman" w:hAnsi="Times New Roman" w:cs="Times New Roman"/>
-          <w:sz w:val="24"/>
-          <w:szCs w:val="24"/>
-          <w:u w:val="single"/>
-        </w:rPr>
-        <w:tab/>
-      </w:r>
-      <w:r>
-        <w:rPr>
-          <w:rFonts w:ascii="Times New Roman" w:eastAsia="Times New Roman" w:hAnsi="Times New Roman" w:cs="Times New Roman"/>
-          <w:sz w:val="24"/>
-          <w:szCs w:val="24"/>
-          <w:u w:val="single"/>
-        </w:rPr>
-        <w:tab/>
-      </w:r>
-      <w:r>
-        <w:rPr>
-          <w:rFonts w:ascii="Times New Roman" w:eastAsia="Times New Roman" w:hAnsi="Times New Roman" w:cs="Times New Roman"/>
-          <w:sz w:val="24"/>
-          <w:szCs w:val="24"/>
-          <w:u w:val="single"/>
-        </w:rPr>
-        <w:tab/>
-      </w:r>
-      <w:r>
-        <w:rPr>
-          <w:rFonts w:ascii="Times New Roman" w:eastAsia="Times New Roman" w:hAnsi="Times New Roman" w:cs="Times New Roman"/>
-          <w:sz w:val="24"/>
-          <w:szCs w:val="24"/>
-          <w:u w:val="single"/>
-        </w:rPr>
-        <w:tab/>
-      </w:r>
-      <w:r>
-        <w:rPr>
-          <w:rFonts w:ascii="Times New Roman" w:eastAsia="Times New Roman" w:hAnsi="Times New Roman" w:cs="Times New Roman"/>
-          <w:sz w:val="24"/>
-          <w:szCs w:val="24"/>
-          <w:u w:val="single"/>
-        </w:rPr>
-        <w:tab/>
-      </w:r>
-      <w:r>
-        <w:rPr>
-          <w:rFonts w:ascii="Times New Roman" w:eastAsia="Times New Roman" w:hAnsi="Times New Roman" w:cs="Times New Roman"/>
-          <w:sz w:val="24"/>
-          <w:szCs w:val="24"/>
-          <w:u w:val="single"/>
-        </w:rPr>
-        <w:tab/>
-      </w:r>
-      <w:r>
-        <w:rPr>
-          <w:rFonts w:ascii="Times New Roman" w:eastAsia="Times New Roman" w:hAnsi="Times New Roman" w:cs="Times New Roman"/>
-          <w:sz w:val="24"/>
-          <w:szCs w:val="24"/>
-          <w:u w:val="single"/>
-        </w:rPr>
-        <w:tab/>
-      </w:r>
-    </w:p>
-    <w:p>
-      <w:pPr>
-        <w:ind w:right="-20"/>
-        <w:jc w:val="both"/>
-        <w:rPr>
-          <w:rFonts w:ascii="Times New Roman" w:eastAsia="Times New Roman" w:hAnsi="Times New Roman" w:cs="Times New Roman"/>
-          <w:sz w:val="24"/>
-          <w:szCs w:val="24"/>
-          <w:u w:val="single"/>
-        </w:rPr>
-      </w:pPr>
-      <w:r>
-        <w:rPr>
-          <w:rFonts w:ascii="Times New Roman" w:eastAsia="Times New Roman" w:hAnsi="Times New Roman" w:cs="Times New Roman"/>
-          <w:sz w:val="24"/>
-          <w:szCs w:val="24"/>
-        </w:rPr>
-        <w:tab/>
-      </w:r>
-      <w:r>
-        <w:rPr>
-          <w:rFonts w:ascii="Times New Roman" w:eastAsia="Times New Roman" w:hAnsi="Times New Roman" w:cs="Times New Roman"/>
-          <w:sz w:val="24"/>
-          <w:szCs w:val="24"/>
-          <w:u w:val="single"/>
-        </w:rPr>
-        <w:tab/>
-      </w:r>
-      <w:r>
-        <w:rPr>
-          <w:rFonts w:ascii="Times New Roman" w:eastAsia="Times New Roman" w:hAnsi="Times New Roman" w:cs="Times New Roman"/>
-          <w:sz w:val="24"/>
-          <w:szCs w:val="24"/>
-          <w:u w:val="single"/>
-        </w:rPr>
-        <w:tab/>
-      </w:r>
-      <w:r>
-        <w:rPr>
-          <w:rFonts w:ascii="Times New Roman" w:eastAsia="Times New Roman" w:hAnsi="Times New Roman" w:cs="Times New Roman"/>
-          <w:sz w:val="24"/>
-          <w:szCs w:val="24"/>
-          <w:u w:val="single"/>
-        </w:rPr>
-        <w:tab/>
-      </w:r>
-      <w:r>
-        <w:rPr>
-          <w:rFonts w:ascii="Times New Roman" w:eastAsia="Times New Roman" w:hAnsi="Times New Roman" w:cs="Times New Roman"/>
-          <w:sz w:val="24"/>
-          <w:szCs w:val="24"/>
-          <w:u w:val="single"/>
-        </w:rPr>
-        <w:tab/>
-      </w:r>
-      <w:r>
-        <w:rPr>
-          <w:rFonts w:ascii="Times New Roman" w:eastAsia="Times New Roman" w:hAnsi="Times New Roman" w:cs="Times New Roman"/>
-          <w:sz w:val="24"/>
-          <w:szCs w:val="24"/>
-          <w:u w:val="single"/>
-        </w:rPr>
-        <w:tab/>
-      </w:r>
-      <w:r>
-        <w:rPr>
-          <w:rFonts w:ascii="Times New Roman" w:eastAsia="Times New Roman" w:hAnsi="Times New Roman" w:cs="Times New Roman"/>
-          <w:sz w:val="24"/>
-          <w:szCs w:val="24"/>
-          <w:u w:val="single"/>
-        </w:rPr>
-        <w:tab/>
-      </w:r>
-      <w:r>
-        <w:rPr>
-          <w:rFonts w:ascii="Times New Roman" w:eastAsia="Times New Roman" w:hAnsi="Times New Roman" w:cs="Times New Roman"/>
-          <w:sz w:val="24"/>
-          <w:szCs w:val="24"/>
-          <w:u w:val="single"/>
-        </w:rPr>
-        <w:tab/>
-      </w:r>
-      <w:r>
-        <w:rPr>
-          <w:rFonts w:ascii="Times New Roman" w:eastAsia="Times New Roman" w:hAnsi="Times New Roman" w:cs="Times New Roman"/>
-          <w:sz w:val="24"/>
-          <w:szCs w:val="24"/>
-          <w:u w:val="single"/>
-        </w:rPr>
-        <w:tab/>
-      </w:r>
-      <w:r>
-        <w:rPr>
-          <w:rFonts w:ascii="Times New Roman" w:eastAsia="Times New Roman" w:hAnsi="Times New Roman" w:cs="Times New Roman"/>
-          <w:sz w:val="24"/>
-          <w:szCs w:val="24"/>
-          <w:u w:val="single"/>
-        </w:rPr>
-        <w:tab/>
-      </w:r>
-      <w:r>
-        <w:rPr>
-          <w:rFonts w:ascii="Times New Roman" w:eastAsia="Times New Roman" w:hAnsi="Times New Roman" w:cs="Times New Roman"/>
-          <w:sz w:val="24"/>
-          <w:szCs w:val="24"/>
-          <w:u w:val="single"/>
-        </w:rPr>
-        <w:tab/>
-      </w:r>
-      <w:r>
-        <w:rPr>
-          <w:rFonts w:ascii="Times New Roman" w:eastAsia="Times New Roman" w:hAnsi="Times New Roman" w:cs="Times New Roman"/>
-          <w:sz w:val="24"/>
-          <w:szCs w:val="24"/>
-          <w:u w:val="single"/>
-        </w:rPr>
-        <w:tab/>
-      </w:r>
-      <w:r>
-        <w:rPr>
-          <w:rFonts w:ascii="Times New Roman" w:eastAsia="Times New Roman" w:hAnsi="Times New Roman" w:cs="Times New Roman"/>
-          <w:sz w:val="24"/>
-          <w:szCs w:val="24"/>
-          <w:u w:val="single"/>
-        </w:rPr>
-        <w:tab/>
-      </w:r>
-    </w:p>
-    <w:p>
-      <w:pPr>
-        <w:ind w:right="-20"/>
-        <w:jc w:val="both"/>
-        <w:rPr>
-          <w:rFonts w:ascii="Times New Roman" w:eastAsia="Times New Roman" w:hAnsi="Times New Roman" w:cs="Times New Roman"/>
-          <w:sz w:val="24"/>
-          <w:szCs w:val="24"/>
-          <w:u w:val="single"/>
-        </w:rPr>
-      </w:pPr>
-      <w:r>
-        <w:rPr>
-          <w:rFonts w:ascii="Times New Roman" w:eastAsia="Times New Roman" w:hAnsi="Times New Roman" w:cs="Times New Roman"/>
-          <w:sz w:val="24"/>
-          <w:szCs w:val="24"/>
-        </w:rPr>
-        <w:tab/>
-      </w:r>
-      <w:r>
-        <w:rPr>
-          <w:rFonts w:ascii="Times New Roman" w:eastAsia="Times New Roman" w:hAnsi="Times New Roman" w:cs="Times New Roman"/>
-          <w:sz w:val="24"/>
-          <w:szCs w:val="24"/>
-          <w:u w:val="single"/>
-        </w:rPr>
-        <w:tab/>
-      </w:r>
-      <w:r>
-        <w:rPr>
-          <w:rFonts w:ascii="Times New Roman" w:eastAsia="Times New Roman" w:hAnsi="Times New Roman" w:cs="Times New Roman"/>
-          <w:sz w:val="24"/>
-          <w:szCs w:val="24"/>
-          <w:u w:val="single"/>
-        </w:rPr>
-        <w:tab/>
-      </w:r>
-      <w:r>
-        <w:rPr>
-          <w:rFonts w:ascii="Times New Roman" w:eastAsia="Times New Roman" w:hAnsi="Times New Roman" w:cs="Times New Roman"/>
-          <w:sz w:val="24"/>
-          <w:szCs w:val="24"/>
-          <w:u w:val="single"/>
-        </w:rPr>
-        <w:tab/>
-      </w:r>
-      <w:r>
-        <w:rPr>
-          <w:rFonts w:ascii="Times New Roman" w:eastAsia="Times New Roman" w:hAnsi="Times New Roman" w:cs="Times New Roman"/>
-          <w:sz w:val="24"/>
-          <w:szCs w:val="24"/>
-          <w:u w:val="single"/>
-        </w:rPr>
-        <w:tab/>
-      </w:r>
-      <w:r>
-        <w:rPr>
-          <w:rFonts w:ascii="Times New Roman" w:eastAsia="Times New Roman" w:hAnsi="Times New Roman" w:cs="Times New Roman"/>
-          <w:sz w:val="24"/>
-          <w:szCs w:val="24"/>
-          <w:u w:val="single"/>
-        </w:rPr>
-        <w:tab/>
-      </w:r>
-      <w:r>
-        <w:rPr>
-          <w:rFonts w:ascii="Times New Roman" w:eastAsia="Times New Roman" w:hAnsi="Times New Roman" w:cs="Times New Roman"/>
-          <w:sz w:val="24"/>
-          <w:szCs w:val="24"/>
-          <w:u w:val="single"/>
-        </w:rPr>
-        <w:tab/>
-      </w:r>
-      <w:r>
-        <w:rPr>
-          <w:rFonts w:ascii="Times New Roman" w:eastAsia="Times New Roman" w:hAnsi="Times New Roman" w:cs="Times New Roman"/>
-          <w:sz w:val="24"/>
-          <w:szCs w:val="24"/>
-          <w:u w:val="single"/>
-        </w:rPr>
-        <w:tab/>
-      </w:r>
-      <w:r>
-        <w:rPr>
-          <w:rFonts w:ascii="Times New Roman" w:eastAsia="Times New Roman" w:hAnsi="Times New Roman" w:cs="Times New Roman"/>
-          <w:sz w:val="24"/>
-          <w:szCs w:val="24"/>
-          <w:u w:val="single"/>
-        </w:rPr>
-        <w:tab/>
-      </w:r>
-      <w:r>
-        <w:rPr>
-          <w:rFonts w:ascii="Times New Roman" w:eastAsia="Times New Roman" w:hAnsi="Times New Roman" w:cs="Times New Roman"/>
-          <w:sz w:val="24"/>
-          <w:szCs w:val="24"/>
-          <w:u w:val="single"/>
-        </w:rPr>
-        <w:tab/>
-      </w:r>
-      <w:r>
-        <w:rPr>
-          <w:rFonts w:ascii="Times New Roman" w:eastAsia="Times New Roman" w:hAnsi="Times New Roman" w:cs="Times New Roman"/>
-          <w:sz w:val="24"/>
-          <w:szCs w:val="24"/>
-          <w:u w:val="single"/>
-        </w:rPr>
-        <w:tab/>
-      </w:r>
-      <w:r>
-        <w:rPr>
-          <w:rFonts w:ascii="Times New Roman" w:eastAsia="Times New Roman" w:hAnsi="Times New Roman" w:cs="Times New Roman"/>
-          <w:sz w:val="24"/>
-          <w:szCs w:val="24"/>
-          <w:u w:val="single"/>
-        </w:rPr>
-        <w:tab/>
-      </w:r>
-      <w:r>
-        <w:rPr>
-          <w:rFonts w:ascii="Times New Roman" w:eastAsia="Times New Roman" w:hAnsi="Times New Roman" w:cs="Times New Roman"/>
-          <w:sz w:val="24"/>
-          <w:szCs w:val="24"/>
-          <w:u w:val="single"/>
-        </w:rPr>
-        <w:tab/>
-      </w:r>
-    </w:p>
-    <w:p>
-      <w:pPr>
-        <w:ind w:right="-20"/>
-        <w:jc w:val="both"/>
-        <w:rPr>
-          <w:rFonts w:ascii="Times New Roman" w:eastAsia="Times New Roman" w:hAnsi="Times New Roman" w:cs="Times New Roman"/>
-          <w:sz w:val="24"/>
-          <w:szCs w:val="24"/>
-          <w:u w:val="single"/>
-        </w:rPr>
-      </w:pPr>
-      <w:r>
-        <w:rPr>
-          <w:rFonts w:ascii="Times New Roman" w:eastAsia="Times New Roman" w:hAnsi="Times New Roman" w:cs="Times New Roman"/>
-          <w:sz w:val="24"/>
-          <w:szCs w:val="24"/>
-        </w:rPr>
-        <w:tab/>
-      </w:r>
-      <w:r>
-        <w:rPr>
-          <w:rFonts w:ascii="Times New Roman" w:eastAsia="Times New Roman" w:hAnsi="Times New Roman" w:cs="Times New Roman"/>
-          <w:sz w:val="24"/>
-          <w:szCs w:val="24"/>
-          <w:u w:val="single"/>
-        </w:rPr>
-        <w:tab/>
-      </w:r>
-      <w:r>
-        <w:rPr>
-          <w:rFonts w:ascii="Times New Roman" w:eastAsia="Times New Roman" w:hAnsi="Times New Roman" w:cs="Times New Roman"/>
-          <w:sz w:val="24"/>
-          <w:szCs w:val="24"/>
-          <w:u w:val="single"/>
-        </w:rPr>
-        <w:tab/>
-      </w:r>
-      <w:r>
-        <w:rPr>
-          <w:rFonts w:ascii="Times New Roman" w:eastAsia="Times New Roman" w:hAnsi="Times New Roman" w:cs="Times New Roman"/>
-          <w:sz w:val="24"/>
-          <w:szCs w:val="24"/>
-          <w:u w:val="single"/>
-        </w:rPr>
-        <w:tab/>
-      </w:r>
-      <w:r>
-        <w:rPr>
-          <w:rFonts w:ascii="Times New Roman" w:eastAsia="Times New Roman" w:hAnsi="Times New Roman" w:cs="Times New Roman"/>
-          <w:sz w:val="24"/>
-          <w:szCs w:val="24"/>
-          <w:u w:val="single"/>
-        </w:rPr>
-        <w:tab/>
-      </w:r>
-      <w:r>
-        <w:rPr>
-          <w:rFonts w:ascii="Times New Roman" w:eastAsia="Times New Roman" w:hAnsi="Times New Roman" w:cs="Times New Roman"/>
-          <w:sz w:val="24"/>
-          <w:szCs w:val="24"/>
-          <w:u w:val="single"/>
-        </w:rPr>
-        <w:tab/>
-      </w:r>
-      <w:r>
-        <w:rPr>
-          <w:rFonts w:ascii="Times New Roman" w:eastAsia="Times New Roman" w:hAnsi="Times New Roman" w:cs="Times New Roman"/>
-          <w:sz w:val="24"/>
-          <w:szCs w:val="24"/>
-          <w:u w:val="single"/>
-        </w:rPr>
-        <w:tab/>
-      </w:r>
-      <w:r>
-        <w:rPr>
-          <w:rFonts w:ascii="Times New Roman" w:eastAsia="Times New Roman" w:hAnsi="Times New Roman" w:cs="Times New Roman"/>
-          <w:sz w:val="24"/>
-          <w:szCs w:val="24"/>
-          <w:u w:val="single"/>
-        </w:rPr>
-        <w:tab/>
-      </w:r>
-      <w:r>
-        <w:rPr>
-          <w:rFonts w:ascii="Times New Roman" w:eastAsia="Times New Roman" w:hAnsi="Times New Roman" w:cs="Times New Roman"/>
-          <w:sz w:val="24"/>
-          <w:szCs w:val="24"/>
-          <w:u w:val="single"/>
-        </w:rPr>
-        <w:tab/>
-      </w:r>
-      <w:r>
-        <w:rPr>
-          <w:rFonts w:ascii="Times New Roman" w:eastAsia="Times New Roman" w:hAnsi="Times New Roman" w:cs="Times New Roman"/>
-          <w:sz w:val="24"/>
-          <w:szCs w:val="24"/>
-          <w:u w:val="single"/>
-        </w:rPr>
-        <w:tab/>
-      </w:r>
-      <w:r>
-        <w:rPr>
-          <w:rFonts w:ascii="Times New Roman" w:eastAsia="Times New Roman" w:hAnsi="Times New Roman" w:cs="Times New Roman"/>
-          <w:sz w:val="24"/>
-          <w:szCs w:val="24"/>
-          <w:u w:val="single"/>
-        </w:rPr>
-        <w:tab/>
-      </w:r>
-      <w:r>
-        <w:rPr>
-          <w:rFonts w:ascii="Times New Roman" w:eastAsia="Times New Roman" w:hAnsi="Times New Roman" w:cs="Times New Roman"/>
-          <w:sz w:val="24"/>
-          <w:szCs w:val="24"/>
-          <w:u w:val="single"/>
-        </w:rPr>
-        <w:tab/>
-      </w:r>
-      <w:r>
-        <w:rPr>
-          <w:rFonts w:ascii="Times New Roman" w:eastAsia="Times New Roman" w:hAnsi="Times New Roman" w:cs="Times New Roman"/>
-          <w:sz w:val="24"/>
-          <w:szCs w:val="24"/>
-          <w:u w:val="single"/>
-        </w:rPr>
-        <w:tab/>
-      </w:r>
-    </w:p>
-    <w:p>
-      <w:pPr>
-        <w:jc w:val="both"/>
-        <w:rPr>
-          <w:rFonts w:ascii="Times New Roman" w:eastAsia="Times New Roman" w:hAnsi="Times New Roman" w:cs="Times New Roman"/>
-          <w:sz w:val="24"/>
-          <w:szCs w:val="24"/>
-        </w:rPr>
-      </w:pPr>
-    </w:p>
-    <w:p>
-      <w:pPr>
-        <w:jc w:val="both"/>
-        <w:rPr>
-          <w:rFonts w:ascii="Times New Roman" w:eastAsia="Times New Roman" w:hAnsi="Times New Roman" w:cs="Times New Roman"/>
-          <w:b/>
-          <w:bCs/>
-          <w:sz w:val="24"/>
-          <w:szCs w:val="24"/>
-        </w:rPr>
-      </w:pPr>
-      <w:r>
-        <w:rPr>
-          <w:rFonts w:ascii="Times New Roman" w:eastAsia="Times New Roman" w:hAnsi="Times New Roman" w:cs="Times New Roman"/>
-          <w:b/>
-          <w:bCs/>
-          <w:sz w:val="24"/>
-          <w:szCs w:val="24"/>
-        </w:rPr>
-        <w:t>G.</w:t>
-      </w:r>
-      <w:r>
-        <w:rPr>
-          <w:rFonts w:ascii="Times New Roman" w:eastAsia="Times New Roman" w:hAnsi="Times New Roman" w:cs="Times New Roman"/>
-          <w:b/>
-          <w:bCs/>
-          <w:sz w:val="24"/>
-          <w:szCs w:val="24"/>
-        </w:rPr>
-        <w:tab/>
-      </w:r>
-      <w:r>
-        <w:rPr>
-          <w:rFonts w:ascii="Times New Roman" w:eastAsia="Times New Roman" w:hAnsi="Times New Roman" w:cs="Times New Roman"/>
-          <w:b/>
-          <w:bCs/>
-          <w:smallCaps/>
-          <w:sz w:val="24"/>
-          <w:szCs w:val="24"/>
-        </w:rPr>
-        <w:t>Nomination Of Guardian/Conservator</w:t>
-      </w:r>
-    </w:p>
-    <w:p>
-      <w:pPr>
-        <w:jc w:val="both"/>
-        <w:rPr>
-          <w:rFonts w:ascii="Times New Roman" w:eastAsia="Times New Roman" w:hAnsi="Times New Roman" w:cs="Times New Roman"/>
-          <w:sz w:val="24"/>
-          <w:szCs w:val="24"/>
-        </w:rPr>
-      </w:pPr>
-    </w:p>
-    <w:p>
-      <w:pPr>
-        <w:ind w:firstLine="720"/>
-        <w:jc w:val="both"/>
-        <w:rPr>
-          <w:rFonts w:ascii="Times New Roman" w:eastAsia="Times New Roman" w:hAnsi="Times New Roman" w:cs="Times New Roman"/>
-          <w:sz w:val="24"/>
-          <w:szCs w:val="24"/>
-        </w:rPr>
-      </w:pPr>
-      <w:r>
-        <w:rPr>
-          <w:rFonts w:ascii="Times New Roman" w:eastAsia="Times New Roman" w:hAnsi="Times New Roman" w:cs="Times New Roman"/>
-          <w:sz w:val="24"/>
-          <w:szCs w:val="24"/>
-        </w:rPr>
-        <w:t>See my Durable Power of Attorney of even date.</w:t>
-      </w:r>
-    </w:p>
-    <w:p>
-      <w:pPr>
-        <w:jc w:val="both"/>
-        <w:rPr>
-          <w:rFonts w:ascii="Times New Roman" w:eastAsia="Times New Roman" w:hAnsi="Times New Roman" w:cs="Times New Roman"/>
-          <w:sz w:val="24"/>
-          <w:szCs w:val="24"/>
-        </w:rPr>
-      </w:pPr>
-    </w:p>
-    <w:p>
-      <w:pPr>
-        <w:jc w:val="both"/>
-        <w:rPr>
-          <w:rFonts w:ascii="Times New Roman" w:eastAsia="Times New Roman" w:hAnsi="Times New Roman" w:cs="Times New Roman"/>
-          <w:b/>
-          <w:bCs/>
-          <w:sz w:val="24"/>
-          <w:szCs w:val="24"/>
-        </w:rPr>
-      </w:pPr>
-      <w:r>
-        <w:rPr>
-          <w:rFonts w:ascii="Times New Roman" w:eastAsia="Times New Roman" w:hAnsi="Times New Roman" w:cs="Times New Roman"/>
-          <w:b/>
-          <w:bCs/>
-          <w:sz w:val="24"/>
-          <w:szCs w:val="24"/>
-        </w:rPr>
-        <w:t>H.</w:t>
-      </w:r>
-      <w:r>
-        <w:rPr>
-          <w:rFonts w:ascii="Times New Roman" w:eastAsia="Times New Roman" w:hAnsi="Times New Roman" w:cs="Times New Roman"/>
-          <w:b/>
-          <w:bCs/>
-          <w:sz w:val="24"/>
-          <w:szCs w:val="24"/>
-        </w:rPr>
-        <w:tab/>
-      </w:r>
-      <w:r>
-        <w:rPr>
-          <w:rFonts w:ascii="Times New Roman" w:eastAsia="Times New Roman" w:hAnsi="Times New Roman" w:cs="Times New Roman"/>
-          <w:b/>
-          <w:bCs/>
-          <w:smallCaps/>
-          <w:sz w:val="24"/>
-          <w:szCs w:val="24"/>
-        </w:rPr>
-        <w:t>Consent To Participate In Medical Research</w:t>
-      </w:r>
-    </w:p>
-    <w:p>
-      <w:pPr>
-        <w:ind w:left="2880" w:hanging="2160"/>
-        <w:jc w:val="both"/>
-        <w:rPr>
-          <w:rFonts w:ascii="Times New Roman" w:eastAsia="Times New Roman" w:hAnsi="Times New Roman" w:cs="Times New Roman"/>
-          <w:sz w:val="24"/>
-          <w:szCs w:val="24"/>
-        </w:rPr>
-      </w:pPr>
-      <w:r>
-        <w:rPr>
-          <w:rFonts w:ascii="Times New Roman" w:eastAsia="Times New Roman" w:hAnsi="Times New Roman" w:cs="Times New Roman"/>
-          <w:sz w:val="24"/>
-          <w:szCs w:val="24"/>
-        </w:rPr>
-        <w:t>Yes _____ No_____ I Authorize my agent to consent to my participation in medical research or clinical trials, even if I may not benefit from the results.</w:t>
-      </w:r>
-    </w:p>
-    <w:p>
-      <w:pPr>
-        <w:ind w:left="2880" w:hanging="2160"/>
-        <w:jc w:val="both"/>
-        <w:rPr>
-          <w:rFonts w:ascii="Times New Roman" w:eastAsia="Times New Roman" w:hAnsi="Times New Roman" w:cs="Times New Roman"/>
-          <w:sz w:val="24"/>
-          <w:szCs w:val="24"/>
-        </w:rPr>
-      </w:pPr>
-    </w:p>
-    <w:p>
-      <w:pPr>
-        <w:keepNext/>
-        <w:jc w:val="both"/>
-        <w:rPr>
-          <w:rFonts w:ascii="Times New Roman" w:eastAsia="Times New Roman" w:hAnsi="Times New Roman" w:cs="Times New Roman"/>
-          <w:b/>
-          <w:bCs/>
-          <w:sz w:val="24"/>
-          <w:szCs w:val="24"/>
-        </w:rPr>
-      </w:pPr>
-      <w:r>
-        <w:rPr>
-          <w:rFonts w:ascii="Times New Roman" w:eastAsia="Times New Roman" w:hAnsi="Times New Roman" w:cs="Times New Roman"/>
           <w:b/>
           <w:bCs/>
           <w:sz w:val="24"/>
           <w:szCs w:val="24"/>
         </w:rPr>
         <w:t>I.</w:t>
-      </w:r>
-      <w:r>
-        <w:rPr>
-          <w:rFonts w:ascii="Times New Roman" w:eastAsia="Times New Roman" w:hAnsi="Times New Roman" w:cs="Times New Roman"/>
-          <w:b/>
-          <w:bCs/>
-          <w:sz w:val="24"/>
-          <w:szCs w:val="24"/>
-        </w:rPr>
         <w:tab/>
       </w:r>
       <w:r>
@@ -19712,95 +16218,15 @@
           <w:u w:val="single"/>
         </w:rPr>
         <w:tab/>
-      </w:r>
-      <w:r>
-        <w:rPr>
-          <w:rFonts w:ascii="Times New Roman" w:eastAsia="Times New Roman" w:hAnsi="Times New Roman" w:cs="Times New Roman"/>
-          <w:sz w:val="24"/>
-          <w:szCs w:val="24"/>
-          <w:u w:val="single"/>
-        </w:rPr>
-        <w:tab/>
-      </w:r>
-      <w:r>
-        <w:rPr>
-          <w:rFonts w:ascii="Times New Roman" w:eastAsia="Times New Roman" w:hAnsi="Times New Roman" w:cs="Times New Roman"/>
-          <w:sz w:val="24"/>
-          <w:szCs w:val="24"/>
-          <w:u w:val="single"/>
-        </w:rPr>
-        <w:tab/>
-      </w:r>
-      <w:r>
-        <w:rPr>
-          <w:rFonts w:ascii="Times New Roman" w:eastAsia="Times New Roman" w:hAnsi="Times New Roman" w:cs="Times New Roman"/>
-          <w:sz w:val="24"/>
-          <w:szCs w:val="24"/>
-          <w:u w:val="single"/>
-        </w:rPr>
-        <w:tab/>
-      </w:r>
-      <w:r>
-        <w:rPr>
-          <w:rFonts w:ascii="Times New Roman" w:eastAsia="Times New Roman" w:hAnsi="Times New Roman" w:cs="Times New Roman"/>
-          <w:sz w:val="24"/>
-          <w:szCs w:val="24"/>
-          <w:u w:val="single"/>
-        </w:rPr>
-        <w:tab/>
-      </w:r>
-      <w:r>
-        <w:rPr>
-          <w:rFonts w:ascii="Times New Roman" w:eastAsia="Times New Roman" w:hAnsi="Times New Roman" w:cs="Times New Roman"/>
-          <w:sz w:val="24"/>
-          <w:szCs w:val="24"/>
-          <w:u w:val="single"/>
-        </w:rPr>
-        <w:tab/>
-      </w:r>
-      <w:r>
-        <w:rPr>
-          <w:rFonts w:ascii="Times New Roman" w:eastAsia="Times New Roman" w:hAnsi="Times New Roman" w:cs="Times New Roman"/>
-          <w:sz w:val="24"/>
-          <w:szCs w:val="24"/>
-          <w:u w:val="single"/>
-        </w:rPr>
-        <w:tab/>
-      </w:r>
-      <w:r>
-        <w:rPr>
-          <w:rFonts w:ascii="Times New Roman" w:eastAsia="Times New Roman" w:hAnsi="Times New Roman" w:cs="Times New Roman"/>
-          <w:sz w:val="24"/>
-          <w:szCs w:val="24"/>
-          <w:u w:val="single"/>
-        </w:rPr>
-        <w:tab/>
-      </w:r>
-      <w:r>
-        <w:rPr>
-          <w:rFonts w:ascii="Times New Roman" w:eastAsia="Times New Roman" w:hAnsi="Times New Roman" w:cs="Times New Roman"/>
-          <w:sz w:val="24"/>
-          <w:szCs w:val="24"/>
-          <w:u w:val="single"/>
-        </w:rPr>
-        <w:tab/>
-      </w:r>
-      <w:r>
-        <w:rPr>
-          <w:rFonts w:ascii="Times New Roman" w:eastAsia="Times New Roman" w:hAnsi="Times New Roman" w:cs="Times New Roman"/>
-          <w:sz w:val="24"/>
-          <w:szCs w:val="24"/>
-          <w:u w:val="single"/>
-        </w:rPr>
-        <w:tab/>
-      </w:r>
-      <w:r>
-        <w:rPr>
-          <w:rFonts w:ascii="Times New Roman" w:eastAsia="Times New Roman" w:hAnsi="Times New Roman" w:cs="Times New Roman"/>
-          <w:sz w:val="24"/>
-          <w:szCs w:val="24"/>
-          <w:u w:val="single"/>
-        </w:rPr>
+        <w:tab/>
+        <w:tab/>
+        <w:tab/>
+        <w:tab/>
+        <w:tab/>
+        <w:tab/>
+        <w:tab/>
+        <w:tab/>
+        <w:tab/>
         <w:tab/>
       </w:r>
     </w:p>
@@ -19877,95 +16303,15 @@
           <w:u w:val="single"/>
         </w:rPr>
         <w:tab/>
-      </w:r>
-      <w:r>
-        <w:rPr>
-          <w:rFonts w:ascii="Times New Roman" w:eastAsia="Times New Roman" w:hAnsi="Times New Roman" w:cs="Times New Roman"/>
-          <w:sz w:val="24"/>
-          <w:szCs w:val="24"/>
-          <w:u w:val="single"/>
-        </w:rPr>
-        <w:tab/>
-      </w:r>
-      <w:r>
-        <w:rPr>
-          <w:rFonts w:ascii="Times New Roman" w:eastAsia="Times New Roman" w:hAnsi="Times New Roman" w:cs="Times New Roman"/>
-          <w:sz w:val="24"/>
-          <w:szCs w:val="24"/>
-          <w:u w:val="single"/>
-        </w:rPr>
-        <w:tab/>
-      </w:r>
-      <w:r>
-        <w:rPr>
-          <w:rFonts w:ascii="Times New Roman" w:eastAsia="Times New Roman" w:hAnsi="Times New Roman" w:cs="Times New Roman"/>
-          <w:sz w:val="24"/>
-          <w:szCs w:val="24"/>
-          <w:u w:val="single"/>
-        </w:rPr>
-        <w:tab/>
-      </w:r>
-      <w:r>
-        <w:rPr>
-          <w:rFonts w:ascii="Times New Roman" w:eastAsia="Times New Roman" w:hAnsi="Times New Roman" w:cs="Times New Roman"/>
-          <w:sz w:val="24"/>
-          <w:szCs w:val="24"/>
-          <w:u w:val="single"/>
-        </w:rPr>
-        <w:tab/>
-      </w:r>
-      <w:r>
-        <w:rPr>
-          <w:rFonts w:ascii="Times New Roman" w:eastAsia="Times New Roman" w:hAnsi="Times New Roman" w:cs="Times New Roman"/>
-          <w:sz w:val="24"/>
-          <w:szCs w:val="24"/>
-          <w:u w:val="single"/>
-        </w:rPr>
-        <w:tab/>
-      </w:r>
-      <w:r>
-        <w:rPr>
-          <w:rFonts w:ascii="Times New Roman" w:eastAsia="Times New Roman" w:hAnsi="Times New Roman" w:cs="Times New Roman"/>
-          <w:sz w:val="24"/>
-          <w:szCs w:val="24"/>
-          <w:u w:val="single"/>
-        </w:rPr>
-        <w:tab/>
-      </w:r>
-      <w:r>
-        <w:rPr>
-          <w:rFonts w:ascii="Times New Roman" w:eastAsia="Times New Roman" w:hAnsi="Times New Roman" w:cs="Times New Roman"/>
-          <w:sz w:val="24"/>
-          <w:szCs w:val="24"/>
-          <w:u w:val="single"/>
-        </w:rPr>
-        <w:tab/>
-      </w:r>
-      <w:r>
-        <w:rPr>
-          <w:rFonts w:ascii="Times New Roman" w:eastAsia="Times New Roman" w:hAnsi="Times New Roman" w:cs="Times New Roman"/>
-          <w:sz w:val="24"/>
-          <w:szCs w:val="24"/>
-          <w:u w:val="single"/>
-        </w:rPr>
-        <w:tab/>
-      </w:r>
-      <w:r>
-        <w:rPr>
-          <w:rFonts w:ascii="Times New Roman" w:eastAsia="Times New Roman" w:hAnsi="Times New Roman" w:cs="Times New Roman"/>
-          <w:sz w:val="24"/>
-          <w:szCs w:val="24"/>
-          <w:u w:val="single"/>
-        </w:rPr>
-        <w:tab/>
-      </w:r>
-      <w:r>
-        <w:rPr>
-          <w:rFonts w:ascii="Times New Roman" w:eastAsia="Times New Roman" w:hAnsi="Times New Roman" w:cs="Times New Roman"/>
-          <w:sz w:val="24"/>
-          <w:szCs w:val="24"/>
-          <w:u w:val="single"/>
-        </w:rPr>
+        <w:tab/>
+        <w:tab/>
+        <w:tab/>
+        <w:tab/>
+        <w:tab/>
+        <w:tab/>
+        <w:tab/>
+        <w:tab/>
+        <w:tab/>
         <w:tab/>
       </w:r>
     </w:p>
@@ -20279,95 +16625,15 @@
           <w:u w:val="single"/>
         </w:rPr>
         <w:tab/>
-      </w:r>
-      <w:r>
-        <w:rPr>
-          <w:rFonts w:ascii="Times New Roman" w:eastAsia="Times New Roman" w:hAnsi="Times New Roman" w:cs="Times New Roman"/>
-          <w:sz w:val="24"/>
-          <w:szCs w:val="24"/>
-          <w:u w:val="single"/>
-        </w:rPr>
-        <w:tab/>
-      </w:r>
-      <w:r>
-        <w:rPr>
-          <w:rFonts w:ascii="Times New Roman" w:eastAsia="Times New Roman" w:hAnsi="Times New Roman" w:cs="Times New Roman"/>
-          <w:sz w:val="24"/>
-          <w:szCs w:val="24"/>
-          <w:u w:val="single"/>
-        </w:rPr>
-        <w:tab/>
-      </w:r>
-      <w:r>
-        <w:rPr>
-          <w:rFonts w:ascii="Times New Roman" w:eastAsia="Times New Roman" w:hAnsi="Times New Roman" w:cs="Times New Roman"/>
-          <w:sz w:val="24"/>
-          <w:szCs w:val="24"/>
-          <w:u w:val="single"/>
-        </w:rPr>
-        <w:tab/>
-      </w:r>
-      <w:r>
-        <w:rPr>
-          <w:rFonts w:ascii="Times New Roman" w:eastAsia="Times New Roman" w:hAnsi="Times New Roman" w:cs="Times New Roman"/>
-          <w:sz w:val="24"/>
-          <w:szCs w:val="24"/>
-          <w:u w:val="single"/>
-        </w:rPr>
-        <w:tab/>
-      </w:r>
-      <w:r>
-        <w:rPr>
-          <w:rFonts w:ascii="Times New Roman" w:eastAsia="Times New Roman" w:hAnsi="Times New Roman" w:cs="Times New Roman"/>
-          <w:sz w:val="24"/>
-          <w:szCs w:val="24"/>
-          <w:u w:val="single"/>
-        </w:rPr>
-        <w:tab/>
-      </w:r>
-      <w:r>
-        <w:rPr>
-          <w:rFonts w:ascii="Times New Roman" w:eastAsia="Times New Roman" w:hAnsi="Times New Roman" w:cs="Times New Roman"/>
-          <w:sz w:val="24"/>
-          <w:szCs w:val="24"/>
-          <w:u w:val="single"/>
-        </w:rPr>
-        <w:tab/>
-      </w:r>
-      <w:r>
-        <w:rPr>
-          <w:rFonts w:ascii="Times New Roman" w:eastAsia="Times New Roman" w:hAnsi="Times New Roman" w:cs="Times New Roman"/>
-          <w:sz w:val="24"/>
-          <w:szCs w:val="24"/>
-          <w:u w:val="single"/>
-        </w:rPr>
-        <w:tab/>
-      </w:r>
-      <w:r>
-        <w:rPr>
-          <w:rFonts w:ascii="Times New Roman" w:eastAsia="Times New Roman" w:hAnsi="Times New Roman" w:cs="Times New Roman"/>
-          <w:sz w:val="24"/>
-          <w:szCs w:val="24"/>
-          <w:u w:val="single"/>
-        </w:rPr>
-        <w:tab/>
-      </w:r>
-      <w:r>
-        <w:rPr>
-          <w:rFonts w:ascii="Times New Roman" w:eastAsia="Times New Roman" w:hAnsi="Times New Roman" w:cs="Times New Roman"/>
-          <w:sz w:val="24"/>
-          <w:szCs w:val="24"/>
-          <w:u w:val="single"/>
-        </w:rPr>
-        <w:tab/>
-      </w:r>
-      <w:r>
-        <w:rPr>
-          <w:rFonts w:ascii="Times New Roman" w:eastAsia="Times New Roman" w:hAnsi="Times New Roman" w:cs="Times New Roman"/>
-          <w:sz w:val="24"/>
-          <w:szCs w:val="24"/>
-          <w:u w:val="single"/>
-        </w:rPr>
+        <w:tab/>
+        <w:tab/>
+        <w:tab/>
+        <w:tab/>
+        <w:tab/>
+        <w:tab/>
+        <w:tab/>
+        <w:tab/>
+        <w:tab/>
         <w:tab/>
       </w:r>
     </w:p>
@@ -20420,16 +16686,47 @@
           <w:u w:val="single"/>
         </w:rPr>
         <w:tab/>
-      </w:r>
-      <w:r>
+        <w:tab/>
+        <w:tab/>
+        <w:tab/>
+        <w:tab/>
+        <w:tab/>
+        <w:tab/>
+        <w:tab/>
+        <w:tab/>
+        <w:tab/>
+        <w:tab/>
+      </w:r>
+    </w:p>
+    <w:p>
+      <w:pPr>
+        <w:jc w:val="both"/>
         <w:rPr>
           <w:rFonts w:ascii="Times New Roman" w:eastAsia="Times New Roman" w:hAnsi="Times New Roman" w:cs="Times New Roman"/>
           <w:sz w:val="24"/>
           <w:szCs w:val="24"/>
+        </w:rPr>
+      </w:pPr>
+      <w:r>
+        <w:rPr>
+          <w:rFonts w:ascii="Times New Roman" w:eastAsia="Times New Roman" w:hAnsi="Times New Roman" w:cs="Times New Roman"/>
+          <w:sz w:val="24"/>
+          <w:szCs w:val="24"/>
+        </w:rPr>
+        <w:t>Additional Instructions about your health care wishes:</w:t>
+      </w:r>
+    </w:p>
+    <w:p>
+      <w:pPr>
+        <w:ind w:right="-20"/>
+        <w:jc w:val="both"/>
+        <w:rPr>
+          <w:rFonts w:ascii="Times New Roman" w:eastAsia="Times New Roman" w:hAnsi="Times New Roman" w:cs="Times New Roman"/>
+          <w:sz w:val="24"/>
+          <w:szCs w:val="24"/>
           <w:u w:val="single"/>
         </w:rPr>
-        <w:tab/>
-      </w:r>
+      </w:pPr>
       <w:r>
         <w:rPr>
           <w:rFonts w:ascii="Times New Roman" w:eastAsia="Times New Roman" w:hAnsi="Times New Roman" w:cs="Times New Roman"/>
@@ -20438,352 +16735,49 @@
           <w:u w:val="single"/>
         </w:rPr>
         <w:tab/>
-      </w:r>
-      <w:r>
+        <w:tab/>
+        <w:tab/>
+        <w:tab/>
+        <w:tab/>
+        <w:tab/>
+        <w:tab/>
+        <w:tab/>
+        <w:tab/>
+        <w:tab/>
+        <w:tab/>
+        <w:tab/>
+        <w:tab/>
+      </w:r>
+    </w:p>
+    <w:p>
+      <w:pPr>
+        <w:ind w:right="-20"/>
+        <w:jc w:val="both"/>
         <w:rPr>
           <w:rFonts w:ascii="Times New Roman" w:eastAsia="Times New Roman" w:hAnsi="Times New Roman" w:cs="Times New Roman"/>
           <w:sz w:val="24"/>
           <w:szCs w:val="24"/>
+        </w:rPr>
+      </w:pPr>
+      <w:r>
+        <w:rPr>
+          <w:rFonts w:ascii="Times New Roman" w:eastAsia="Times New Roman" w:hAnsi="Times New Roman" w:cs="Times New Roman"/>
+          <w:sz w:val="24"/>
+          <w:szCs w:val="24"/>
           <w:u w:val="single"/>
         </w:rPr>
         <w:tab/>
-      </w:r>
-      <w:r>
-        <w:rPr>
-          <w:rFonts w:ascii="Times New Roman" w:eastAsia="Times New Roman" w:hAnsi="Times New Roman" w:cs="Times New Roman"/>
-          <w:sz w:val="24"/>
-          <w:szCs w:val="24"/>
-          <w:u w:val="single"/>
-        </w:rPr>
-        <w:tab/>
-      </w:r>
-      <w:r>
-        <w:rPr>
-          <w:rFonts w:ascii="Times New Roman" w:eastAsia="Times New Roman" w:hAnsi="Times New Roman" w:cs="Times New Roman"/>
-          <w:sz w:val="24"/>
-          <w:szCs w:val="24"/>
-          <w:u w:val="single"/>
-        </w:rPr>
-        <w:tab/>
-      </w:r>
-      <w:r>
-        <w:rPr>
-          <w:rFonts w:ascii="Times New Roman" w:eastAsia="Times New Roman" w:hAnsi="Times New Roman" w:cs="Times New Roman"/>
-          <w:sz w:val="24"/>
-          <w:szCs w:val="24"/>
-          <w:u w:val="single"/>
-        </w:rPr>
-        <w:tab/>
-      </w:r>
-      <w:r>
-        <w:rPr>
-          <w:rFonts w:ascii="Times New Roman" w:eastAsia="Times New Roman" w:hAnsi="Times New Roman" w:cs="Times New Roman"/>
-          <w:sz w:val="24"/>
-          <w:szCs w:val="24"/>
-          <w:u w:val="single"/>
-        </w:rPr>
-        <w:tab/>
-      </w:r>
-      <w:r>
-        <w:rPr>
-          <w:rFonts w:ascii="Times New Roman" w:eastAsia="Times New Roman" w:hAnsi="Times New Roman" w:cs="Times New Roman"/>
-          <w:sz w:val="24"/>
-          <w:szCs w:val="24"/>
-          <w:u w:val="single"/>
-        </w:rPr>
-        <w:tab/>
-      </w:r>
-      <w:r>
-        <w:rPr>
-          <w:rFonts w:ascii="Times New Roman" w:eastAsia="Times New Roman" w:hAnsi="Times New Roman" w:cs="Times New Roman"/>
-          <w:sz w:val="24"/>
-          <w:szCs w:val="24"/>
-          <w:u w:val="single"/>
-        </w:rPr>
-        <w:tab/>
-      </w:r>
-      <w:r>
-        <w:rPr>
-          <w:rFonts w:ascii="Times New Roman" w:eastAsia="Times New Roman" w:hAnsi="Times New Roman" w:cs="Times New Roman"/>
-          <w:sz w:val="24"/>
-          <w:szCs w:val="24"/>
-          <w:u w:val="single"/>
-        </w:rPr>
-        <w:tab/>
-      </w:r>
-    </w:p>
-    <w:p>
-      <w:pPr>
-        <w:jc w:val="both"/>
-        <w:rPr>
-          <w:rFonts w:ascii="Times New Roman" w:eastAsia="Times New Roman" w:hAnsi="Times New Roman" w:cs="Times New Roman"/>
-          <w:sz w:val="24"/>
-          <w:szCs w:val="24"/>
-        </w:rPr>
-      </w:pPr>
-      <w:r>
-        <w:rPr>
-          <w:rFonts w:ascii="Times New Roman" w:eastAsia="Times New Roman" w:hAnsi="Times New Roman" w:cs="Times New Roman"/>
-          <w:sz w:val="24"/>
-          <w:szCs w:val="24"/>
-        </w:rPr>
-        <w:t>Additional Instructions about your health care wishes:</w:t>
-      </w:r>
-    </w:p>
-    <w:p>
-      <w:pPr>
-        <w:ind w:right="-20"/>
-        <w:jc w:val="both"/>
-        <w:rPr>
-          <w:rFonts w:ascii="Times New Roman" w:eastAsia="Times New Roman" w:hAnsi="Times New Roman" w:cs="Times New Roman"/>
-          <w:sz w:val="24"/>
-          <w:szCs w:val="24"/>
-          <w:u w:val="single"/>
-        </w:rPr>
-      </w:pPr>
-      <w:r>
-        <w:rPr>
-          <w:rFonts w:ascii="Times New Roman" w:eastAsia="Times New Roman" w:hAnsi="Times New Roman" w:cs="Times New Roman"/>
-          <w:sz w:val="24"/>
-          <w:szCs w:val="24"/>
-          <w:u w:val="single"/>
-        </w:rPr>
-        <w:tab/>
-      </w:r>
-      <w:r>
-        <w:rPr>
-          <w:rFonts w:ascii="Times New Roman" w:eastAsia="Times New Roman" w:hAnsi="Times New Roman" w:cs="Times New Roman"/>
-          <w:sz w:val="24"/>
-          <w:szCs w:val="24"/>
-          <w:u w:val="single"/>
-        </w:rPr>
-        <w:tab/>
-      </w:r>
-      <w:r>
-        <w:rPr>
-          <w:rFonts w:ascii="Times New Roman" w:eastAsia="Times New Roman" w:hAnsi="Times New Roman" w:cs="Times New Roman"/>
-          <w:sz w:val="24"/>
-          <w:szCs w:val="24"/>
-          <w:u w:val="single"/>
-        </w:rPr>
-        <w:tab/>
-      </w:r>
-      <w:r>
-        <w:rPr>
-          <w:rFonts w:ascii="Times New Roman" w:eastAsia="Times New Roman" w:hAnsi="Times New Roman" w:cs="Times New Roman"/>
-          <w:sz w:val="24"/>
-          <w:szCs w:val="24"/>
-          <w:u w:val="single"/>
-        </w:rPr>
-        <w:tab/>
-      </w:r>
-      <w:r>
-        <w:rPr>
-          <w:rFonts w:ascii="Times New Roman" w:eastAsia="Times New Roman" w:hAnsi="Times New Roman" w:cs="Times New Roman"/>
-          <w:sz w:val="24"/>
-          <w:szCs w:val="24"/>
-          <w:u w:val="single"/>
-        </w:rPr>
-        <w:tab/>
-      </w:r>
-      <w:r>
-        <w:rPr>
-          <w:rFonts w:ascii="Times New Roman" w:eastAsia="Times New Roman" w:hAnsi="Times New Roman" w:cs="Times New Roman"/>
-          <w:sz w:val="24"/>
-          <w:szCs w:val="24"/>
-          <w:u w:val="single"/>
-        </w:rPr>
-        <w:tab/>
-      </w:r>
-      <w:r>
-        <w:rPr>
-          <w:rFonts w:ascii="Times New Roman" w:eastAsia="Times New Roman" w:hAnsi="Times New Roman" w:cs="Times New Roman"/>
-          <w:sz w:val="24"/>
-          <w:szCs w:val="24"/>
-          <w:u w:val="single"/>
-        </w:rPr>
-        <w:tab/>
-      </w:r>
-      <w:r>
-        <w:rPr>
-          <w:rFonts w:ascii="Times New Roman" w:eastAsia="Times New Roman" w:hAnsi="Times New Roman" w:cs="Times New Roman"/>
-          <w:sz w:val="24"/>
-          <w:szCs w:val="24"/>
-          <w:u w:val="single"/>
-        </w:rPr>
-        <w:tab/>
-      </w:r>
-      <w:r>
-        <w:rPr>
-          <w:rFonts w:ascii="Times New Roman" w:eastAsia="Times New Roman" w:hAnsi="Times New Roman" w:cs="Times New Roman"/>
-          <w:sz w:val="24"/>
-          <w:szCs w:val="24"/>
-          <w:u w:val="single"/>
-        </w:rPr>
-        <w:tab/>
-      </w:r>
-      <w:r>
-        <w:rPr>
-          <w:rFonts w:ascii="Times New Roman" w:eastAsia="Times New Roman" w:hAnsi="Times New Roman" w:cs="Times New Roman"/>
-          <w:sz w:val="24"/>
-          <w:szCs w:val="24"/>
-          <w:u w:val="single"/>
-        </w:rPr>
-        <w:tab/>
-      </w:r>
-      <w:r>
-        <w:rPr>
-          <w:rFonts w:ascii="Times New Roman" w:eastAsia="Times New Roman" w:hAnsi="Times New Roman" w:cs="Times New Roman"/>
-          <w:sz w:val="24"/>
-          <w:szCs w:val="24"/>
-          <w:u w:val="single"/>
-        </w:rPr>
-        <w:tab/>
-      </w:r>
-      <w:r>
-        <w:rPr>
-          <w:rFonts w:ascii="Times New Roman" w:eastAsia="Times New Roman" w:hAnsi="Times New Roman" w:cs="Times New Roman"/>
-          <w:sz w:val="24"/>
-          <w:szCs w:val="24"/>
-          <w:u w:val="single"/>
-        </w:rPr>
-        <w:tab/>
-      </w:r>
-      <w:r>
-        <w:rPr>
-          <w:rFonts w:ascii="Times New Roman" w:eastAsia="Times New Roman" w:hAnsi="Times New Roman" w:cs="Times New Roman"/>
-          <w:sz w:val="24"/>
-          <w:szCs w:val="24"/>
-          <w:u w:val="single"/>
-        </w:rPr>
-        <w:tab/>
-      </w:r>
-    </w:p>
-    <w:p>
-      <w:pPr>
-        <w:ind w:right="-20"/>
-        <w:jc w:val="both"/>
-        <w:rPr>
-          <w:rFonts w:ascii="Times New Roman" w:eastAsia="Times New Roman" w:hAnsi="Times New Roman" w:cs="Times New Roman"/>
-          <w:sz w:val="24"/>
-          <w:szCs w:val="24"/>
-        </w:rPr>
-      </w:pPr>
-      <w:r>
-        <w:rPr>
-          <w:rFonts w:ascii="Times New Roman" w:eastAsia="Times New Roman" w:hAnsi="Times New Roman" w:cs="Times New Roman"/>
-          <w:sz w:val="24"/>
-          <w:szCs w:val="24"/>
-          <w:u w:val="single"/>
-        </w:rPr>
-        <w:tab/>
-      </w:r>
-      <w:r>
-        <w:rPr>
-          <w:rFonts w:ascii="Times New Roman" w:eastAsia="Times New Roman" w:hAnsi="Times New Roman" w:cs="Times New Roman"/>
-          <w:sz w:val="24"/>
-          <w:szCs w:val="24"/>
-          <w:u w:val="single"/>
-        </w:rPr>
-        <w:tab/>
-      </w:r>
-      <w:r>
-        <w:rPr>
-          <w:rFonts w:ascii="Times New Roman" w:eastAsia="Times New Roman" w:hAnsi="Times New Roman" w:cs="Times New Roman"/>
-          <w:sz w:val="24"/>
-          <w:szCs w:val="24"/>
-          <w:u w:val="single"/>
-        </w:rPr>
-        <w:tab/>
-      </w:r>
-      <w:r>
-        <w:rPr>
-          <w:rFonts w:ascii="Times New Roman" w:eastAsia="Times New Roman" w:hAnsi="Times New Roman" w:cs="Times New Roman"/>
-          <w:sz w:val="24"/>
-          <w:szCs w:val="24"/>
-          <w:u w:val="single"/>
-        </w:rPr>
-        <w:tab/>
-      </w:r>
-      <w:r>
-        <w:rPr>
-          <w:rFonts w:ascii="Times New Roman" w:eastAsia="Times New Roman" w:hAnsi="Times New Roman" w:cs="Times New Roman"/>
-          <w:sz w:val="24"/>
-          <w:szCs w:val="24"/>
-          <w:u w:val="single"/>
-        </w:rPr>
-        <w:tab/>
-      </w:r>
-      <w:r>
-        <w:rPr>
-          <w:rFonts w:ascii="Times New Roman" w:eastAsia="Times New Roman" w:hAnsi="Times New Roman" w:cs="Times New Roman"/>
-          <w:sz w:val="24"/>
-          <w:szCs w:val="24"/>
-          <w:u w:val="single"/>
-        </w:rPr>
-        <w:tab/>
-      </w:r>
-      <w:r>
-        <w:rPr>
-          <w:rFonts w:ascii="Times New Roman" w:eastAsia="Times New Roman" w:hAnsi="Times New Roman" w:cs="Times New Roman"/>
-          <w:sz w:val="24"/>
-          <w:szCs w:val="24"/>
-          <w:u w:val="single"/>
-        </w:rPr>
-        <w:tab/>
-      </w:r>
-      <w:r>
-        <w:rPr>
-          <w:rFonts w:ascii="Times New Roman" w:eastAsia="Times New Roman" w:hAnsi="Times New Roman" w:cs="Times New Roman"/>
-          <w:sz w:val="24"/>
-          <w:szCs w:val="24"/>
-          <w:u w:val="single"/>
-        </w:rPr>
-        <w:tab/>
-      </w:r>
-      <w:r>
-        <w:rPr>
-          <w:rFonts w:ascii="Times New Roman" w:eastAsia="Times New Roman" w:hAnsi="Times New Roman" w:cs="Times New Roman"/>
-          <w:sz w:val="24"/>
-          <w:szCs w:val="24"/>
-          <w:u w:val="single"/>
-        </w:rPr>
-        <w:tab/>
-      </w:r>
-      <w:r>
-        <w:rPr>
-          <w:rFonts w:ascii="Times New Roman" w:eastAsia="Times New Roman" w:hAnsi="Times New Roman" w:cs="Times New Roman"/>
-          <w:sz w:val="24"/>
-          <w:szCs w:val="24"/>
-          <w:u w:val="single"/>
-        </w:rPr>
-        <w:tab/>
-      </w:r>
-      <w:r>
-        <w:rPr>
-          <w:rFonts w:ascii="Times New Roman" w:eastAsia="Times New Roman" w:hAnsi="Times New Roman" w:cs="Times New Roman"/>
-          <w:sz w:val="24"/>
-          <w:szCs w:val="24"/>
-          <w:u w:val="single"/>
-        </w:rPr>
-        <w:tab/>
-      </w:r>
-      <w:r>
-        <w:rPr>
-          <w:rFonts w:ascii="Times New Roman" w:eastAsia="Times New Roman" w:hAnsi="Times New Roman" w:cs="Times New Roman"/>
-          <w:sz w:val="24"/>
-          <w:szCs w:val="24"/>
-          <w:u w:val="single"/>
-        </w:rPr>
-        <w:tab/>
-      </w:r>
-      <w:r>
-        <w:rPr>
-          <w:rFonts w:ascii="Times New Roman" w:eastAsia="Times New Roman" w:hAnsi="Times New Roman" w:cs="Times New Roman"/>
-          <w:sz w:val="24"/>
-          <w:szCs w:val="24"/>
-          <w:u w:val="single"/>
-        </w:rPr>
+        <w:tab/>
+        <w:tab/>
+        <w:tab/>
+        <w:tab/>
+        <w:tab/>
+        <w:tab/>
+        <w:tab/>
+        <w:tab/>
+        <w:tab/>
+        <w:tab/>
+        <w:tab/>
         <w:tab/>
       </w:r>
     </w:p>
@@ -21065,23 +17059,8 @@
           <w:szCs w:val="24"/>
         </w:rPr>
         <w:t>Signature: _______________________________________</w:t>
-      </w:r>
-      <w:r>
-        <w:rPr>
-          <w:rFonts w:ascii="Times New Roman" w:hAnsi="Times New Roman" w:cs="Times New Roman"/>
-          <w:sz w:val="24"/>
-          <w:szCs w:val="24"/>
-        </w:rPr>
-        <w:tab/>
-        <w:t>Date: ______________, 202</w:t>
-      </w:r>
-      <w:r>
-        <w:rPr>
-          <w:rFonts w:ascii="Times New Roman" w:hAnsi="Times New Roman" w:cs="Times New Roman"/>
-          <w:sz w:val="24"/>
-          <w:szCs w:val="24"/>
-        </w:rPr>
-        <w:t>6</w:t>
+        <w:tab/>
+        <w:t>Date: ______________, 2026</w:t>
       </w:r>
     </w:p>
     <w:p>
@@ -21111,23 +17090,7 @@
           <w:szCs w:val="24"/>
         </w:rPr>
         <w:fldChar w:fldCharType="begin"/>
-      </w:r>
-      <w:r>
-        <w:rPr>
-          <w:rFonts w:ascii="Times New Roman" w:hAnsi="Times New Roman" w:cs="Times New Roman"/>
-          <w:caps/>
-          <w:sz w:val="24"/>
-          <w:szCs w:val="24"/>
-        </w:rPr>
         <w:instrText xml:space="preserve"> MERGEFIELD Your_Preferred_Signature_Name </w:instrText>
-      </w:r>
-      <w:r>
-        <w:rPr>
-          <w:rFonts w:ascii="Times New Roman" w:hAnsi="Times New Roman" w:cs="Times New Roman"/>
-          <w:caps/>
-          <w:sz w:val="24"/>
-          <w:szCs w:val="24"/>
-        </w:rPr>
         <w:fldChar w:fldCharType="separate"/>
       </w:r>
       <w:r>
@@ -21167,29 +17130,8 @@
           <w:szCs w:val="24"/>
         </w:rPr>
         <w:t xml:space="preserve">     Residence:  </w:t>
-      </w:r>
-      <w:r>
-        <w:rPr>
-          <w:rFonts w:ascii="Times New Roman" w:hAnsi="Times New Roman" w:cs="Times New Roman"/>
-          <w:sz w:val="24"/>
-          <w:szCs w:val="24"/>
-        </w:rPr>
         <w:fldChar w:fldCharType="begin"/>
-      </w:r>
-      <w:r>
-        <w:rPr>
-          <w:rFonts w:ascii="Times New Roman" w:hAnsi="Times New Roman" w:cs="Times New Roman"/>
-          <w:sz w:val="24"/>
-          <w:szCs w:val="24"/>
-        </w:rPr>
         <w:instrText xml:space="preserve"> MERGEFIELD  City </w:instrText>
-      </w:r>
-      <w:r>
-        <w:rPr>
-          <w:rFonts w:ascii="Times New Roman" w:hAnsi="Times New Roman" w:cs="Times New Roman"/>
-          <w:sz w:val="24"/>
-          <w:szCs w:val="24"/>
-        </w:rPr>
         <w:fldChar w:fldCharType="separate"/>
       </w:r>
       <w:r>
@@ -21208,37 +17150,9 @@
           <w:szCs w:val="24"/>
         </w:rPr>
         <w:fldChar w:fldCharType="end"/>
-      </w:r>
-      <w:r>
-        <w:rPr>
-          <w:rFonts w:ascii="Times New Roman" w:hAnsi="Times New Roman" w:cs="Times New Roman"/>
-          <w:sz w:val="24"/>
-          <w:szCs w:val="24"/>
-        </w:rPr>
         <w:t xml:space="preserve">, </w:t>
-      </w:r>
-      <w:r>
-        <w:rPr>
-          <w:rFonts w:ascii="Times New Roman" w:hAnsi="Times New Roman" w:cs="Times New Roman"/>
-          <w:sz w:val="24"/>
-          <w:szCs w:val="24"/>
-        </w:rPr>
         <w:fldChar w:fldCharType="begin"/>
-      </w:r>
-      <w:r>
-        <w:rPr>
-          <w:rFonts w:ascii="Times New Roman" w:hAnsi="Times New Roman" w:cs="Times New Roman"/>
-          <w:sz w:val="24"/>
-          <w:szCs w:val="24"/>
-        </w:rPr>
         <w:instrText xml:space="preserve"> MERGEFIELD County </w:instrText>
-      </w:r>
-      <w:r>
-        <w:rPr>
-          <w:rFonts w:ascii="Times New Roman" w:hAnsi="Times New Roman" w:cs="Times New Roman"/>
-          <w:sz w:val="24"/>
-          <w:szCs w:val="24"/>
-        </w:rPr>
         <w:fldChar w:fldCharType="separate"/>
       </w:r>
       <w:r>
@@ -21257,37 +17171,9 @@
           <w:szCs w:val="24"/>
         </w:rPr>
         <w:fldChar w:fldCharType="end"/>
-      </w:r>
-      <w:r>
-        <w:rPr>
-          <w:rFonts w:ascii="Times New Roman" w:hAnsi="Times New Roman" w:cs="Times New Roman"/>
-          <w:sz w:val="24"/>
-          <w:szCs w:val="24"/>
-        </w:rPr>
         <w:t xml:space="preserve">, </w:t>
-      </w:r>
-      <w:r>
-        <w:rPr>
-          <w:rFonts w:ascii="Times New Roman" w:hAnsi="Times New Roman" w:cs="Times New Roman"/>
-          <w:sz w:val="24"/>
-          <w:szCs w:val="24"/>
-        </w:rPr>
         <w:fldChar w:fldCharType="begin"/>
-      </w:r>
-      <w:r>
-        <w:rPr>
-          <w:rFonts w:ascii="Times New Roman" w:hAnsi="Times New Roman" w:cs="Times New Roman"/>
-          <w:sz w:val="24"/>
-          <w:szCs w:val="24"/>
-        </w:rPr>
         <w:instrText xml:space="preserve"> MERGEFIELD State </w:instrText>
-      </w:r>
-      <w:r>
-        <w:rPr>
-          <w:rFonts w:ascii="Times New Roman" w:hAnsi="Times New Roman" w:cs="Times New Roman"/>
-          <w:sz w:val="24"/>
-          <w:szCs w:val="24"/>
-        </w:rPr>
         <w:fldChar w:fldCharType="separate"/>
       </w:r>
       <w:r>
@@ -21363,13 +17249,6 @@
           <w:szCs w:val="24"/>
         </w:rPr>
         <w:t xml:space="preserve">1.  </w:t>
-      </w:r>
-      <w:r>
-        <w:rPr>
-          <w:rFonts w:ascii="Times New Roman" w:hAnsi="Times New Roman" w:cs="Times New Roman"/>
-          <w:sz w:val="24"/>
-          <w:szCs w:val="24"/>
-        </w:rPr>
         <w:tab/>
         <w:t>Related to the Declarant by blood or marriage;</w:t>
       </w:r>
@@ -21391,13 +17270,6 @@
           <w:szCs w:val="24"/>
         </w:rPr>
         <w:t xml:space="preserve">2.  </w:t>
-      </w:r>
-      <w:r>
-        <w:rPr>
-          <w:rFonts w:ascii="Times New Roman" w:hAnsi="Times New Roman" w:cs="Times New Roman"/>
-          <w:sz w:val="24"/>
-          <w:szCs w:val="24"/>
-        </w:rPr>
         <w:tab/>
         <w:t>Entitled to any portion of the Declarant’s estate according to the laws of intestate succession of Utah or any will or codicil of the Declarant;</w:t>
       </w:r>
@@ -21419,13 +17291,6 @@
           <w:szCs w:val="24"/>
         </w:rPr>
         <w:t xml:space="preserve">3.  </w:t>
-      </w:r>
-      <w:r>
-        <w:rPr>
-          <w:rFonts w:ascii="Times New Roman" w:hAnsi="Times New Roman" w:cs="Times New Roman"/>
-          <w:sz w:val="24"/>
-          <w:szCs w:val="24"/>
-        </w:rPr>
         <w:tab/>
         <w:t>A beneficiary of a Life Insurance policy, trust, qualified plan, pay-on-death account, or transfer-on-death deed that is held, owned, made or established by, or on behalf of, the Declarant;</w:t>
       </w:r>
@@ -21447,13 +17312,6 @@
           <w:szCs w:val="24"/>
         </w:rPr>
         <w:t>4.</w:t>
-      </w:r>
-      <w:r>
-        <w:rPr>
-          <w:rFonts w:ascii="Times New Roman" w:hAnsi="Times New Roman" w:cs="Times New Roman"/>
-          <w:sz w:val="24"/>
-          <w:szCs w:val="24"/>
-        </w:rPr>
         <w:tab/>
         <w:t>Entitled to benefit financially upon the death of the Declarant;</w:t>
       </w:r>
@@ -21475,13 +17333,6 @@
           <w:szCs w:val="24"/>
         </w:rPr>
         <w:t>5.</w:t>
-      </w:r>
-      <w:r>
-        <w:rPr>
-          <w:rFonts w:ascii="Times New Roman" w:hAnsi="Times New Roman" w:cs="Times New Roman"/>
-          <w:sz w:val="24"/>
-          <w:szCs w:val="24"/>
-        </w:rPr>
         <w:tab/>
         <w:t xml:space="preserve">Entitled to a right to, or interest in, real or personal property upon the death of the Declarant; </w:t>
       </w:r>
@@ -21503,13 +17354,6 @@
           <w:szCs w:val="24"/>
         </w:rPr>
         <w:t>6.</w:t>
-      </w:r>
-      <w:r>
-        <w:rPr>
-          <w:rFonts w:ascii="Times New Roman" w:hAnsi="Times New Roman" w:cs="Times New Roman"/>
-          <w:sz w:val="24"/>
-          <w:szCs w:val="24"/>
-        </w:rPr>
         <w:tab/>
         <w:t>Directly financially responsible for the Declarant’s medical care;</w:t>
       </w:r>
@@ -21531,13 +17375,6 @@
           <w:szCs w:val="24"/>
         </w:rPr>
         <w:t xml:space="preserve">7.  </w:t>
-      </w:r>
-      <w:r>
-        <w:rPr>
-          <w:rFonts w:ascii="Times New Roman" w:hAnsi="Times New Roman" w:cs="Times New Roman"/>
-          <w:sz w:val="24"/>
-          <w:szCs w:val="24"/>
-        </w:rPr>
         <w:tab/>
         <w:t xml:space="preserve">A health care provider who is providing care to the Declarant or an administrator at a health care facility in which the Declarant is receiving care; or </w:t>
       </w:r>
@@ -21559,13 +17396,6 @@
           <w:szCs w:val="24"/>
         </w:rPr>
         <w:t xml:space="preserve">8.  </w:t>
-      </w:r>
-      <w:r>
-        <w:rPr>
-          <w:rFonts w:ascii="Times New Roman" w:hAnsi="Times New Roman" w:cs="Times New Roman"/>
-          <w:sz w:val="24"/>
-          <w:szCs w:val="24"/>
-        </w:rPr>
         <w:tab/>
         <w:t xml:space="preserve">The appointed agent or alternate agent.  </w:t>
       </w:r>
@@ -21597,13 +17427,6 @@
           <w:szCs w:val="24"/>
         </w:rPr>
         <w:t>Signature of Witness: ______________________________</w:t>
-      </w:r>
-      <w:r>
-        <w:rPr>
-          <w:rFonts w:ascii="Times New Roman" w:hAnsi="Times New Roman" w:cs="Times New Roman"/>
-          <w:sz w:val="24"/>
-          <w:szCs w:val="24"/>
-        </w:rPr>
         <w:tab/>
       </w:r>
     </w:p>
@@ -21740,25 +17563,7 @@
         </w:rPr>
         <w:lastRenderedPageBreak/>
         <w:fldChar w:fldCharType="begin"/>
-      </w:r>
-      <w:r>
-        <w:rPr>
-          <w:rFonts w:ascii="Times New Roman" w:hAnsi="Times New Roman" w:cs="Times New Roman"/>
-          <w:b/>
-          <w:bCs/>
-          <w:sz w:val="36"/>
-          <w:szCs w:val="36"/>
-        </w:rPr>
         <w:instrText xml:space="preserve"> MERGEFIELD Your_First_Name </w:instrText>
-      </w:r>
-      <w:r>
-        <w:rPr>
-          <w:rFonts w:ascii="Times New Roman" w:hAnsi="Times New Roman" w:cs="Times New Roman"/>
-          <w:b/>
-          <w:bCs/>
-          <w:sz w:val="36"/>
-          <w:szCs w:val="36"/>
-        </w:rPr>
         <w:fldChar w:fldCharType="separate"/>
       </w:r>
       <w:r>
@@ -21781,45 +17586,9 @@
           <w:szCs w:val="36"/>
         </w:rPr>
         <w:fldChar w:fldCharType="end"/>
-      </w:r>
-      <w:r>
-        <w:rPr>
-          <w:rFonts w:ascii="Times New Roman" w:hAnsi="Times New Roman" w:cs="Times New Roman"/>
-          <w:b/>
-          <w:bCs/>
-          <w:sz w:val="36"/>
-          <w:szCs w:val="36"/>
-        </w:rPr>
         <w:t xml:space="preserve">  </w:t>
-      </w:r>
-      <w:r>
-        <w:rPr>
-          <w:rFonts w:ascii="Times New Roman" w:hAnsi="Times New Roman" w:cs="Times New Roman"/>
-          <w:b/>
-          <w:bCs/>
-          <w:sz w:val="36"/>
-          <w:szCs w:val="36"/>
-        </w:rPr>
         <w:fldChar w:fldCharType="begin"/>
-      </w:r>
-      <w:r>
-        <w:rPr>
-          <w:rFonts w:ascii="Times New Roman" w:hAnsi="Times New Roman" w:cs="Times New Roman"/>
-          <w:b/>
-          <w:bCs/>
-          <w:sz w:val="36"/>
-          <w:szCs w:val="36"/>
-        </w:rPr>
         <w:instrText xml:space="preserve"> MERGEFIELD Your_Last_Name </w:instrText>
-      </w:r>
-      <w:r>
-        <w:rPr>
-          <w:rFonts w:ascii="Times New Roman" w:hAnsi="Times New Roman" w:cs="Times New Roman"/>
-          <w:b/>
-          <w:bCs/>
-          <w:sz w:val="36"/>
-          <w:szCs w:val="36"/>
-        </w:rPr>
         <w:fldChar w:fldCharType="separate"/>
       </w:r>
       <w:r>
@@ -21862,25 +17631,7 @@
           <w:szCs w:val="36"/>
         </w:rPr>
         <w:fldChar w:fldCharType="begin"/>
-      </w:r>
-      <w:r>
-        <w:rPr>
-          <w:rFonts w:ascii="Times New Roman" w:hAnsi="Times New Roman" w:cs="Times New Roman"/>
-          <w:b/>
-          <w:bCs/>
-          <w:sz w:val="36"/>
-          <w:szCs w:val="36"/>
-        </w:rPr>
         <w:instrText xml:space="preserve"> DATE  \@ "yyyy" </w:instrText>
-      </w:r>
-      <w:r>
-        <w:rPr>
-          <w:rFonts w:ascii="Times New Roman" w:hAnsi="Times New Roman" w:cs="Times New Roman"/>
-          <w:b/>
-          <w:bCs/>
-          <w:sz w:val="36"/>
-          <w:szCs w:val="36"/>
-        </w:rPr>
         <w:fldChar w:fldCharType="separate"/>
       </w:r>
       <w:r>
@@ -21903,15 +17654,6 @@
           <w:szCs w:val="36"/>
         </w:rPr>
         <w:fldChar w:fldCharType="end"/>
-      </w:r>
-      <w:r>
-        <w:rPr>
-          <w:rFonts w:ascii="Times New Roman" w:hAnsi="Times New Roman" w:cs="Times New Roman"/>
-          <w:b/>
-          <w:bCs/>
-          <w:sz w:val="36"/>
-          <w:szCs w:val="36"/>
-        </w:rPr>
         <w:t xml:space="preserve"> ESTATE PLANNING DOCUMENTS</w:t>
       </w:r>
     </w:p>
